--- a/ConsultaMedica/Sistema de Gerenciamento de Consultas Médicas.docx
+++ b/ConsultaMedica/Sistema de Gerenciamento de Consultas Médicas.docx
@@ -1,479 +1,608 @@
 
 <file path=word/document.xml><?xml version="1.0" encoding="utf-8"?>
-<w:document xmlns:wpc="http://schemas.microsoft.com/office/word/2010/wordprocessingCanvas" xmlns:cx="http://schemas.microsoft.com/office/drawing/2014/chartex" xmlns:cx1="http://schemas.microsoft.com/office/drawing/2015/9/8/chartex" xmlns:cx2="http://schemas.microsoft.com/office/drawing/2015/10/21/chartex" xmlns:cx3="http://schemas.microsoft.com/office/drawing/2016/5/9/chartex" xmlns:cx4="http://schemas.microsoft.com/office/drawing/2016/5/10/chartex" xmlns:cx5="http://schemas.microsoft.com/office/drawing/2016/5/11/chartex" xmlns:cx6="http://schemas.microsoft.com/office/drawing/2016/5/12/chartex" xmlns:cx7="http://schemas.microsoft.com/office/drawing/2016/5/13/chartex" xmlns:cx8="http://schemas.microsoft.com/office/drawing/2016/5/14/chartex" xmlns:mc="http://schemas.openxmlformats.org/markup-compatibility/2006" xmlns:aink="http://schemas.microsoft.com/office/drawing/2016/ink" xmlns:am3d="http://schemas.microsoft.com/office/drawing/2017/model3d" xmlns:o="urn:schemas-microsoft-com:office:office" xmlns:r="http://schemas.openxmlformats.org/officeDocument/2006/relationships" xmlns:m="http://schemas.openxmlformats.org/officeDocument/2006/math" xmlns:v="urn:schemas-microsoft-com:vml" xmlns:wp14="http://schemas.microsoft.com/office/word/2010/wordprocessingDrawing" xmlns:wp="http://schemas.openxmlformats.org/drawingml/2006/wordprocessingDrawing" xmlns:w10="urn:schemas-microsoft-com:office:word" xmlns:w="http://schemas.openxmlformats.org/wordprocessingml/2006/main" xmlns:w14="http://schemas.microsoft.com/office/word/2010/wordml" xmlns:w15="http://schemas.microsoft.com/office/word/2012/wordml" xmlns:w16cid="http://schemas.microsoft.com/office/word/2016/wordml/cid" xmlns:w16se="http://schemas.microsoft.com/office/word/2015/wordml/symex" xmlns:wpg="http://schemas.microsoft.com/office/word/2010/wordprocessingGroup" xmlns:wpi="http://schemas.microsoft.com/office/word/2010/wordprocessingInk" xmlns:wne="http://schemas.microsoft.com/office/word/2006/wordml" xmlns:wps="http://schemas.microsoft.com/office/word/2010/wordprocessingShape" mc:Ignorable="w14 w15 w16se w16cid wp14">
+<w:document xmlns:wpc="http://schemas.microsoft.com/office/word/2010/wordprocessingCanvas" xmlns:cx="http://schemas.microsoft.com/office/drawing/2014/chartex" xmlns:cx1="http://schemas.microsoft.com/office/drawing/2015/9/8/chartex" xmlns:cx2="http://schemas.microsoft.com/office/drawing/2015/10/21/chartex" xmlns:cx3="http://schemas.microsoft.com/office/drawing/2016/5/9/chartex" xmlns:cx4="http://schemas.microsoft.com/office/drawing/2016/5/10/chartex" xmlns:cx5="http://schemas.microsoft.com/office/drawing/2016/5/11/chartex" xmlns:cx6="http://schemas.microsoft.com/office/drawing/2016/5/12/chartex" xmlns:cx7="http://schemas.microsoft.com/office/drawing/2016/5/13/chartex" xmlns:cx8="http://schemas.microsoft.com/office/drawing/2016/5/14/chartex" xmlns:mc="http://schemas.openxmlformats.org/markup-compatibility/2006" xmlns:aink="http://schemas.microsoft.com/office/drawing/2016/ink" xmlns:am3d="http://schemas.microsoft.com/office/drawing/2017/model3d" xmlns:o="urn:schemas-microsoft-com:office:office" xmlns:oel="http://schemas.microsoft.com/office/2019/extlst" xmlns:r="http://schemas.openxmlformats.org/officeDocument/2006/relationships" xmlns:m="http://schemas.openxmlformats.org/officeDocument/2006/math" xmlns:v="urn:schemas-microsoft-com:vml" xmlns:wp14="http://schemas.microsoft.com/office/word/2010/wordprocessingDrawing" xmlns:wp="http://schemas.openxmlformats.org/drawingml/2006/wordprocessingDrawing" xmlns:w10="urn:schemas-microsoft-com:office:word" xmlns:w="http://schemas.openxmlformats.org/wordprocessingml/2006/main" xmlns:w14="http://schemas.microsoft.com/office/word/2010/wordml" xmlns:w15="http://schemas.microsoft.com/office/word/2012/wordml" xmlns:w16cex="http://schemas.microsoft.com/office/word/2018/wordml/cex" xmlns:w16cid="http://schemas.microsoft.com/office/word/2016/wordml/cid" xmlns:w16="http://schemas.microsoft.com/office/word/2018/wordml" xmlns:w16du="http://schemas.microsoft.com/office/word/2023/wordml/word16du" xmlns:w16sdtdh="http://schemas.microsoft.com/office/word/2020/wordml/sdtdatahash" xmlns:w16se="http://schemas.microsoft.com/office/word/2015/wordml/symex" xmlns:wpg="http://schemas.microsoft.com/office/word/2010/wordprocessingGroup" xmlns:wpi="http://schemas.microsoft.com/office/word/2010/wordprocessingInk" xmlns:wne="http://schemas.microsoft.com/office/word/2006/wordml" xmlns:wps="http://schemas.microsoft.com/office/word/2010/wordprocessingShape" mc:Ignorable="w14 w15 w16se w16cid w16 w16cex w16sdtdh w16du wp14">
   <w:body>
     <w:p>
-      <w:pPr>
+      <w:r>
         <w:rPr>
           <w:b/>
-          <w:sz w:val="28"/>
-          <w:szCs w:val="28"/>
+          <w:bCs/>
         </w:rPr>
+        <w:t>Sistema de Gerenciamento de Consultas Médicas</w:t>
+      </w:r>
+    </w:p>
+    <w:p>
+      <w:pPr>
+        <w:numPr>
+          <w:ilvl w:val="0"/>
+          <w:numId w:val="22"/>
+        </w:numPr>
       </w:pPr>
       <w:r>
         <w:rPr>
-          <w:rFonts w:ascii="Arial" w:hAnsi="Arial" w:cs="Arial"/>
           <w:b/>
           <w:bCs/>
-          <w:color w:val="000000"/>
-          <w:sz w:val="26"/>
-          <w:szCs w:val="26"/>
         </w:rPr>
-        <w:t>Sistema de Gerenciamento de Consultas Médicas</w:t>
-      </w:r>
-    </w:p>
-    <w:p>
-      <w:pPr>
-        <w:pStyle w:val="PargrafodaLista"/>
-        <w:numPr>
-          <w:ilvl w:val="0"/>
-          <w:numId w:val="16"/>
-        </w:numPr>
+        <w:t>Diagrama</w:t>
+      </w:r>
+    </w:p>
+    <w:p>
+      <w:r>
         <w:rPr>
           <w:b/>
+          <w:bCs/>
         </w:rPr>
+        <w:t>Models</w:t>
+      </w:r>
+    </w:p>
+    <w:p>
+      <w:pPr>
+        <w:numPr>
+          <w:ilvl w:val="0"/>
+          <w:numId w:val="23"/>
+        </w:numPr>
       </w:pPr>
       <w:r>
         <w:rPr>
           <w:b/>
-          <w:sz w:val="28"/>
-          <w:szCs w:val="28"/>
+          <w:bCs/>
         </w:rPr>
-        <w:t>Diagrama</w:t>
-      </w:r>
-    </w:p>
-    <w:p>
-      <w:pPr>
+        <w:t>User</w:t>
+      </w:r>
+    </w:p>
+    <w:p>
+      <w:pPr>
+        <w:numPr>
+          <w:ilvl w:val="1"/>
+          <w:numId w:val="23"/>
+        </w:numPr>
+      </w:pPr>
+      <w:r>
+        <w:t>Name</w:t>
+      </w:r>
+    </w:p>
+    <w:p>
+      <w:pPr>
+        <w:numPr>
+          <w:ilvl w:val="1"/>
+          <w:numId w:val="23"/>
+        </w:numPr>
+      </w:pPr>
+      <w:r>
+        <w:t>Email</w:t>
+      </w:r>
+    </w:p>
+    <w:p>
+      <w:pPr>
+        <w:numPr>
+          <w:ilvl w:val="1"/>
+          <w:numId w:val="23"/>
+        </w:numPr>
+      </w:pPr>
+      <w:r>
+        <w:t>Password</w:t>
+      </w:r>
+    </w:p>
+    <w:p>
+      <w:pPr>
+        <w:numPr>
+          <w:ilvl w:val="1"/>
+          <w:numId w:val="23"/>
+        </w:numPr>
+      </w:pPr>
+      <w:r>
+        <w:t>Telefone</w:t>
+      </w:r>
+    </w:p>
+    <w:p>
+      <w:pPr>
+        <w:numPr>
+          <w:ilvl w:val="1"/>
+          <w:numId w:val="23"/>
+        </w:numPr>
+      </w:pPr>
+      <w:r>
+        <w:t>Tipo usuário (medico, paciente)</w:t>
+      </w:r>
+    </w:p>
+    <w:p>
+      <w:pPr>
+        <w:numPr>
+          <w:ilvl w:val="0"/>
+          <w:numId w:val="23"/>
+        </w:numPr>
+      </w:pPr>
+      <w:r>
         <w:rPr>
           <w:b/>
+          <w:bCs/>
         </w:rPr>
-      </w:pPr>
-      <w:proofErr w:type="spellStart"/>
+        <w:t>Consulta</w:t>
+      </w:r>
+    </w:p>
+    <w:p>
+      <w:pPr>
+        <w:numPr>
+          <w:ilvl w:val="1"/>
+          <w:numId w:val="23"/>
+        </w:numPr>
+      </w:pPr>
+      <w:r>
+        <w:t>Nome</w:t>
+      </w:r>
+    </w:p>
+    <w:p>
+      <w:pPr>
+        <w:numPr>
+          <w:ilvl w:val="1"/>
+          <w:numId w:val="23"/>
+        </w:numPr>
+      </w:pPr>
+      <w:r>
+        <w:t>CRM</w:t>
+      </w:r>
+    </w:p>
+    <w:p>
+      <w:pPr>
+        <w:numPr>
+          <w:ilvl w:val="1"/>
+          <w:numId w:val="23"/>
+        </w:numPr>
+      </w:pPr>
+      <w:r>
+        <w:t>Especialidade</w:t>
+      </w:r>
+    </w:p>
+    <w:p>
+      <w:pPr>
+        <w:numPr>
+          <w:ilvl w:val="1"/>
+          <w:numId w:val="23"/>
+        </w:numPr>
+      </w:pPr>
+      <w:r>
+        <w:t>Data</w:t>
+      </w:r>
+      <w:r>
+        <w:t xml:space="preserve"> da consulta</w:t>
+      </w:r>
+    </w:p>
+    <w:p>
+      <w:pPr>
+        <w:numPr>
+          <w:ilvl w:val="1"/>
+          <w:numId w:val="23"/>
+        </w:numPr>
+      </w:pPr>
+      <w:r>
+        <w:t>Horário</w:t>
+      </w:r>
+    </w:p>
+    <w:p>
+      <w:pPr>
+        <w:numPr>
+          <w:ilvl w:val="1"/>
+          <w:numId w:val="23"/>
+        </w:numPr>
+      </w:pPr>
+      <w:r>
+        <w:t>Status (agendado, cancelado, concluído, pendente)</w:t>
+      </w:r>
+    </w:p>
+    <w:p>
+      <w:pPr>
+        <w:numPr>
+          <w:ilvl w:val="1"/>
+          <w:numId w:val="23"/>
+        </w:numPr>
+      </w:pPr>
+      <w:r>
+        <w:t>Disponível (Sim/Não)</w:t>
+      </w:r>
+    </w:p>
+    <w:p>
+      <w:pPr>
+        <w:numPr>
+          <w:ilvl w:val="0"/>
+          <w:numId w:val="23"/>
+        </w:numPr>
+      </w:pPr>
       <w:r>
         <w:rPr>
           <w:b/>
+          <w:bCs/>
         </w:rPr>
-        <w:t>Models</w:t>
-      </w:r>
-      <w:proofErr w:type="spellEnd"/>
-    </w:p>
-    <w:p>
-      <w:proofErr w:type="spellStart"/>
-      <w:r>
-        <w:t>User</w:t>
-      </w:r>
-      <w:proofErr w:type="spellEnd"/>
-      <w:r>
-        <w:t xml:space="preserve"> </w:t>
-      </w:r>
-    </w:p>
-    <w:p/>
-    <w:p>
-      <w:pPr>
-        <w:pStyle w:val="PargrafodaLista"/>
-        <w:numPr>
-          <w:ilvl w:val="0"/>
-          <w:numId w:val="1"/>
-        </w:numPr>
-      </w:pPr>
-      <w:proofErr w:type="spellStart"/>
-      <w:r>
-        <w:t>Name</w:t>
-      </w:r>
-      <w:proofErr w:type="spellEnd"/>
-    </w:p>
-    <w:p>
-      <w:pPr>
-        <w:pStyle w:val="PargrafodaLista"/>
-        <w:numPr>
-          <w:ilvl w:val="0"/>
-          <w:numId w:val="1"/>
-        </w:numPr>
-      </w:pPr>
-      <w:proofErr w:type="spellStart"/>
-      <w:r>
-        <w:t>Email</w:t>
-      </w:r>
-      <w:proofErr w:type="spellEnd"/>
-    </w:p>
-    <w:p>
-      <w:pPr>
-        <w:pStyle w:val="PargrafodaLista"/>
-        <w:numPr>
-          <w:ilvl w:val="0"/>
-          <w:numId w:val="1"/>
-        </w:numPr>
-      </w:pPr>
-      <w:proofErr w:type="spellStart"/>
-      <w:r>
-        <w:t>Password</w:t>
-      </w:r>
-      <w:proofErr w:type="spellEnd"/>
-    </w:p>
-    <w:p>
-      <w:pPr>
-        <w:pStyle w:val="PargrafodaLista"/>
-        <w:numPr>
-          <w:ilvl w:val="0"/>
-          <w:numId w:val="1"/>
-        </w:numPr>
-      </w:pPr>
-      <w:r>
-        <w:t>Endereço</w:t>
-      </w:r>
-    </w:p>
-    <w:p>
-      <w:pPr>
-        <w:pStyle w:val="PargrafodaLista"/>
-        <w:numPr>
-          <w:ilvl w:val="0"/>
-          <w:numId w:val="1"/>
-        </w:numPr>
-      </w:pPr>
-      <w:r>
-        <w:t>Telefone</w:t>
-      </w:r>
-    </w:p>
-    <w:p>
-      <w:pPr>
-        <w:pStyle w:val="PargrafodaLista"/>
-        <w:numPr>
-          <w:ilvl w:val="0"/>
-          <w:numId w:val="1"/>
-        </w:numPr>
-      </w:pPr>
-      <w:r>
-        <w:t>Tipo usuário</w:t>
-      </w:r>
-    </w:p>
-    <w:p>
-      <w:pPr>
+        <w:t>Agendamento</w:t>
+      </w:r>
+    </w:p>
+    <w:p>
+      <w:pPr>
+        <w:numPr>
+          <w:ilvl w:val="1"/>
+          <w:numId w:val="23"/>
+        </w:numPr>
+      </w:pPr>
+      <w:r>
+        <w:t>Consulta_id</w:t>
+      </w:r>
+    </w:p>
+    <w:p>
+      <w:pPr>
+        <w:numPr>
+          <w:ilvl w:val="1"/>
+          <w:numId w:val="23"/>
+        </w:numPr>
+      </w:pPr>
+      <w:r>
+        <w:t>User_id</w:t>
+      </w:r>
+    </w:p>
+    <w:p>
+      <w:pPr>
+        <w:numPr>
+          <w:ilvl w:val="1"/>
+          <w:numId w:val="23"/>
+        </w:numPr>
+      </w:pPr>
+      <w:r>
+        <w:t>Data_agendamento</w:t>
+      </w:r>
+    </w:p>
+    <w:p>
+      <w:r>
         <w:rPr>
           <w:b/>
+          <w:bCs/>
         </w:rPr>
+        <w:t>Controllers</w:t>
+      </w:r>
+    </w:p>
+    <w:p>
+      <w:pPr>
+        <w:numPr>
+          <w:ilvl w:val="0"/>
+          <w:numId w:val="24"/>
+        </w:numPr>
       </w:pPr>
       <w:r>
         <w:rPr>
           <w:b/>
+          <w:bCs/>
         </w:rPr>
-        <w:t>Consulta</w:t>
-      </w:r>
-    </w:p>
-    <w:p>
-      <w:pPr>
-        <w:pStyle w:val="PargrafodaLista"/>
+        <w:t>UserController</w:t>
+      </w:r>
+    </w:p>
+    <w:p>
+      <w:pPr>
+        <w:numPr>
+          <w:ilvl w:val="1"/>
+          <w:numId w:val="24"/>
+        </w:numPr>
+      </w:pPr>
+      <w:r>
+        <w:t>CRUD para usuários (criação, leitura, atualização e exclusão)</w:t>
+      </w:r>
+    </w:p>
+    <w:p>
+      <w:pPr>
+        <w:numPr>
+          <w:ilvl w:val="1"/>
+          <w:numId w:val="24"/>
+        </w:numPr>
+      </w:pPr>
+      <w:r>
+        <w:t>Autenticação e autorização</w:t>
+      </w:r>
+    </w:p>
+    <w:p>
+      <w:pPr>
+        <w:numPr>
+          <w:ilvl w:val="1"/>
+          <w:numId w:val="24"/>
+        </w:numPr>
+      </w:pPr>
+      <w:r>
+        <w:t>Gerenciamento de perfis de usuário</w:t>
+      </w:r>
+    </w:p>
+    <w:p>
+      <w:pPr>
+        <w:numPr>
+          <w:ilvl w:val="1"/>
+          <w:numId w:val="24"/>
+        </w:numPr>
+      </w:pPr>
+      <w:r>
+        <w:t>Recuperação de senha</w:t>
+      </w:r>
+    </w:p>
+    <w:p>
+      <w:pPr>
         <w:numPr>
           <w:ilvl w:val="0"/>
-          <w:numId w:val="2"/>
-        </w:numPr>
-      </w:pPr>
-      <w:r>
-        <w:t>nome</w:t>
-      </w:r>
-    </w:p>
-    <w:p>
-      <w:pPr>
-        <w:pStyle w:val="PargrafodaLista"/>
+          <w:numId w:val="24"/>
+        </w:numPr>
+      </w:pPr>
+      <w:r>
+        <w:rPr>
+          <w:b/>
+          <w:bCs/>
+        </w:rPr>
+        <w:t>ConsultaController</w:t>
+      </w:r>
+    </w:p>
+    <w:p>
+      <w:pPr>
+        <w:numPr>
+          <w:ilvl w:val="1"/>
+          <w:numId w:val="24"/>
+        </w:numPr>
+      </w:pPr>
+      <w:r>
+        <w:t>Agendamento de consultas</w:t>
+      </w:r>
+    </w:p>
+    <w:p>
+      <w:pPr>
+        <w:numPr>
+          <w:ilvl w:val="1"/>
+          <w:numId w:val="24"/>
+        </w:numPr>
+      </w:pPr>
+      <w:r>
+        <w:t>Edição de consultas agendadas</w:t>
+      </w:r>
+    </w:p>
+    <w:p>
+      <w:pPr>
+        <w:numPr>
+          <w:ilvl w:val="1"/>
+          <w:numId w:val="24"/>
+        </w:numPr>
+      </w:pPr>
+      <w:r>
+        <w:t>Cancelamento de consultas</w:t>
+      </w:r>
+    </w:p>
+    <w:p>
+      <w:pPr>
+        <w:numPr>
+          <w:ilvl w:val="1"/>
+          <w:numId w:val="24"/>
+        </w:numPr>
+      </w:pPr>
+      <w:r>
+        <w:lastRenderedPageBreak/>
+        <w:t>Visualização de consultas por status (agendadas, canceladas, concluídas, pendentes)</w:t>
+      </w:r>
+    </w:p>
+    <w:p>
+      <w:pPr>
+        <w:numPr>
+          <w:ilvl w:val="1"/>
+          <w:numId w:val="24"/>
+        </w:numPr>
+      </w:pPr>
+      <w:r>
+        <w:t>Filtro de consultas por data, médico e especialidade</w:t>
+      </w:r>
+    </w:p>
+    <w:p>
+      <w:pPr>
         <w:numPr>
           <w:ilvl w:val="0"/>
-          <w:numId w:val="2"/>
-        </w:numPr>
-      </w:pPr>
-      <w:bookmarkStart w:id="0" w:name="_GoBack"/>
-      <w:r>
-        <w:t>CRM</w:t>
-      </w:r>
-    </w:p>
-    <w:bookmarkEnd w:id="0"/>
-    <w:p>
-      <w:pPr>
-        <w:pStyle w:val="PargrafodaLista"/>
-        <w:numPr>
-          <w:ilvl w:val="0"/>
-          <w:numId w:val="2"/>
-        </w:numPr>
-      </w:pPr>
-      <w:r>
-        <w:t>Especialidade</w:t>
-      </w:r>
-    </w:p>
-    <w:p>
-      <w:pPr>
-        <w:pStyle w:val="PargrafodaLista"/>
-        <w:numPr>
-          <w:ilvl w:val="0"/>
-          <w:numId w:val="2"/>
-        </w:numPr>
-      </w:pPr>
-      <w:r>
-        <w:t>data</w:t>
-      </w:r>
-    </w:p>
-    <w:p>
-      <w:pPr>
-        <w:pStyle w:val="PargrafodaLista"/>
-        <w:numPr>
-          <w:ilvl w:val="0"/>
-          <w:numId w:val="2"/>
-        </w:numPr>
-      </w:pPr>
-      <w:r>
-        <w:t>período</w:t>
-      </w:r>
-    </w:p>
-    <w:p>
-      <w:pPr>
-        <w:pStyle w:val="PargrafodaLista"/>
-        <w:numPr>
-          <w:ilvl w:val="0"/>
-          <w:numId w:val="2"/>
-        </w:numPr>
-      </w:pPr>
-      <w:r>
-        <w:t>Status (agendado, cancelado, concluído</w:t>
-      </w:r>
-      <w:r>
-        <w:t>, pendente</w:t>
-      </w:r>
-      <w:r>
-        <w:t>)</w:t>
-      </w:r>
-    </w:p>
-    <w:p>
-      <w:proofErr w:type="spellStart"/>
-      <w:r>
-        <w:t>Controllers</w:t>
-      </w:r>
-      <w:proofErr w:type="spellEnd"/>
-    </w:p>
-    <w:p>
-      <w:proofErr w:type="spellStart"/>
-      <w:r>
-        <w:t>UserController</w:t>
-      </w:r>
-      <w:proofErr w:type="spellEnd"/>
-      <w:r>
-        <w:t>:</w:t>
-      </w:r>
-    </w:p>
-    <w:p>
-      <w:pPr>
-        <w:pStyle w:val="PargrafodaLista"/>
-        <w:numPr>
-          <w:ilvl w:val="0"/>
-          <w:numId w:val="4"/>
-        </w:numPr>
-      </w:pPr>
-      <w:r>
-        <w:t>CRUD para usuários (criação, leitura, atualização e exclusão).</w:t>
-      </w:r>
-    </w:p>
-    <w:p>
-      <w:pPr>
-        <w:pStyle w:val="PargrafodaLista"/>
-        <w:numPr>
-          <w:ilvl w:val="0"/>
-          <w:numId w:val="4"/>
-        </w:numPr>
-      </w:pPr>
-      <w:r>
-        <w:t>Autenticação e autorização.</w:t>
-      </w:r>
-    </w:p>
-    <w:p>
-      <w:pPr>
-        <w:pStyle w:val="PargrafodaLista"/>
-        <w:numPr>
-          <w:ilvl w:val="0"/>
-          <w:numId w:val="4"/>
-        </w:numPr>
-      </w:pPr>
-      <w:r>
-        <w:t>Gerenciamento de perfis de usuário.</w:t>
-      </w:r>
-    </w:p>
-    <w:p>
-      <w:pPr>
-        <w:pStyle w:val="PargrafodaLista"/>
-        <w:numPr>
-          <w:ilvl w:val="0"/>
-          <w:numId w:val="4"/>
-        </w:numPr>
-      </w:pPr>
-      <w:r>
-        <w:t>Recuperação de senha.</w:t>
-      </w:r>
-    </w:p>
-    <w:p>
-      <w:proofErr w:type="spellStart"/>
-      <w:r>
-        <w:t>ConsultaController</w:t>
-      </w:r>
-      <w:proofErr w:type="spellEnd"/>
-      <w:r>
-        <w:t>:</w:t>
-      </w:r>
-    </w:p>
-    <w:p>
-      <w:pPr>
-        <w:pStyle w:val="PargrafodaLista"/>
-        <w:numPr>
-          <w:ilvl w:val="0"/>
-          <w:numId w:val="5"/>
-        </w:numPr>
-      </w:pPr>
-      <w:r>
-        <w:t>Agendamento de consultas.</w:t>
-      </w:r>
-    </w:p>
-    <w:p>
-      <w:pPr>
-        <w:pStyle w:val="PargrafodaLista"/>
-        <w:numPr>
-          <w:ilvl w:val="0"/>
-          <w:numId w:val="5"/>
-        </w:numPr>
-      </w:pPr>
-      <w:r>
-        <w:t>Edição de consultas agendadas.</w:t>
-      </w:r>
-    </w:p>
-    <w:p>
-      <w:pPr>
-        <w:pStyle w:val="PargrafodaLista"/>
-        <w:numPr>
-          <w:ilvl w:val="0"/>
-          <w:numId w:val="5"/>
-        </w:numPr>
-      </w:pPr>
-      <w:r>
-        <w:t>Cancelamento de consultas.</w:t>
-      </w:r>
-    </w:p>
-    <w:p>
-      <w:pPr>
-        <w:pStyle w:val="PargrafodaLista"/>
-        <w:numPr>
-          <w:ilvl w:val="0"/>
-          <w:numId w:val="5"/>
-        </w:numPr>
-      </w:pPr>
-      <w:r>
-        <w:t>Visualização de consultas por status (agendadas, canceladas, concluídas</w:t>
-      </w:r>
-      <w:r>
-        <w:t>, pendente</w:t>
-      </w:r>
-      <w:r>
-        <w:t>).</w:t>
-      </w:r>
-    </w:p>
-    <w:p>
-      <w:pPr>
-        <w:pStyle w:val="PargrafodaLista"/>
-        <w:numPr>
-          <w:ilvl w:val="0"/>
-          <w:numId w:val="5"/>
-        </w:numPr>
-      </w:pPr>
-      <w:r>
-        <w:t>Filtro de consultas por data, médico e especialidade.</w:t>
-      </w:r>
-    </w:p>
-    <w:p>
-      <w:pPr>
+          <w:numId w:val="24"/>
+        </w:numPr>
+      </w:pPr>
+      <w:r>
         <w:rPr>
-          <w:noProof/>
+          <w:b/>
+          <w:bCs/>
         </w:rPr>
-      </w:pPr>
-    </w:p>
-    <w:p>
+        <w:t>AgendamentoController</w:t>
+      </w:r>
+    </w:p>
+    <w:p>
+      <w:pPr>
+        <w:numPr>
+          <w:ilvl w:val="1"/>
+          <w:numId w:val="24"/>
+        </w:numPr>
+      </w:pPr>
       <w:r>
         <w:rPr>
-          <w:noProof/>
+          <w:b/>
+          <w:bCs/>
         </w:rPr>
-        <w:lastRenderedPageBreak/>
-        <w:drawing>
-          <wp:inline distT="0" distB="0" distL="0" distR="0">
-            <wp:extent cx="5400675" cy="3933825"/>
-            <wp:effectExtent l="0" t="0" r="9525" b="9525"/>
-            <wp:docPr id="2" name="Imagem 2"/>
-            <wp:cNvGraphicFramePr>
-              <a:graphicFrameLocks xmlns:a="http://schemas.openxmlformats.org/drawingml/2006/main" noChangeAspect="1"/>
-            </wp:cNvGraphicFramePr>
-            <a:graphic xmlns:a="http://schemas.openxmlformats.org/drawingml/2006/main">
-              <a:graphicData uri="http://schemas.openxmlformats.org/drawingml/2006/picture">
-                <pic:pic xmlns:pic="http://schemas.openxmlformats.org/drawingml/2006/picture">
-                  <pic:nvPicPr>
-                    <pic:cNvPr id="0" name="Picture 2"/>
-                    <pic:cNvPicPr>
-                      <a:picLocks noChangeAspect="1" noChangeArrowheads="1"/>
-                    </pic:cNvPicPr>
-                  </pic:nvPicPr>
-                  <pic:blipFill>
-                    <a:blip r:embed="rId5">
-                      <a:extLst>
-                        <a:ext uri="{28A0092B-C50C-407E-A947-70E740481C1C}">
-                          <a14:useLocalDpi xmlns:a14="http://schemas.microsoft.com/office/drawing/2010/main" val="0"/>
-                        </a:ext>
-                      </a:extLst>
-                    </a:blip>
-                    <a:srcRect/>
-                    <a:stretch>
-                      <a:fillRect/>
-                    </a:stretch>
-                  </pic:blipFill>
-                  <pic:spPr bwMode="auto">
-                    <a:xfrm>
-                      <a:off x="0" y="0"/>
-                      <a:ext cx="5400675" cy="3933825"/>
-                    </a:xfrm>
-                    <a:prstGeom prst="rect">
-                      <a:avLst/>
-                    </a:prstGeom>
-                    <a:noFill/>
-                    <a:ln>
-                      <a:noFill/>
-                    </a:ln>
-                  </pic:spPr>
-                </pic:pic>
-              </a:graphicData>
-            </a:graphic>
-          </wp:inline>
-        </w:drawing>
+        <w:t>Funções:</w:t>
+      </w:r>
+    </w:p>
+    <w:p>
+      <w:pPr>
+        <w:numPr>
+          <w:ilvl w:val="2"/>
+          <w:numId w:val="24"/>
+        </w:numPr>
+      </w:pPr>
+      <w:r>
+        <w:rPr>
+          <w:b/>
+          <w:bCs/>
+        </w:rPr>
+        <w:t>Armazenar Agendamento:</w:t>
+      </w:r>
+    </w:p>
+    <w:p>
+      <w:pPr>
+        <w:numPr>
+          <w:ilvl w:val="3"/>
+          <w:numId w:val="24"/>
+        </w:numPr>
+      </w:pPr>
+      <w:r>
+        <w:t>Cria um novo agendamento associando uma consulta a um usuário.</w:t>
+      </w:r>
+    </w:p>
+    <w:p>
+      <w:pPr>
+        <w:numPr>
+          <w:ilvl w:val="3"/>
+          <w:numId w:val="24"/>
+        </w:numPr>
+      </w:pPr>
+      <w:r>
+        <w:t>Recebe dados de consulta_id, user_id e data_agendamento.</w:t>
+      </w:r>
+    </w:p>
+    <w:p>
+      <w:pPr>
+        <w:numPr>
+          <w:ilvl w:val="3"/>
+          <w:numId w:val="24"/>
+        </w:numPr>
+      </w:pPr>
+      <w:r>
+        <w:t>Valida e salva o agendamento no banco de dados.</w:t>
+      </w:r>
+    </w:p>
+    <w:p>
+      <w:pPr>
+        <w:numPr>
+          <w:ilvl w:val="3"/>
+          <w:numId w:val="24"/>
+        </w:numPr>
+      </w:pPr>
+      <w:r>
+        <w:t>Redireciona o usuário com uma mensagem de sucesso após o agendamento.</w:t>
+      </w:r>
+    </w:p>
+    <w:p>
+      <w:pPr>
+        <w:numPr>
+          <w:ilvl w:val="2"/>
+          <w:numId w:val="24"/>
+        </w:numPr>
+      </w:pPr>
+      <w:r>
+        <w:rPr>
+          <w:b/>
+          <w:bCs/>
+        </w:rPr>
+        <w:t>Visualizar Agendamentos:</w:t>
+      </w:r>
+    </w:p>
+    <w:p>
+      <w:pPr>
+        <w:numPr>
+          <w:ilvl w:val="3"/>
+          <w:numId w:val="24"/>
+        </w:numPr>
+      </w:pPr>
+      <w:r>
+        <w:t>Permite que o usuário visualize seus agendamentos.</w:t>
+      </w:r>
+    </w:p>
+    <w:p>
+      <w:pPr>
+        <w:numPr>
+          <w:ilvl w:val="3"/>
+          <w:numId w:val="24"/>
+        </w:numPr>
+      </w:pPr>
+      <w:r>
+        <w:t>Filtra os agendamentos por status, data, e especialidade.</w:t>
+      </w:r>
+    </w:p>
+    <w:p>
+      <w:pPr>
+        <w:numPr>
+          <w:ilvl w:val="3"/>
+          <w:numId w:val="24"/>
+        </w:numPr>
+      </w:pPr>
+      <w:r>
+        <w:t>Exibe agendamentos em uma lista com detalhes como médico, especialidade, data, e horário.</w:t>
+      </w:r>
+    </w:p>
+    <w:p>
+      <w:pPr>
+        <w:numPr>
+          <w:ilvl w:val="2"/>
+          <w:numId w:val="24"/>
+        </w:numPr>
+      </w:pPr>
+      <w:r>
+        <w:rPr>
+          <w:b/>
+          <w:bCs/>
+        </w:rPr>
+        <w:t>Cancelar Agendamento:</w:t>
+      </w:r>
+    </w:p>
+    <w:p>
+      <w:pPr>
+        <w:numPr>
+          <w:ilvl w:val="3"/>
+          <w:numId w:val="24"/>
+        </w:numPr>
+      </w:pPr>
+      <w:r>
+        <w:t>Permite que um agendamento seja cancelado.</w:t>
+      </w:r>
+    </w:p>
+    <w:p>
+      <w:pPr>
+        <w:numPr>
+          <w:ilvl w:val="3"/>
+          <w:numId w:val="24"/>
+        </w:numPr>
+      </w:pPr>
+      <w:r>
+        <w:t>Recebe o id do agendamento a ser cancelado.</w:t>
+      </w:r>
+    </w:p>
+    <w:p>
+      <w:pPr>
+        <w:numPr>
+          <w:ilvl w:val="3"/>
+          <w:numId w:val="24"/>
+        </w:numPr>
+      </w:pPr>
+      <w:r>
+        <w:t>Atualiza o status do agendamento para 'cancelado'.</w:t>
+      </w:r>
+    </w:p>
+    <w:p>
+      <w:pPr>
+        <w:numPr>
+          <w:ilvl w:val="3"/>
+          <w:numId w:val="24"/>
+        </w:numPr>
+      </w:pPr>
+      <w:r>
+        <w:t>Redireciona o usuário com uma mensagem de sucesso após o cancelamento.</w:t>
       </w:r>
     </w:p>
     <w:p/>
-    <w:p/>
-    <w:p/>
-    <w:p/>
-    <w:p>
-      <w:pPr>
-        <w:pStyle w:val="Ttulo3"/>
-        <w:numPr>
-          <w:ilvl w:val="0"/>
-          <w:numId w:val="16"/>
-        </w:numPr>
+    <w:p>
+      <w:r>
         <w:rPr>
-          <w:color w:val="000000" w:themeColor="text1"/>
+          <w:b/>
+          <w:bCs/>
         </w:rPr>
-      </w:pPr>
+        <w:t>2</w:t>
+      </w:r>
       <w:r>
         <w:rPr>
-          <w:rStyle w:val="Forte"/>
-          <w:bCs w:val="0"/>
-          <w:color w:val="000000" w:themeColor="text1"/>
+          <w:b/>
+          <w:bCs/>
         </w:rPr>
-        <w:t>Escopo</w:t>
-      </w:r>
-    </w:p>
-    <w:p>
-      <w:pPr>
-        <w:pStyle w:val="Ttulo4"/>
-      </w:pPr>
+        <w:t>. Escopo</w:t>
+      </w:r>
+    </w:p>
+    <w:p>
       <w:r>
         <w:rPr>
-          <w:rStyle w:val="Forte"/>
           <w:b/>
           <w:bCs/>
         </w:rPr>
@@ -484,13 +613,13 @@
       <w:pPr>
         <w:numPr>
           <w:ilvl w:val="0"/>
-          <w:numId w:val="6"/>
-        </w:numPr>
-        <w:spacing w:before="100" w:beforeAutospacing="1" w:after="100" w:afterAutospacing="1" w:line="240" w:lineRule="auto"/>
+          <w:numId w:val="25"/>
+        </w:numPr>
       </w:pPr>
       <w:r>
         <w:rPr>
-          <w:rStyle w:val="Forte"/>
+          <w:b/>
+          <w:bCs/>
         </w:rPr>
         <w:t>Automatizar o processo de agendamento de consultas médicas:</w:t>
       </w:r>
@@ -502,13 +631,13 @@
       <w:pPr>
         <w:numPr>
           <w:ilvl w:val="0"/>
-          <w:numId w:val="6"/>
-        </w:numPr>
-        <w:spacing w:before="100" w:beforeAutospacing="1" w:after="100" w:afterAutospacing="1" w:line="240" w:lineRule="auto"/>
+          <w:numId w:val="25"/>
+        </w:numPr>
       </w:pPr>
       <w:r>
         <w:rPr>
-          <w:rStyle w:val="Forte"/>
+          <w:b/>
+          <w:bCs/>
         </w:rPr>
         <w:t>Implementar autenticação e autorização de usuários:</w:t>
       </w:r>
@@ -520,27 +649,42 @@
       <w:pPr>
         <w:numPr>
           <w:ilvl w:val="0"/>
-          <w:numId w:val="6"/>
-        </w:numPr>
-        <w:spacing w:before="100" w:beforeAutospacing="1" w:after="100" w:afterAutospacing="1" w:line="240" w:lineRule="auto"/>
+          <w:numId w:val="25"/>
+        </w:numPr>
       </w:pPr>
       <w:r>
         <w:rPr>
-          <w:rStyle w:val="Forte"/>
+          <w:b/>
+          <w:bCs/>
         </w:rPr>
         <w:t>Gerenciar o status das consultas:</w:t>
       </w:r>
       <w:r>
-        <w:t xml:space="preserve"> Possibilitar a atualização e visualização do status das consultas (agendadas, canceladas, concluídas) de forma clara e organizada.</w:t>
-      </w:r>
-    </w:p>
-    <w:p>
-      <w:pPr>
-        <w:pStyle w:val="Ttulo4"/>
+        <w:t xml:space="preserve"> Possibilitar a atualização e visualização do status das consultas (agendadas, canceladas, concluídas, pendentes) de forma clara e organizada.</w:t>
+      </w:r>
+    </w:p>
+    <w:p>
+      <w:pPr>
+        <w:numPr>
+          <w:ilvl w:val="0"/>
+          <w:numId w:val="25"/>
+        </w:numPr>
       </w:pPr>
       <w:r>
         <w:rPr>
-          <w:rStyle w:val="Forte"/>
+          <w:b/>
+          <w:bCs/>
+        </w:rPr>
+        <w:lastRenderedPageBreak/>
+        <w:t>Disponibilidade de Consultas:</w:t>
+      </w:r>
+      <w:r>
+        <w:t xml:space="preserve"> Permitir a visualização e agendamento de consultas apenas se estiverem marcadas como disponíveis.</w:t>
+      </w:r>
+    </w:p>
+    <w:p>
+      <w:r>
+        <w:rPr>
           <w:b/>
           <w:bCs/>
         </w:rPr>
@@ -551,13 +695,13 @@
       <w:pPr>
         <w:numPr>
           <w:ilvl w:val="0"/>
-          <w:numId w:val="7"/>
-        </w:numPr>
-        <w:spacing w:before="100" w:beforeAutospacing="1" w:after="100" w:afterAutospacing="1" w:line="240" w:lineRule="auto"/>
+          <w:numId w:val="26"/>
+        </w:numPr>
       </w:pPr>
       <w:r>
         <w:rPr>
-          <w:rStyle w:val="Forte"/>
+          <w:b/>
+          <w:bCs/>
         </w:rPr>
         <w:t>Reduzir o tempo médio de agendamento de consultas:</w:t>
       </w:r>
@@ -569,33 +713,32 @@
       <w:pPr>
         <w:numPr>
           <w:ilvl w:val="0"/>
-          <w:numId w:val="7"/>
-        </w:numPr>
-        <w:spacing w:before="100" w:beforeAutospacing="1" w:after="100" w:afterAutospacing="1" w:line="240" w:lineRule="auto"/>
+          <w:numId w:val="26"/>
+        </w:numPr>
       </w:pPr>
       <w:r>
         <w:rPr>
-          <w:rStyle w:val="Forte"/>
+          <w:b/>
+          <w:bCs/>
         </w:rPr>
         <w:t>Atingir 95% de precisão no gerenciamento de status das consultas:</w:t>
       </w:r>
       <w:r>
-        <w:t xml:space="preserve"> Garantir que 95% das consultas agendadas sejam corretamente atualizadas para canceladas ou concluídas no sistema.</w:t>
+        <w:t xml:space="preserve"> Garantir que 95% das consultas agendadas sejam corretamente atualizadas para canceladas, concluídas ou pendentes no sistema.</w:t>
       </w:r>
     </w:p>
     <w:p>
       <w:pPr>
         <w:numPr>
           <w:ilvl w:val="0"/>
-          <w:numId w:val="7"/>
-        </w:numPr>
-        <w:spacing w:before="100" w:beforeAutospacing="1" w:after="100" w:afterAutospacing="1" w:line="240" w:lineRule="auto"/>
+          <w:numId w:val="26"/>
+        </w:numPr>
       </w:pPr>
       <w:r>
         <w:rPr>
-          <w:rStyle w:val="Forte"/>
+          <w:b/>
+          <w:bCs/>
         </w:rPr>
-        <w:lastRenderedPageBreak/>
         <w:t>Implementar o sistema com 100% de cobertura de CRUD:</w:t>
       </w:r>
       <w:r>
@@ -603,12 +746,8 @@
       </w:r>
     </w:p>
     <w:p>
-      <w:pPr>
-        <w:pStyle w:val="Ttulo4"/>
-      </w:pPr>
       <w:r>
         <w:rPr>
-          <w:rStyle w:val="Forte"/>
           <w:b/>
           <w:bCs/>
         </w:rPr>
@@ -619,13 +758,13 @@
       <w:pPr>
         <w:numPr>
           <w:ilvl w:val="0"/>
-          <w:numId w:val="8"/>
-        </w:numPr>
-        <w:spacing w:before="100" w:beforeAutospacing="1" w:after="100" w:afterAutospacing="1" w:line="240" w:lineRule="auto"/>
+          <w:numId w:val="27"/>
+        </w:numPr>
       </w:pPr>
       <w:r>
         <w:rPr>
-          <w:rStyle w:val="Forte"/>
+          <w:b/>
+          <w:bCs/>
         </w:rPr>
         <w:t>Desenvolver o sistema em 4 meses:</w:t>
       </w:r>
@@ -637,13 +776,13 @@
       <w:pPr>
         <w:numPr>
           <w:ilvl w:val="0"/>
-          <w:numId w:val="8"/>
-        </w:numPr>
-        <w:spacing w:before="100" w:beforeAutospacing="1" w:after="100" w:afterAutospacing="1" w:line="240" w:lineRule="auto"/>
+          <w:numId w:val="27"/>
+        </w:numPr>
       </w:pPr>
       <w:r>
         <w:rPr>
-          <w:rStyle w:val="Forte"/>
+          <w:b/>
+          <w:bCs/>
         </w:rPr>
         <w:t>Realizar testes de usabilidade com 10 usuários:</w:t>
       </w:r>
@@ -655,13 +794,13 @@
       <w:pPr>
         <w:numPr>
           <w:ilvl w:val="0"/>
-          <w:numId w:val="8"/>
-        </w:numPr>
-        <w:spacing w:before="100" w:beforeAutospacing="1" w:after="100" w:afterAutospacing="1" w:line="240" w:lineRule="auto"/>
+          <w:numId w:val="27"/>
+        </w:numPr>
       </w:pPr>
       <w:r>
         <w:rPr>
-          <w:rStyle w:val="Forte"/>
+          <w:b/>
+          <w:bCs/>
         </w:rPr>
         <w:t>Atingir uma taxa de sucesso de login de 98%:</w:t>
       </w:r>
@@ -670,12 +809,8 @@
       </w:r>
     </w:p>
     <w:p>
-      <w:pPr>
-        <w:pStyle w:val="Ttulo4"/>
-      </w:pPr>
       <w:r>
         <w:rPr>
-          <w:rStyle w:val="Forte"/>
           <w:b/>
           <w:bCs/>
         </w:rPr>
@@ -686,13 +821,13 @@
       <w:pPr>
         <w:numPr>
           <w:ilvl w:val="0"/>
-          <w:numId w:val="9"/>
-        </w:numPr>
-        <w:spacing w:before="100" w:beforeAutospacing="1" w:after="100" w:afterAutospacing="1" w:line="240" w:lineRule="auto"/>
+          <w:numId w:val="28"/>
+        </w:numPr>
       </w:pPr>
       <w:r>
         <w:rPr>
-          <w:rStyle w:val="Forte"/>
+          <w:b/>
+          <w:bCs/>
         </w:rPr>
         <w:t>Melhorar a eficiência do atendimento médico:</w:t>
       </w:r>
@@ -704,13 +839,13 @@
       <w:pPr>
         <w:numPr>
           <w:ilvl w:val="0"/>
-          <w:numId w:val="9"/>
-        </w:numPr>
-        <w:spacing w:before="100" w:beforeAutospacing="1" w:after="100" w:afterAutospacing="1" w:line="240" w:lineRule="auto"/>
+          <w:numId w:val="28"/>
+        </w:numPr>
       </w:pPr>
       <w:r>
         <w:rPr>
-          <w:rStyle w:val="Forte"/>
+          <w:b/>
+          <w:bCs/>
         </w:rPr>
         <w:t>Garantir a segurança dos dados dos pacientes:</w:t>
       </w:r>
@@ -722,13 +857,13 @@
       <w:pPr>
         <w:numPr>
           <w:ilvl w:val="0"/>
-          <w:numId w:val="9"/>
-        </w:numPr>
-        <w:spacing w:before="100" w:beforeAutospacing="1" w:after="100" w:afterAutospacing="1" w:line="240" w:lineRule="auto"/>
+          <w:numId w:val="28"/>
+        </w:numPr>
       </w:pPr>
       <w:r>
         <w:rPr>
-          <w:rStyle w:val="Forte"/>
+          <w:b/>
+          <w:bCs/>
         </w:rPr>
         <w:t>Aumentar a satisfação dos usuários:</w:t>
       </w:r>
@@ -737,12 +872,8 @@
       </w:r>
     </w:p>
     <w:p>
-      <w:pPr>
-        <w:pStyle w:val="Ttulo4"/>
-      </w:pPr>
       <w:r>
         <w:rPr>
-          <w:rStyle w:val="Forte"/>
           <w:b/>
           <w:bCs/>
         </w:rPr>
@@ -753,28 +884,28 @@
       <w:pPr>
         <w:numPr>
           <w:ilvl w:val="0"/>
-          <w:numId w:val="10"/>
-        </w:numPr>
-        <w:spacing w:before="100" w:beforeAutospacing="1" w:after="100" w:afterAutospacing="1" w:line="240" w:lineRule="auto"/>
+          <w:numId w:val="29"/>
+        </w:numPr>
       </w:pPr>
       <w:r>
         <w:rPr>
-          <w:rStyle w:val="Forte"/>
+          <w:b/>
+          <w:bCs/>
         </w:rPr>
-        <w:t>Fase de desenvolvimento: 4 meses.</w:t>
-      </w:r>
-    </w:p>
-    <w:p>
-      <w:pPr>
-        <w:numPr>
-          <w:ilvl w:val="1"/>
-          <w:numId w:val="10"/>
-        </w:numPr>
-        <w:spacing w:before="100" w:beforeAutospacing="1" w:after="100" w:afterAutospacing="1" w:line="240" w:lineRule="auto"/>
+        <w:t>Fase de desenvolvimento: 4 meses</w:t>
+      </w:r>
+    </w:p>
+    <w:p>
+      <w:pPr>
+        <w:numPr>
+          <w:ilvl w:val="1"/>
+          <w:numId w:val="29"/>
+        </w:numPr>
       </w:pPr>
       <w:r>
         <w:rPr>
-          <w:rStyle w:val="Forte"/>
+          <w:b/>
+          <w:bCs/>
         </w:rPr>
         <w:t>Primeiro mês:</w:t>
       </w:r>
@@ -786,13 +917,13 @@
       <w:pPr>
         <w:numPr>
           <w:ilvl w:val="1"/>
-          <w:numId w:val="10"/>
-        </w:numPr>
-        <w:spacing w:before="100" w:beforeAutospacing="1" w:after="100" w:afterAutospacing="1" w:line="240" w:lineRule="auto"/>
+          <w:numId w:val="29"/>
+        </w:numPr>
       </w:pPr>
       <w:r>
         <w:rPr>
-          <w:rStyle w:val="Forte"/>
+          <w:b/>
+          <w:bCs/>
         </w:rPr>
         <w:t>Segundo mês:</w:t>
       </w:r>
@@ -804,95 +935,95 @@
       <w:pPr>
         <w:numPr>
           <w:ilvl w:val="1"/>
-          <w:numId w:val="10"/>
-        </w:numPr>
-        <w:spacing w:before="100" w:beforeAutospacing="1" w:after="100" w:afterAutospacing="1" w:line="240" w:lineRule="auto"/>
+          <w:numId w:val="29"/>
+        </w:numPr>
       </w:pPr>
       <w:r>
         <w:rPr>
-          <w:rStyle w:val="Forte"/>
+          <w:b/>
+          <w:bCs/>
         </w:rPr>
         <w:t>Terceiro mês:</w:t>
       </w:r>
       <w:r>
-        <w:t xml:space="preserve"> Implementação de funcionalidades de agendamento, cancelamento, e status de consultas.</w:t>
-      </w:r>
-    </w:p>
-    <w:p>
-      <w:pPr>
-        <w:numPr>
-          <w:ilvl w:val="1"/>
-          <w:numId w:val="10"/>
-        </w:numPr>
-        <w:spacing w:before="100" w:beforeAutospacing="1" w:after="100" w:afterAutospacing="1" w:line="240" w:lineRule="auto"/>
+        <w:t xml:space="preserve"> Implementação de funcionalidades de agendamento, cancelamento e gerenciamento de status de consultas.</w:t>
+      </w:r>
+    </w:p>
+    <w:p>
+      <w:pPr>
+        <w:numPr>
+          <w:ilvl w:val="1"/>
+          <w:numId w:val="29"/>
+        </w:numPr>
       </w:pPr>
       <w:r>
         <w:rPr>
-          <w:rStyle w:val="Forte"/>
+          <w:b/>
+          <w:bCs/>
         </w:rPr>
+        <w:lastRenderedPageBreak/>
         <w:t>Quarto mês:</w:t>
       </w:r>
       <w:r>
-        <w:t xml:space="preserve"> Testes de usabilidade, ajustes finais, e preparação para o lançamento.</w:t>
+        <w:t xml:space="preserve"> Testes de usabilidade, ajustes finais e preparação para o lançamento.</w:t>
       </w:r>
     </w:p>
     <w:p>
       <w:pPr>
         <w:numPr>
           <w:ilvl w:val="0"/>
-          <w:numId w:val="10"/>
-        </w:numPr>
-        <w:spacing w:before="100" w:beforeAutospacing="1" w:after="100" w:afterAutospacing="1" w:line="240" w:lineRule="auto"/>
+          <w:numId w:val="29"/>
+        </w:numPr>
       </w:pPr>
       <w:r>
         <w:rPr>
-          <w:rStyle w:val="Forte"/>
+          <w:b/>
+          <w:bCs/>
         </w:rPr>
-        <w:t>Lançamento da primeira versão: 1 mês após o desenvolvimento.</w:t>
+        <w:t>Lançamento da primeira versão:</w:t>
+      </w:r>
+      <w:r>
+        <w:t xml:space="preserve"> 1 mês após a conclusão da fase de desenvolvimento.</w:t>
       </w:r>
     </w:p>
     <w:p>
       <w:pPr>
         <w:numPr>
           <w:ilvl w:val="0"/>
-          <w:numId w:val="10"/>
-        </w:numPr>
-        <w:spacing w:before="100" w:beforeAutospacing="1" w:after="100" w:afterAutospacing="1" w:line="240" w:lineRule="auto"/>
+          <w:numId w:val="29"/>
+        </w:numPr>
       </w:pPr>
       <w:r>
         <w:rPr>
-          <w:rStyle w:val="Forte"/>
+          <w:b/>
+          <w:bCs/>
         </w:rPr>
-        <w:t>Revisão e melhorias contínuas: 6 meses após o lançamento.</w:t>
-      </w:r>
-    </w:p>
-    <w:p>
-      <w:pPr>
-        <w:pStyle w:val="Ttulo3"/>
-        <w:numPr>
-          <w:ilvl w:val="0"/>
-          <w:numId w:val="16"/>
-        </w:numPr>
+        <w:t>Revisão e melhorias contínuas:</w:t>
+      </w:r>
+      <w:r>
+        <w:t xml:space="preserve"> 6 meses após o lançamento da primeira versão.</w:t>
+      </w:r>
+    </w:p>
+    <w:p/>
+    <w:p>
+      <w:r>
         <w:rPr>
-          <w:color w:val="000000" w:themeColor="text1"/>
+          <w:b/>
+          <w:bCs/>
         </w:rPr>
-      </w:pPr>
+        <w:t>3</w:t>
+      </w:r>
       <w:r>
         <w:rPr>
-          <w:rStyle w:val="Forte"/>
-          <w:bCs w:val="0"/>
-          <w:color w:val="000000" w:themeColor="text1"/>
+          <w:b/>
+          <w:bCs/>
         </w:rPr>
-        <w:t>Cronograma de Desenvolvimento (4 meses)</w:t>
-      </w:r>
-    </w:p>
-    <w:p>
-      <w:pPr>
-        <w:pStyle w:val="Ttulo4"/>
-      </w:pPr>
+        <w:t>. Cronograma de Desenvolvimento (4 meses)</w:t>
+      </w:r>
+    </w:p>
+    <w:p>
       <w:r>
         <w:rPr>
-          <w:rStyle w:val="Forte"/>
           <w:b/>
           <w:bCs/>
         </w:rPr>
@@ -901,15 +1032,15 @@
     </w:p>
     <w:p>
       <w:pPr>
-        <w:pStyle w:val="NormalWeb"/>
         <w:numPr>
           <w:ilvl w:val="0"/>
-          <w:numId w:val="11"/>
+          <w:numId w:val="30"/>
         </w:numPr>
       </w:pPr>
       <w:r>
         <w:rPr>
-          <w:rStyle w:val="Forte"/>
+          <w:b/>
+          <w:bCs/>
         </w:rPr>
         <w:t>Semana 1:</w:t>
       </w:r>
@@ -918,29 +1049,19 @@
       <w:pPr>
         <w:numPr>
           <w:ilvl w:val="1"/>
-          <w:numId w:val="11"/>
-        </w:numPr>
-        <w:spacing w:before="100" w:beforeAutospacing="1" w:after="100" w:afterAutospacing="1" w:line="240" w:lineRule="auto"/>
-      </w:pPr>
-      <w:r>
-        <w:t xml:space="preserve">Reunião de </w:t>
-      </w:r>
-      <w:proofErr w:type="spellStart"/>
-      <w:r>
-        <w:t>kickoff</w:t>
-      </w:r>
-      <w:proofErr w:type="spellEnd"/>
-      <w:r>
-        <w:t xml:space="preserve"> para definição de requisitos detalhados.</w:t>
-      </w:r>
-    </w:p>
-    <w:p>
-      <w:pPr>
-        <w:numPr>
-          <w:ilvl w:val="1"/>
-          <w:numId w:val="11"/>
-        </w:numPr>
-        <w:spacing w:before="100" w:beforeAutospacing="1" w:after="100" w:afterAutospacing="1" w:line="240" w:lineRule="auto"/>
+          <w:numId w:val="30"/>
+        </w:numPr>
+      </w:pPr>
+      <w:r>
+        <w:t>Reunião de kickoff para definição de requisitos detalhados.</w:t>
+      </w:r>
+    </w:p>
+    <w:p>
+      <w:pPr>
+        <w:numPr>
+          <w:ilvl w:val="1"/>
+          <w:numId w:val="30"/>
+        </w:numPr>
       </w:pPr>
       <w:r>
         <w:t>Criação do diagrama de entidade-relacionamento (ER) do banco de dados.</w:t>
@@ -950,9 +1071,8 @@
       <w:pPr>
         <w:numPr>
           <w:ilvl w:val="1"/>
-          <w:numId w:val="11"/>
-        </w:numPr>
-        <w:spacing w:before="100" w:beforeAutospacing="1" w:after="100" w:afterAutospacing="1" w:line="240" w:lineRule="auto"/>
+          <w:numId w:val="30"/>
+        </w:numPr>
       </w:pPr>
       <w:r>
         <w:t>Definição das tecnologias a serem utilizadas (frameworks, linguagens, banco de dados).</w:t>
@@ -960,15 +1080,15 @@
     </w:p>
     <w:p>
       <w:pPr>
-        <w:pStyle w:val="NormalWeb"/>
         <w:numPr>
           <w:ilvl w:val="0"/>
-          <w:numId w:val="11"/>
+          <w:numId w:val="30"/>
         </w:numPr>
       </w:pPr>
       <w:r>
         <w:rPr>
-          <w:rStyle w:val="Forte"/>
+          <w:b/>
+          <w:bCs/>
         </w:rPr>
         <w:t>Semana 2:</w:t>
       </w:r>
@@ -977,12 +1097,10 @@
       <w:pPr>
         <w:numPr>
           <w:ilvl w:val="1"/>
-          <w:numId w:val="11"/>
-        </w:numPr>
-        <w:spacing w:before="100" w:beforeAutospacing="1" w:after="100" w:afterAutospacing="1" w:line="240" w:lineRule="auto"/>
-      </w:pPr>
-      <w:r>
-        <w:lastRenderedPageBreak/>
+          <w:numId w:val="30"/>
+        </w:numPr>
+      </w:pPr>
+      <w:r>
         <w:t>Design das interfaces de usuário (UI/UX).</w:t>
       </w:r>
     </w:p>
@@ -990,69 +1108,35 @@
       <w:pPr>
         <w:numPr>
           <w:ilvl w:val="1"/>
-          <w:numId w:val="11"/>
-        </w:numPr>
-        <w:spacing w:before="100" w:beforeAutospacing="1" w:after="100" w:afterAutospacing="1" w:line="240" w:lineRule="auto"/>
-      </w:pPr>
-      <w:r>
-        <w:t xml:space="preserve">Início do desenvolvimento do </w:t>
-      </w:r>
-      <w:proofErr w:type="spellStart"/>
-      <w:r>
-        <w:t>backend</w:t>
-      </w:r>
-      <w:proofErr w:type="spellEnd"/>
-      <w:r>
-        <w:t xml:space="preserve">, com foco na estruturação do projeto e criação do modelo </w:t>
-      </w:r>
-      <w:proofErr w:type="spellStart"/>
+          <w:numId w:val="30"/>
+        </w:numPr>
+      </w:pPr>
+      <w:r>
+        <w:t>Início do desenvolvimento do backend, com foco na estruturação do projeto e criação do modelo User.</w:t>
+      </w:r>
+    </w:p>
+    <w:p>
+      <w:pPr>
+        <w:numPr>
+          <w:ilvl w:val="1"/>
+          <w:numId w:val="30"/>
+        </w:numPr>
+      </w:pPr>
+      <w:r>
+        <w:t>Implementação do CRUD básico para o modelo User.</w:t>
+      </w:r>
+    </w:p>
+    <w:p>
+      <w:pPr>
+        <w:numPr>
+          <w:ilvl w:val="0"/>
+          <w:numId w:val="30"/>
+        </w:numPr>
+      </w:pPr>
       <w:r>
         <w:rPr>
-          <w:rStyle w:val="CdigoHTML"/>
-          <w:rFonts w:eastAsiaTheme="minorHAnsi"/>
-        </w:rPr>
-        <w:t>User</w:t>
-      </w:r>
-      <w:proofErr w:type="spellEnd"/>
-      <w:r>
-        <w:t>.</w:t>
-      </w:r>
-    </w:p>
-    <w:p>
-      <w:pPr>
-        <w:numPr>
-          <w:ilvl w:val="1"/>
-          <w:numId w:val="11"/>
-        </w:numPr>
-        <w:spacing w:before="100" w:beforeAutospacing="1" w:after="100" w:afterAutospacing="1" w:line="240" w:lineRule="auto"/>
-      </w:pPr>
-      <w:r>
-        <w:t xml:space="preserve">Implementação do CRUD básico para o modelo </w:t>
-      </w:r>
-      <w:proofErr w:type="spellStart"/>
-      <w:r>
-        <w:rPr>
-          <w:rStyle w:val="CdigoHTML"/>
-          <w:rFonts w:eastAsiaTheme="minorHAnsi"/>
-        </w:rPr>
-        <w:t>User</w:t>
-      </w:r>
-      <w:proofErr w:type="spellEnd"/>
-      <w:r>
-        <w:t>.</w:t>
-      </w:r>
-    </w:p>
-    <w:p>
-      <w:pPr>
-        <w:pStyle w:val="NormalWeb"/>
-        <w:numPr>
-          <w:ilvl w:val="0"/>
-          <w:numId w:val="11"/>
-        </w:numPr>
-      </w:pPr>
-      <w:r>
-        <w:rPr>
-          <w:rStyle w:val="Forte"/>
+          <w:b/>
+          <w:bCs/>
         </w:rPr>
         <w:t>Semana 3:</w:t>
       </w:r>
@@ -1061,9 +1145,8 @@
       <w:pPr>
         <w:numPr>
           <w:ilvl w:val="1"/>
-          <w:numId w:val="11"/>
-        </w:numPr>
-        <w:spacing w:before="100" w:beforeAutospacing="1" w:after="100" w:afterAutospacing="1" w:line="240" w:lineRule="auto"/>
+          <w:numId w:val="30"/>
+        </w:numPr>
       </w:pPr>
       <w:r>
         <w:t>Continuação do desenvolvimento do CRUD de usuários.</w:t>
@@ -1073,9 +1156,8 @@
       <w:pPr>
         <w:numPr>
           <w:ilvl w:val="1"/>
-          <w:numId w:val="11"/>
-        </w:numPr>
-        <w:spacing w:before="100" w:beforeAutospacing="1" w:after="100" w:afterAutospacing="1" w:line="240" w:lineRule="auto"/>
+          <w:numId w:val="30"/>
+        </w:numPr>
       </w:pPr>
       <w:r>
         <w:t>Implementação das funcionalidades de autenticação e autorização de usuários.</w:t>
@@ -1085,9 +1167,8 @@
       <w:pPr>
         <w:numPr>
           <w:ilvl w:val="1"/>
-          <w:numId w:val="11"/>
-        </w:numPr>
-        <w:spacing w:before="100" w:beforeAutospacing="1" w:after="100" w:afterAutospacing="1" w:line="240" w:lineRule="auto"/>
+          <w:numId w:val="30"/>
+        </w:numPr>
       </w:pPr>
       <w:r>
         <w:t>Testes iniciais das funcionalidades de autenticação e CRUD de usuários.</w:t>
@@ -1095,15 +1176,15 @@
     </w:p>
     <w:p>
       <w:pPr>
-        <w:pStyle w:val="NormalWeb"/>
         <w:numPr>
           <w:ilvl w:val="0"/>
-          <w:numId w:val="11"/>
+          <w:numId w:val="30"/>
         </w:numPr>
       </w:pPr>
       <w:r>
         <w:rPr>
-          <w:rStyle w:val="Forte"/>
+          <w:b/>
+          <w:bCs/>
         </w:rPr>
         <w:t>Semana 4:</w:t>
       </w:r>
@@ -1112,9 +1193,8 @@
       <w:pPr>
         <w:numPr>
           <w:ilvl w:val="1"/>
-          <w:numId w:val="11"/>
-        </w:numPr>
-        <w:spacing w:before="100" w:beforeAutospacing="1" w:after="100" w:afterAutospacing="1" w:line="240" w:lineRule="auto"/>
+          <w:numId w:val="30"/>
+        </w:numPr>
       </w:pPr>
       <w:r>
         <w:t>Finalização do CRUD de usuários.</w:t>
@@ -1124,9 +1204,8 @@
       <w:pPr>
         <w:numPr>
           <w:ilvl w:val="1"/>
-          <w:numId w:val="11"/>
-        </w:numPr>
-        <w:spacing w:before="100" w:beforeAutospacing="1" w:after="100" w:afterAutospacing="1" w:line="240" w:lineRule="auto"/>
+          <w:numId w:val="30"/>
+        </w:numPr>
       </w:pPr>
       <w:r>
         <w:t>Início do design e modelagem do banco de dados para o módulo de consultas.</w:t>
@@ -1136,21 +1215,16 @@
       <w:pPr>
         <w:numPr>
           <w:ilvl w:val="1"/>
-          <w:numId w:val="11"/>
-        </w:numPr>
-        <w:spacing w:before="100" w:beforeAutospacing="1" w:after="100" w:afterAutospacing="1" w:line="240" w:lineRule="auto"/>
+          <w:numId w:val="30"/>
+        </w:numPr>
       </w:pPr>
       <w:r>
         <w:t>Revisão e ajustes com base no feedback dos testes iniciais.</w:t>
       </w:r>
     </w:p>
     <w:p>
-      <w:pPr>
-        <w:pStyle w:val="Ttulo4"/>
-      </w:pPr>
       <w:r>
         <w:rPr>
-          <w:rStyle w:val="Forte"/>
           <w:b/>
           <w:bCs/>
         </w:rPr>
@@ -1159,15 +1233,15 @@
     </w:p>
     <w:p>
       <w:pPr>
-        <w:pStyle w:val="NormalWeb"/>
         <w:numPr>
           <w:ilvl w:val="0"/>
-          <w:numId w:val="12"/>
+          <w:numId w:val="31"/>
         </w:numPr>
       </w:pPr>
       <w:r>
         <w:rPr>
-          <w:rStyle w:val="Forte"/>
+          <w:b/>
+          <w:bCs/>
         </w:rPr>
         <w:t>Semana 5:</w:t>
       </w:r>
@@ -1176,81 +1250,46 @@
       <w:pPr>
         <w:numPr>
           <w:ilvl w:val="1"/>
-          <w:numId w:val="12"/>
-        </w:numPr>
-        <w:spacing w:before="100" w:beforeAutospacing="1" w:after="100" w:afterAutospacing="1" w:line="240" w:lineRule="auto"/>
-      </w:pPr>
-      <w:r>
-        <w:t xml:space="preserve">Implementação do modelo </w:t>
-      </w:r>
+          <w:numId w:val="31"/>
+        </w:numPr>
+      </w:pPr>
+      <w:r>
+        <w:t>Implementação do modelo Consulta.</w:t>
+      </w:r>
+    </w:p>
+    <w:p>
+      <w:pPr>
+        <w:numPr>
+          <w:ilvl w:val="1"/>
+          <w:numId w:val="31"/>
+        </w:numPr>
+      </w:pPr>
+      <w:r>
+        <w:t>Criação do CRUD de consultas (agendamento, edição, cancelamento).</w:t>
+      </w:r>
+    </w:p>
+    <w:p>
+      <w:pPr>
+        <w:numPr>
+          <w:ilvl w:val="1"/>
+          <w:numId w:val="31"/>
+        </w:numPr>
+      </w:pPr>
+      <w:r>
+        <w:t>Desenvolvimento do relacionamento entre User e Consulta (médico, paciente).</w:t>
+      </w:r>
+    </w:p>
+    <w:p>
+      <w:pPr>
+        <w:numPr>
+          <w:ilvl w:val="0"/>
+          <w:numId w:val="31"/>
+        </w:numPr>
+      </w:pPr>
       <w:r>
         <w:rPr>
-          <w:rStyle w:val="CdigoHTML"/>
-          <w:rFonts w:eastAsiaTheme="minorHAnsi"/>
-        </w:rPr>
-        <w:t>Consulta</w:t>
-      </w:r>
-      <w:r>
-        <w:t>.</w:t>
-      </w:r>
-    </w:p>
-    <w:p>
-      <w:pPr>
-        <w:numPr>
-          <w:ilvl w:val="1"/>
-          <w:numId w:val="12"/>
-        </w:numPr>
-        <w:spacing w:before="100" w:beforeAutospacing="1" w:after="100" w:afterAutospacing="1" w:line="240" w:lineRule="auto"/>
-      </w:pPr>
-      <w:r>
-        <w:t>Criação do CRUD de consultas (agendamento, edição, cancelamento).</w:t>
-      </w:r>
-    </w:p>
-    <w:p>
-      <w:pPr>
-        <w:numPr>
-          <w:ilvl w:val="1"/>
-          <w:numId w:val="12"/>
-        </w:numPr>
-        <w:spacing w:before="100" w:beforeAutospacing="1" w:after="100" w:afterAutospacing="1" w:line="240" w:lineRule="auto"/>
-      </w:pPr>
-      <w:r>
-        <w:t xml:space="preserve">Desenvolvimento do relacionamento entre </w:t>
-      </w:r>
-      <w:proofErr w:type="spellStart"/>
-      <w:r>
-        <w:rPr>
-          <w:rStyle w:val="CdigoHTML"/>
-          <w:rFonts w:eastAsiaTheme="minorHAnsi"/>
-        </w:rPr>
-        <w:t>User</w:t>
-      </w:r>
-      <w:proofErr w:type="spellEnd"/>
-      <w:r>
-        <w:t xml:space="preserve"> e </w:t>
-      </w:r>
-      <w:r>
-        <w:rPr>
-          <w:rStyle w:val="CdigoHTML"/>
-          <w:rFonts w:eastAsiaTheme="minorHAnsi"/>
-        </w:rPr>
-        <w:t>Consulta</w:t>
-      </w:r>
-      <w:r>
-        <w:t xml:space="preserve"> (médico, paciente).</w:t>
-      </w:r>
-    </w:p>
-    <w:p>
-      <w:pPr>
-        <w:pStyle w:val="NormalWeb"/>
-        <w:numPr>
-          <w:ilvl w:val="0"/>
-          <w:numId w:val="12"/>
-        </w:numPr>
-      </w:pPr>
-      <w:r>
-        <w:rPr>
-          <w:rStyle w:val="Forte"/>
+          <w:b/>
+          <w:bCs/>
         </w:rPr>
         <w:t>Semana 6:</w:t>
       </w:r>
@@ -1259,11 +1298,11 @@
       <w:pPr>
         <w:numPr>
           <w:ilvl w:val="1"/>
-          <w:numId w:val="12"/>
-        </w:numPr>
-        <w:spacing w:before="100" w:beforeAutospacing="1" w:after="100" w:afterAutospacing="1" w:line="240" w:lineRule="auto"/>
-      </w:pPr>
-      <w:r>
+          <w:numId w:val="31"/>
+        </w:numPr>
+      </w:pPr>
+      <w:r>
+        <w:lastRenderedPageBreak/>
         <w:t>Implementação das funcionalidades de filtragem e busca de consultas por data, médico e especialidade.</w:t>
       </w:r>
     </w:p>
@@ -1271,9 +1310,8 @@
       <w:pPr>
         <w:numPr>
           <w:ilvl w:val="1"/>
-          <w:numId w:val="12"/>
-        </w:numPr>
-        <w:spacing w:before="100" w:beforeAutospacing="1" w:after="100" w:afterAutospacing="1" w:line="240" w:lineRule="auto"/>
+          <w:numId w:val="31"/>
+        </w:numPr>
       </w:pPr>
       <w:r>
         <w:t>Testes unitários das funcionalidades do módulo de consultas.</w:t>
@@ -1283,9 +1321,8 @@
       <w:pPr>
         <w:numPr>
           <w:ilvl w:val="1"/>
-          <w:numId w:val="12"/>
-        </w:numPr>
-        <w:spacing w:before="100" w:beforeAutospacing="1" w:after="100" w:afterAutospacing="1" w:line="240" w:lineRule="auto"/>
+          <w:numId w:val="31"/>
+        </w:numPr>
       </w:pPr>
       <w:r>
         <w:t>Implementação de validações para evitar conflitos de agendamento.</w:t>
@@ -1293,15 +1330,15 @@
     </w:p>
     <w:p>
       <w:pPr>
-        <w:pStyle w:val="NormalWeb"/>
         <w:numPr>
           <w:ilvl w:val="0"/>
-          <w:numId w:val="12"/>
+          <w:numId w:val="31"/>
         </w:numPr>
       </w:pPr>
       <w:r>
         <w:rPr>
-          <w:rStyle w:val="Forte"/>
+          <w:b/>
+          <w:bCs/>
         </w:rPr>
         <w:t>Semana 7:</w:t>
       </w:r>
@@ -1310,9 +1347,8 @@
       <w:pPr>
         <w:numPr>
           <w:ilvl w:val="1"/>
-          <w:numId w:val="12"/>
-        </w:numPr>
-        <w:spacing w:before="100" w:beforeAutospacing="1" w:after="100" w:afterAutospacing="1" w:line="240" w:lineRule="auto"/>
+          <w:numId w:val="31"/>
+        </w:numPr>
       </w:pPr>
       <w:r>
         <w:t>Continuação dos testes e correções de bugs.</w:t>
@@ -1322,21 +1358,19 @@
       <w:pPr>
         <w:numPr>
           <w:ilvl w:val="1"/>
-          <w:numId w:val="12"/>
-        </w:numPr>
-        <w:spacing w:before="100" w:beforeAutospacing="1" w:after="100" w:afterAutospacing="1" w:line="240" w:lineRule="auto"/>
-      </w:pPr>
-      <w:r>
-        <w:t>Desenvolvimento das funcionalidades de gerenciamento de status das consultas (agendado, cancelado, concluído).</w:t>
-      </w:r>
-    </w:p>
-    <w:p>
-      <w:pPr>
-        <w:numPr>
-          <w:ilvl w:val="1"/>
-          <w:numId w:val="12"/>
-        </w:numPr>
-        <w:spacing w:before="100" w:beforeAutospacing="1" w:after="100" w:afterAutospacing="1" w:line="240" w:lineRule="auto"/>
+          <w:numId w:val="31"/>
+        </w:numPr>
+      </w:pPr>
+      <w:r>
+        <w:t>Desenvolvimento das funcionalidades de gerenciamento de status das consultas (agendado, cancelado, concluído, pendente).</w:t>
+      </w:r>
+    </w:p>
+    <w:p>
+      <w:pPr>
+        <w:numPr>
+          <w:ilvl w:val="1"/>
+          <w:numId w:val="31"/>
+        </w:numPr>
       </w:pPr>
       <w:r>
         <w:t>Início do desenvolvimento da interface de usuário para o módulo de consultas.</w:t>
@@ -1344,15 +1378,15 @@
     </w:p>
     <w:p>
       <w:pPr>
-        <w:pStyle w:val="NormalWeb"/>
         <w:numPr>
           <w:ilvl w:val="0"/>
-          <w:numId w:val="12"/>
+          <w:numId w:val="31"/>
         </w:numPr>
       </w:pPr>
       <w:r>
         <w:rPr>
-          <w:rStyle w:val="Forte"/>
+          <w:b/>
+          <w:bCs/>
         </w:rPr>
         <w:t>Semana 8:</w:t>
       </w:r>
@@ -1361,37 +1395,19 @@
       <w:pPr>
         <w:numPr>
           <w:ilvl w:val="1"/>
-          <w:numId w:val="12"/>
-        </w:numPr>
-        <w:spacing w:before="100" w:beforeAutospacing="1" w:after="100" w:afterAutospacing="1" w:line="240" w:lineRule="auto"/>
-      </w:pPr>
-      <w:r>
-        <w:t xml:space="preserve">Integração do </w:t>
-      </w:r>
-      <w:proofErr w:type="spellStart"/>
-      <w:r>
-        <w:t>frontend</w:t>
-      </w:r>
-      <w:proofErr w:type="spellEnd"/>
-      <w:r>
-        <w:t xml:space="preserve"> com o </w:t>
-      </w:r>
-      <w:proofErr w:type="spellStart"/>
-      <w:r>
-        <w:t>backend</w:t>
-      </w:r>
-      <w:proofErr w:type="spellEnd"/>
-      <w:r>
-        <w:t xml:space="preserve"> para o módulo de consultas.</w:t>
-      </w:r>
-    </w:p>
-    <w:p>
-      <w:pPr>
-        <w:numPr>
-          <w:ilvl w:val="1"/>
-          <w:numId w:val="12"/>
-        </w:numPr>
-        <w:spacing w:before="100" w:beforeAutospacing="1" w:after="100" w:afterAutospacing="1" w:line="240" w:lineRule="auto"/>
+          <w:numId w:val="31"/>
+        </w:numPr>
+      </w:pPr>
+      <w:r>
+        <w:t>Integração do frontend com o backend para o módulo de consultas.</w:t>
+      </w:r>
+    </w:p>
+    <w:p>
+      <w:pPr>
+        <w:numPr>
+          <w:ilvl w:val="1"/>
+          <w:numId w:val="31"/>
+        </w:numPr>
       </w:pPr>
       <w:r>
         <w:t>Testes de integração do módulo de consultas com o sistema de usuários.</w:t>
@@ -1401,21 +1417,16 @@
       <w:pPr>
         <w:numPr>
           <w:ilvl w:val="1"/>
-          <w:numId w:val="12"/>
-        </w:numPr>
-        <w:spacing w:before="100" w:beforeAutospacing="1" w:after="100" w:afterAutospacing="1" w:line="240" w:lineRule="auto"/>
+          <w:numId w:val="31"/>
+        </w:numPr>
       </w:pPr>
       <w:r>
         <w:t>Revisão e ajustes baseados no feedback dos testes.</w:t>
       </w:r>
     </w:p>
     <w:p>
-      <w:pPr>
-        <w:pStyle w:val="Ttulo4"/>
-      </w:pPr>
       <w:r>
         <w:rPr>
-          <w:rStyle w:val="Forte"/>
           <w:b/>
           <w:bCs/>
         </w:rPr>
@@ -1424,15 +1435,15 @@
     </w:p>
     <w:p>
       <w:pPr>
-        <w:pStyle w:val="NormalWeb"/>
         <w:numPr>
           <w:ilvl w:val="0"/>
-          <w:numId w:val="13"/>
+          <w:numId w:val="32"/>
         </w:numPr>
       </w:pPr>
       <w:r>
         <w:rPr>
-          <w:rStyle w:val="Forte"/>
+          <w:b/>
+          <w:bCs/>
         </w:rPr>
         <w:t>Semana 9:</w:t>
       </w:r>
@@ -1441,69 +1452,46 @@
       <w:pPr>
         <w:numPr>
           <w:ilvl w:val="1"/>
-          <w:numId w:val="13"/>
-        </w:numPr>
-        <w:spacing w:before="100" w:beforeAutospacing="1" w:after="100" w:afterAutospacing="1" w:line="240" w:lineRule="auto"/>
-      </w:pPr>
-      <w:r>
-        <w:t xml:space="preserve">Implementação do modelo </w:t>
-      </w:r>
+          <w:numId w:val="32"/>
+        </w:numPr>
+      </w:pPr>
+      <w:r>
+        <w:t>Implementação do modelo Médico e seu respectivo CRUD.</w:t>
+      </w:r>
+    </w:p>
+    <w:p>
+      <w:pPr>
+        <w:numPr>
+          <w:ilvl w:val="1"/>
+          <w:numId w:val="32"/>
+        </w:numPr>
+      </w:pPr>
+      <w:r>
+        <w:t>Implementação do modelo Paciente e seu respectivo CRUD.</w:t>
+      </w:r>
+    </w:p>
+    <w:p>
+      <w:pPr>
+        <w:numPr>
+          <w:ilvl w:val="1"/>
+          <w:numId w:val="32"/>
+        </w:numPr>
+      </w:pPr>
+      <w:r>
+        <w:t>Desenvolvimento da interface de usuário para médicos e pacientes.</w:t>
+      </w:r>
+    </w:p>
+    <w:p>
+      <w:pPr>
+        <w:numPr>
+          <w:ilvl w:val="0"/>
+          <w:numId w:val="32"/>
+        </w:numPr>
+      </w:pPr>
       <w:r>
         <w:rPr>
-          <w:rStyle w:val="CdigoHTML"/>
-          <w:rFonts w:eastAsiaTheme="minorHAnsi"/>
-        </w:rPr>
-        <w:t>Médico</w:t>
-      </w:r>
-      <w:r>
-        <w:t xml:space="preserve"> e seu respectivo CRUD.</w:t>
-      </w:r>
-    </w:p>
-    <w:p>
-      <w:pPr>
-        <w:numPr>
-          <w:ilvl w:val="1"/>
-          <w:numId w:val="13"/>
-        </w:numPr>
-        <w:spacing w:before="100" w:beforeAutospacing="1" w:after="100" w:afterAutospacing="1" w:line="240" w:lineRule="auto"/>
-      </w:pPr>
-      <w:r>
-        <w:t xml:space="preserve">Implementação do modelo </w:t>
-      </w:r>
-      <w:r>
-        <w:rPr>
-          <w:rStyle w:val="CdigoHTML"/>
-          <w:rFonts w:eastAsiaTheme="minorHAnsi"/>
-        </w:rPr>
-        <w:t>Paciente</w:t>
-      </w:r>
-      <w:r>
-        <w:t xml:space="preserve"> e seu respectivo CRUD.</w:t>
-      </w:r>
-    </w:p>
-    <w:p>
-      <w:pPr>
-        <w:numPr>
-          <w:ilvl w:val="1"/>
-          <w:numId w:val="13"/>
-        </w:numPr>
-        <w:spacing w:before="100" w:beforeAutospacing="1" w:after="100" w:afterAutospacing="1" w:line="240" w:lineRule="auto"/>
-      </w:pPr>
-      <w:r>
-        <w:t>Desenvolvimento da interface de usuário para médicos e pacientes.</w:t>
-      </w:r>
-    </w:p>
-    <w:p>
-      <w:pPr>
-        <w:pStyle w:val="NormalWeb"/>
-        <w:numPr>
-          <w:ilvl w:val="0"/>
-          <w:numId w:val="13"/>
-        </w:numPr>
-      </w:pPr>
-      <w:r>
-        <w:rPr>
-          <w:rStyle w:val="Forte"/>
+          <w:b/>
+          <w:bCs/>
         </w:rPr>
         <w:t>Semana 10:</w:t>
       </w:r>
@@ -1512,69 +1500,46 @@
       <w:pPr>
         <w:numPr>
           <w:ilvl w:val="1"/>
-          <w:numId w:val="13"/>
-        </w:numPr>
-        <w:spacing w:before="100" w:beforeAutospacing="1" w:after="100" w:afterAutospacing="1" w:line="240" w:lineRule="auto"/>
-      </w:pPr>
-      <w:r>
-        <w:t xml:space="preserve">Integração dos modelos </w:t>
-      </w:r>
+          <w:numId w:val="32"/>
+        </w:numPr>
+      </w:pPr>
+      <w:r>
+        <w:t>Integração dos modelos Médico e Paciente com o módulo de consultas.</w:t>
+      </w:r>
+    </w:p>
+    <w:p>
+      <w:pPr>
+        <w:numPr>
+          <w:ilvl w:val="1"/>
+          <w:numId w:val="32"/>
+        </w:numPr>
+      </w:pPr>
+      <w:r>
+        <w:t>Implementação das funcionalidades de notificações (e-mail/SMS).</w:t>
+      </w:r>
+    </w:p>
+    <w:p>
+      <w:pPr>
+        <w:numPr>
+          <w:ilvl w:val="1"/>
+          <w:numId w:val="32"/>
+        </w:numPr>
+      </w:pPr>
+      <w:r>
+        <w:t>Testes unitários e de integração para as novas funcionalidades.</w:t>
+      </w:r>
+    </w:p>
+    <w:p>
+      <w:pPr>
+        <w:numPr>
+          <w:ilvl w:val="0"/>
+          <w:numId w:val="32"/>
+        </w:numPr>
+      </w:pPr>
       <w:r>
         <w:rPr>
-          <w:rStyle w:val="CdigoHTML"/>
-          <w:rFonts w:eastAsiaTheme="minorHAnsi"/>
-        </w:rPr>
-        <w:t>Médico</w:t>
-      </w:r>
-      <w:r>
-        <w:t xml:space="preserve"> e </w:t>
-      </w:r>
-      <w:r>
-        <w:rPr>
-          <w:rStyle w:val="CdigoHTML"/>
-          <w:rFonts w:eastAsiaTheme="minorHAnsi"/>
-        </w:rPr>
-        <w:t>Paciente</w:t>
-      </w:r>
-      <w:r>
-        <w:t xml:space="preserve"> com o módulo de consultas.</w:t>
-      </w:r>
-    </w:p>
-    <w:p>
-      <w:pPr>
-        <w:numPr>
-          <w:ilvl w:val="1"/>
-          <w:numId w:val="13"/>
-        </w:numPr>
-        <w:spacing w:before="100" w:beforeAutospacing="1" w:after="100" w:afterAutospacing="1" w:line="240" w:lineRule="auto"/>
-      </w:pPr>
-      <w:r>
-        <w:t>Implementação das funcionalidades de notificações (e-mail/SMS).</w:t>
-      </w:r>
-    </w:p>
-    <w:p>
-      <w:pPr>
-        <w:numPr>
-          <w:ilvl w:val="1"/>
-          <w:numId w:val="13"/>
-        </w:numPr>
-        <w:spacing w:before="100" w:beforeAutospacing="1" w:after="100" w:afterAutospacing="1" w:line="240" w:lineRule="auto"/>
-      </w:pPr>
-      <w:r>
-        <w:t>Testes unitários e de integração para as novas funcionalidades.</w:t>
-      </w:r>
-    </w:p>
-    <w:p>
-      <w:pPr>
-        <w:pStyle w:val="NormalWeb"/>
-        <w:numPr>
-          <w:ilvl w:val="0"/>
-          <w:numId w:val="13"/>
-        </w:numPr>
-      </w:pPr>
-      <w:r>
-        <w:rPr>
-          <w:rStyle w:val="Forte"/>
+          <w:b/>
+          <w:bCs/>
         </w:rPr>
         <w:t>Semana 11:</w:t>
       </w:r>
@@ -1583,9 +1548,8 @@
       <w:pPr>
         <w:numPr>
           <w:ilvl w:val="1"/>
-          <w:numId w:val="13"/>
-        </w:numPr>
-        <w:spacing w:before="100" w:beforeAutospacing="1" w:after="100" w:afterAutospacing="1" w:line="240" w:lineRule="auto"/>
+          <w:numId w:val="32"/>
+        </w:numPr>
       </w:pPr>
       <w:r>
         <w:t>Implementação do modelo de receita médica e sua integração com o módulo de consultas.</w:t>
@@ -1595,9 +1559,8 @@
       <w:pPr>
         <w:numPr>
           <w:ilvl w:val="1"/>
-          <w:numId w:val="13"/>
-        </w:numPr>
-        <w:spacing w:before="100" w:beforeAutospacing="1" w:after="100" w:afterAutospacing="1" w:line="240" w:lineRule="auto"/>
+          <w:numId w:val="32"/>
+        </w:numPr>
       </w:pPr>
       <w:r>
         <w:t>Finalização das funcionalidades de feedback dos pacientes sobre as consultas.</w:t>
@@ -1607,9 +1570,8 @@
       <w:pPr>
         <w:numPr>
           <w:ilvl w:val="1"/>
-          <w:numId w:val="13"/>
-        </w:numPr>
-        <w:spacing w:before="100" w:beforeAutospacing="1" w:after="100" w:afterAutospacing="1" w:line="240" w:lineRule="auto"/>
+          <w:numId w:val="32"/>
+        </w:numPr>
       </w:pPr>
       <w:r>
         <w:t>Testes e correções de bugs.</w:t>
@@ -1617,17 +1579,16 @@
     </w:p>
     <w:p>
       <w:pPr>
-        <w:pStyle w:val="NormalWeb"/>
         <w:numPr>
           <w:ilvl w:val="0"/>
-          <w:numId w:val="13"/>
+          <w:numId w:val="32"/>
         </w:numPr>
       </w:pPr>
       <w:r>
         <w:rPr>
-          <w:rStyle w:val="Forte"/>
+          <w:b/>
+          <w:bCs/>
         </w:rPr>
-        <w:lastRenderedPageBreak/>
         <w:t>Semana 12:</w:t>
       </w:r>
     </w:p>
@@ -1635,9 +1596,8 @@
       <w:pPr>
         <w:numPr>
           <w:ilvl w:val="1"/>
-          <w:numId w:val="13"/>
-        </w:numPr>
-        <w:spacing w:before="100" w:beforeAutospacing="1" w:after="100" w:afterAutospacing="1" w:line="240" w:lineRule="auto"/>
+          <w:numId w:val="32"/>
+        </w:numPr>
       </w:pPr>
       <w:r>
         <w:t>Implementação de relatórios de consultas e estatísticas.</w:t>
@@ -1647,9 +1607,8 @@
       <w:pPr>
         <w:numPr>
           <w:ilvl w:val="1"/>
-          <w:numId w:val="13"/>
-        </w:numPr>
-        <w:spacing w:before="100" w:beforeAutospacing="1" w:after="100" w:afterAutospacing="1" w:line="240" w:lineRule="auto"/>
+          <w:numId w:val="32"/>
+        </w:numPr>
       </w:pPr>
       <w:r>
         <w:t>Revisão final do código e ajustes de UI/UX.</w:t>
@@ -1659,29 +1618,16 @@
       <w:pPr>
         <w:numPr>
           <w:ilvl w:val="1"/>
-          <w:numId w:val="13"/>
-        </w:numPr>
-        <w:spacing w:before="100" w:beforeAutospacing="1" w:after="100" w:afterAutospacing="1" w:line="240" w:lineRule="auto"/>
-      </w:pPr>
-      <w:r>
-        <w:t>Preparação do sistema para o lançamento (</w:t>
-      </w:r>
-      <w:proofErr w:type="spellStart"/>
-      <w:r>
-        <w:t>deploy</w:t>
-      </w:r>
-      <w:proofErr w:type="spellEnd"/>
-      <w:r>
-        <w:t>, documentação).</w:t>
-      </w:r>
-    </w:p>
-    <w:p>
-      <w:pPr>
-        <w:pStyle w:val="Ttulo4"/>
-      </w:pPr>
+          <w:numId w:val="32"/>
+        </w:numPr>
+      </w:pPr>
+      <w:r>
+        <w:t>Preparação do sistema para o lançamento (deploy, documentação).</w:t>
+      </w:r>
+    </w:p>
+    <w:p>
       <w:r>
         <w:rPr>
-          <w:rStyle w:val="Forte"/>
           <w:b/>
           <w:bCs/>
         </w:rPr>
@@ -1690,16 +1636,17 @@
     </w:p>
     <w:p>
       <w:pPr>
-        <w:pStyle w:val="NormalWeb"/>
         <w:numPr>
           <w:ilvl w:val="0"/>
-          <w:numId w:val="14"/>
+          <w:numId w:val="33"/>
         </w:numPr>
       </w:pPr>
       <w:r>
         <w:rPr>
-          <w:rStyle w:val="Forte"/>
+          <w:b/>
+          <w:bCs/>
         </w:rPr>
+        <w:lastRenderedPageBreak/>
         <w:t>Semana 13:</w:t>
       </w:r>
     </w:p>
@@ -1707,9 +1654,8 @@
       <w:pPr>
         <w:numPr>
           <w:ilvl w:val="1"/>
-          <w:numId w:val="14"/>
-        </w:numPr>
-        <w:spacing w:before="100" w:beforeAutospacing="1" w:after="100" w:afterAutospacing="1" w:line="240" w:lineRule="auto"/>
+          <w:numId w:val="33"/>
+        </w:numPr>
       </w:pPr>
       <w:r>
         <w:t>Testes finais com 10 usuários (pacientes e médicos) para validar usabilidade e funcionalidade.</w:t>
@@ -1719,9 +1665,8 @@
       <w:pPr>
         <w:numPr>
           <w:ilvl w:val="1"/>
-          <w:numId w:val="14"/>
-        </w:numPr>
-        <w:spacing w:before="100" w:beforeAutospacing="1" w:after="100" w:afterAutospacing="1" w:line="240" w:lineRule="auto"/>
+          <w:numId w:val="33"/>
+        </w:numPr>
       </w:pPr>
       <w:r>
         <w:t>Correção de bugs identificados durante os testes.</w:t>
@@ -1731,9 +1676,8 @@
       <w:pPr>
         <w:numPr>
           <w:ilvl w:val="1"/>
-          <w:numId w:val="14"/>
-        </w:numPr>
-        <w:spacing w:before="100" w:beforeAutospacing="1" w:after="100" w:afterAutospacing="1" w:line="240" w:lineRule="auto"/>
+          <w:numId w:val="33"/>
+        </w:numPr>
       </w:pPr>
       <w:r>
         <w:t>Otimização do desempenho do sistema.</w:t>
@@ -1741,15 +1685,15 @@
     </w:p>
     <w:p>
       <w:pPr>
-        <w:pStyle w:val="NormalWeb"/>
         <w:numPr>
           <w:ilvl w:val="0"/>
-          <w:numId w:val="14"/>
+          <w:numId w:val="33"/>
         </w:numPr>
       </w:pPr>
       <w:r>
         <w:rPr>
-          <w:rStyle w:val="Forte"/>
+          <w:b/>
+          <w:bCs/>
         </w:rPr>
         <w:t>Semana 14:</w:t>
       </w:r>
@@ -1758,9 +1702,8 @@
       <w:pPr>
         <w:numPr>
           <w:ilvl w:val="1"/>
-          <w:numId w:val="14"/>
-        </w:numPr>
-        <w:spacing w:before="100" w:beforeAutospacing="1" w:after="100" w:afterAutospacing="1" w:line="240" w:lineRule="auto"/>
+          <w:numId w:val="33"/>
+        </w:numPr>
       </w:pPr>
       <w:r>
         <w:t>Implementação de ajustes baseados no feedback dos testes de usabilidade.</w:t>
@@ -1770,9 +1713,8 @@
       <w:pPr>
         <w:numPr>
           <w:ilvl w:val="1"/>
-          <w:numId w:val="14"/>
-        </w:numPr>
-        <w:spacing w:before="100" w:beforeAutospacing="1" w:after="100" w:afterAutospacing="1" w:line="240" w:lineRule="auto"/>
+          <w:numId w:val="33"/>
+        </w:numPr>
       </w:pPr>
       <w:r>
         <w:t>Revisão da documentação do sistema e preparação do material de treinamento.</w:t>
@@ -1782,9 +1724,8 @@
       <w:pPr>
         <w:numPr>
           <w:ilvl w:val="1"/>
-          <w:numId w:val="14"/>
-        </w:numPr>
-        <w:spacing w:before="100" w:beforeAutospacing="1" w:after="100" w:afterAutospacing="1" w:line="240" w:lineRule="auto"/>
+          <w:numId w:val="33"/>
+        </w:numPr>
       </w:pPr>
       <w:r>
         <w:t>Configuração final do ambiente de produção.</w:t>
@@ -1792,15 +1733,15 @@
     </w:p>
     <w:p>
       <w:pPr>
-        <w:pStyle w:val="NormalWeb"/>
         <w:numPr>
           <w:ilvl w:val="0"/>
-          <w:numId w:val="14"/>
+          <w:numId w:val="33"/>
         </w:numPr>
       </w:pPr>
       <w:r>
         <w:rPr>
-          <w:rStyle w:val="Forte"/>
+          <w:b/>
+          <w:bCs/>
         </w:rPr>
         <w:t>Semana 15:</w:t>
       </w:r>
@@ -1809,9 +1750,8 @@
       <w:pPr>
         <w:numPr>
           <w:ilvl w:val="1"/>
-          <w:numId w:val="14"/>
-        </w:numPr>
-        <w:spacing w:before="100" w:beforeAutospacing="1" w:after="100" w:afterAutospacing="1" w:line="240" w:lineRule="auto"/>
+          <w:numId w:val="33"/>
+        </w:numPr>
       </w:pPr>
       <w:r>
         <w:t>Lançamento da versão 1.0 do sistema.</w:t>
@@ -1821,9 +1761,8 @@
       <w:pPr>
         <w:numPr>
           <w:ilvl w:val="1"/>
-          <w:numId w:val="14"/>
-        </w:numPr>
-        <w:spacing w:before="100" w:beforeAutospacing="1" w:after="100" w:afterAutospacing="1" w:line="240" w:lineRule="auto"/>
+          <w:numId w:val="33"/>
+        </w:numPr>
       </w:pPr>
       <w:r>
         <w:t>Monitoramento inicial e suporte pós-lançamento para resolver problemas críticos.</w:t>
@@ -1833,9 +1772,8 @@
       <w:pPr>
         <w:numPr>
           <w:ilvl w:val="1"/>
-          <w:numId w:val="14"/>
-        </w:numPr>
-        <w:spacing w:before="100" w:beforeAutospacing="1" w:after="100" w:afterAutospacing="1" w:line="240" w:lineRule="auto"/>
+          <w:numId w:val="33"/>
+        </w:numPr>
       </w:pPr>
       <w:r>
         <w:t>Coleta de feedback dos usuários iniciais.</w:t>
@@ -1843,15 +1781,15 @@
     </w:p>
     <w:p>
       <w:pPr>
-        <w:pStyle w:val="NormalWeb"/>
         <w:numPr>
           <w:ilvl w:val="0"/>
-          <w:numId w:val="14"/>
+          <w:numId w:val="33"/>
         </w:numPr>
       </w:pPr>
       <w:r>
         <w:rPr>
-          <w:rStyle w:val="Forte"/>
+          <w:b/>
+          <w:bCs/>
         </w:rPr>
         <w:t>Semana 16:</w:t>
       </w:r>
@@ -1860,9 +1798,8 @@
       <w:pPr>
         <w:numPr>
           <w:ilvl w:val="1"/>
-          <w:numId w:val="14"/>
-        </w:numPr>
-        <w:spacing w:before="100" w:beforeAutospacing="1" w:after="100" w:afterAutospacing="1" w:line="240" w:lineRule="auto"/>
+          <w:numId w:val="33"/>
+        </w:numPr>
       </w:pPr>
       <w:r>
         <w:t>Revisão das métricas de desempenho e satisfação dos usuários.</w:t>
@@ -1872,9 +1809,8 @@
       <w:pPr>
         <w:numPr>
           <w:ilvl w:val="1"/>
-          <w:numId w:val="14"/>
-        </w:numPr>
-        <w:spacing w:before="100" w:beforeAutospacing="1" w:after="100" w:afterAutospacing="1" w:line="240" w:lineRule="auto"/>
+          <w:numId w:val="33"/>
+        </w:numPr>
       </w:pPr>
       <w:r>
         <w:t>Planejamento de melhorias e atualizações com base no feedback e nas métricas coletadas.</w:t>
@@ -1884,23 +1820,18 @@
       <w:pPr>
         <w:numPr>
           <w:ilvl w:val="1"/>
-          <w:numId w:val="14"/>
-        </w:numPr>
-        <w:spacing w:before="100" w:beforeAutospacing="1" w:after="100" w:afterAutospacing="1" w:line="240" w:lineRule="auto"/>
+          <w:numId w:val="33"/>
+        </w:numPr>
       </w:pPr>
       <w:r>
         <w:t>Documentação final do projeto.</w:t>
       </w:r>
     </w:p>
     <w:p>
-      <w:pPr>
-        <w:pStyle w:val="Ttulo3"/>
-      </w:pPr>
       <w:r>
         <w:rPr>
-          <w:rStyle w:val="Forte"/>
-          <w:b w:val="0"/>
-          <w:bCs w:val="0"/>
+          <w:b/>
+          <w:bCs/>
         </w:rPr>
         <w:t>Fase Pós-Lançamento (1 mês após o lançamento)</w:t>
       </w:r>
@@ -1909,13 +1840,13 @@
       <w:pPr>
         <w:numPr>
           <w:ilvl w:val="0"/>
-          <w:numId w:val="15"/>
-        </w:numPr>
-        <w:spacing w:before="100" w:beforeAutospacing="1" w:after="100" w:afterAutospacing="1" w:line="240" w:lineRule="auto"/>
+          <w:numId w:val="34"/>
+        </w:numPr>
       </w:pPr>
       <w:r>
         <w:rPr>
-          <w:rStyle w:val="Forte"/>
+          <w:b/>
+          <w:bCs/>
         </w:rPr>
         <w:t>Mês 5:</w:t>
       </w:r>
@@ -1924,9 +1855,8 @@
       <w:pPr>
         <w:numPr>
           <w:ilvl w:val="1"/>
-          <w:numId w:val="15"/>
-        </w:numPr>
-        <w:spacing w:before="100" w:beforeAutospacing="1" w:after="100" w:afterAutospacing="1" w:line="240" w:lineRule="auto"/>
+          <w:numId w:val="34"/>
+        </w:numPr>
       </w:pPr>
       <w:r>
         <w:t>Coleta contínua de feedback e ajustes do sistema.</w:t>
@@ -1936,9 +1866,8 @@
       <w:pPr>
         <w:numPr>
           <w:ilvl w:val="1"/>
-          <w:numId w:val="15"/>
-        </w:numPr>
-        <w:spacing w:before="100" w:beforeAutospacing="1" w:after="100" w:afterAutospacing="1" w:line="240" w:lineRule="auto"/>
+          <w:numId w:val="34"/>
+        </w:numPr>
       </w:pPr>
       <w:r>
         <w:t>Implementação de melhorias incrementais com base nas necessidades dos usuários.</w:t>
@@ -1948,22 +1877,14 @@
       <w:pPr>
         <w:numPr>
           <w:ilvl w:val="1"/>
-          <w:numId w:val="15"/>
-        </w:numPr>
-        <w:spacing w:before="100" w:beforeAutospacing="1" w:after="100" w:afterAutospacing="1" w:line="240" w:lineRule="auto"/>
+          <w:numId w:val="34"/>
+        </w:numPr>
       </w:pPr>
       <w:r>
         <w:t>Planejamento para a próxima versão com novas funcionalidades.</w:t>
       </w:r>
     </w:p>
-    <w:p>
-      <w:pPr>
-        <w:pStyle w:val="NormalWeb"/>
-      </w:pPr>
-      <w:r>
-        <w:t>Este cronograma oferece uma visão clara das atividades ao longo dos 4 meses de desenvolvimento, com foco em entregas semanais e marcos específicos para garantir o progresso contínuo e a qualidade do sistema.</w:t>
-      </w:r>
-    </w:p>
+    <w:p/>
     <w:p/>
     <w:sectPr>
       <w:pgSz w:w="11906" w:h="16838"/>
@@ -1976,8 +1897,157 @@
 </file>
 
 <file path=word/numbering.xml><?xml version="1.0" encoding="utf-8"?>
-<w:numbering xmlns:wpc="http://schemas.microsoft.com/office/word/2010/wordprocessingCanvas" xmlns:cx="http://schemas.microsoft.com/office/drawing/2014/chartex" xmlns:cx1="http://schemas.microsoft.com/office/drawing/2015/9/8/chartex" xmlns:cx2="http://schemas.microsoft.com/office/drawing/2015/10/21/chartex" xmlns:cx3="http://schemas.microsoft.com/office/drawing/2016/5/9/chartex" xmlns:cx4="http://schemas.microsoft.com/office/drawing/2016/5/10/chartex" xmlns:cx5="http://schemas.microsoft.com/office/drawing/2016/5/11/chartex" xmlns:cx6="http://schemas.microsoft.com/office/drawing/2016/5/12/chartex" xmlns:cx7="http://schemas.microsoft.com/office/drawing/2016/5/13/chartex" xmlns:cx8="http://schemas.microsoft.com/office/drawing/2016/5/14/chartex" xmlns:mc="http://schemas.openxmlformats.org/markup-compatibility/2006" xmlns:aink="http://schemas.microsoft.com/office/drawing/2016/ink" xmlns:am3d="http://schemas.microsoft.com/office/drawing/2017/model3d" xmlns:o="urn:schemas-microsoft-com:office:office" xmlns:r="http://schemas.openxmlformats.org/officeDocument/2006/relationships" xmlns:m="http://schemas.openxmlformats.org/officeDocument/2006/math" xmlns:v="urn:schemas-microsoft-com:vml" xmlns:wp14="http://schemas.microsoft.com/office/word/2010/wordprocessingDrawing" xmlns:wp="http://schemas.openxmlformats.org/drawingml/2006/wordprocessingDrawing" xmlns:w10="urn:schemas-microsoft-com:office:word" xmlns:w="http://schemas.openxmlformats.org/wordprocessingml/2006/main" xmlns:w14="http://schemas.microsoft.com/office/word/2010/wordml" xmlns:w15="http://schemas.microsoft.com/office/word/2012/wordml" xmlns:w16cid="http://schemas.microsoft.com/office/word/2016/wordml/cid" xmlns:w16se="http://schemas.microsoft.com/office/word/2015/wordml/symex" xmlns:wpg="http://schemas.microsoft.com/office/word/2010/wordprocessingGroup" xmlns:wpi="http://schemas.microsoft.com/office/word/2010/wordprocessingInk" xmlns:wne="http://schemas.microsoft.com/office/word/2006/wordml" xmlns:wps="http://schemas.microsoft.com/office/word/2010/wordprocessingShape" mc:Ignorable="w14 w15 w16se w16cid wp14">
+<w:numbering xmlns:wpc="http://schemas.microsoft.com/office/word/2010/wordprocessingCanvas" xmlns:cx="http://schemas.microsoft.com/office/drawing/2014/chartex" xmlns:cx1="http://schemas.microsoft.com/office/drawing/2015/9/8/chartex" xmlns:cx2="http://schemas.microsoft.com/office/drawing/2015/10/21/chartex" xmlns:cx3="http://schemas.microsoft.com/office/drawing/2016/5/9/chartex" xmlns:cx4="http://schemas.microsoft.com/office/drawing/2016/5/10/chartex" xmlns:cx5="http://schemas.microsoft.com/office/drawing/2016/5/11/chartex" xmlns:cx6="http://schemas.microsoft.com/office/drawing/2016/5/12/chartex" xmlns:cx7="http://schemas.microsoft.com/office/drawing/2016/5/13/chartex" xmlns:cx8="http://schemas.microsoft.com/office/drawing/2016/5/14/chartex" xmlns:mc="http://schemas.openxmlformats.org/markup-compatibility/2006" xmlns:aink="http://schemas.microsoft.com/office/drawing/2016/ink" xmlns:am3d="http://schemas.microsoft.com/office/drawing/2017/model3d" xmlns:o="urn:schemas-microsoft-com:office:office" xmlns:oel="http://schemas.microsoft.com/office/2019/extlst" xmlns:r="http://schemas.openxmlformats.org/officeDocument/2006/relationships" xmlns:m="http://schemas.openxmlformats.org/officeDocument/2006/math" xmlns:v="urn:schemas-microsoft-com:vml" xmlns:wp14="http://schemas.microsoft.com/office/word/2010/wordprocessingDrawing" xmlns:wp="http://schemas.openxmlformats.org/drawingml/2006/wordprocessingDrawing" xmlns:w10="urn:schemas-microsoft-com:office:word" xmlns:w="http://schemas.openxmlformats.org/wordprocessingml/2006/main" xmlns:w14="http://schemas.microsoft.com/office/word/2010/wordml" xmlns:w15="http://schemas.microsoft.com/office/word/2012/wordml" xmlns:w16cex="http://schemas.microsoft.com/office/word/2018/wordml/cex" xmlns:w16cid="http://schemas.microsoft.com/office/word/2016/wordml/cid" xmlns:w16="http://schemas.microsoft.com/office/word/2018/wordml" xmlns:w16du="http://schemas.microsoft.com/office/word/2023/wordml/word16du" xmlns:w16sdtdh="http://schemas.microsoft.com/office/word/2020/wordml/sdtdatahash" xmlns:w16se="http://schemas.microsoft.com/office/word/2015/wordml/symex" xmlns:wpg="http://schemas.microsoft.com/office/word/2010/wordprocessingGroup" xmlns:wpi="http://schemas.microsoft.com/office/word/2010/wordprocessingInk" xmlns:wne="http://schemas.microsoft.com/office/word/2006/wordml" xmlns:wps="http://schemas.microsoft.com/office/word/2010/wordprocessingShape" mc:Ignorable="w14 w15 w16se w16cid w16 w16cex w16sdtdh w16du wp14">
   <w:abstractNum w:abstractNumId="0" w15:restartNumberingAfterBreak="0">
+    <w:nsid w:val="01570ECF"/>
+    <w:multiLevelType w:val="multilevel"/>
+    <w:tmpl w:val="8CA8929C"/>
+    <w:lvl w:ilvl="0">
+      <w:start w:val="1"/>
+      <w:numFmt w:val="bullet"/>
+      <w:lvlText w:val=""/>
+      <w:lvlJc w:val="left"/>
+      <w:pPr>
+        <w:tabs>
+          <w:tab w:val="num" w:pos="720"/>
+        </w:tabs>
+        <w:ind w:left="720" w:hanging="360"/>
+      </w:pPr>
+      <w:rPr>
+        <w:rFonts w:ascii="Symbol" w:hAnsi="Symbol" w:hint="default"/>
+        <w:sz w:val="20"/>
+      </w:rPr>
+    </w:lvl>
+    <w:lvl w:ilvl="1">
+      <w:start w:val="1"/>
+      <w:numFmt w:val="bullet"/>
+      <w:lvlText w:val="o"/>
+      <w:lvlJc w:val="left"/>
+      <w:pPr>
+        <w:tabs>
+          <w:tab w:val="num" w:pos="1440"/>
+        </w:tabs>
+        <w:ind w:left="1440" w:hanging="360"/>
+      </w:pPr>
+      <w:rPr>
+        <w:rFonts w:ascii="Courier New" w:hAnsi="Courier New" w:hint="default"/>
+        <w:sz w:val="20"/>
+      </w:rPr>
+    </w:lvl>
+    <w:lvl w:ilvl="2" w:tentative="1">
+      <w:start w:val="1"/>
+      <w:numFmt w:val="bullet"/>
+      <w:lvlText w:val=""/>
+      <w:lvlJc w:val="left"/>
+      <w:pPr>
+        <w:tabs>
+          <w:tab w:val="num" w:pos="2160"/>
+        </w:tabs>
+        <w:ind w:left="2160" w:hanging="360"/>
+      </w:pPr>
+      <w:rPr>
+        <w:rFonts w:ascii="Wingdings" w:hAnsi="Wingdings" w:hint="default"/>
+        <w:sz w:val="20"/>
+      </w:rPr>
+    </w:lvl>
+    <w:lvl w:ilvl="3" w:tentative="1">
+      <w:start w:val="1"/>
+      <w:numFmt w:val="bullet"/>
+      <w:lvlText w:val=""/>
+      <w:lvlJc w:val="left"/>
+      <w:pPr>
+        <w:tabs>
+          <w:tab w:val="num" w:pos="2880"/>
+        </w:tabs>
+        <w:ind w:left="2880" w:hanging="360"/>
+      </w:pPr>
+      <w:rPr>
+        <w:rFonts w:ascii="Wingdings" w:hAnsi="Wingdings" w:hint="default"/>
+        <w:sz w:val="20"/>
+      </w:rPr>
+    </w:lvl>
+    <w:lvl w:ilvl="4" w:tentative="1">
+      <w:start w:val="1"/>
+      <w:numFmt w:val="bullet"/>
+      <w:lvlText w:val=""/>
+      <w:lvlJc w:val="left"/>
+      <w:pPr>
+        <w:tabs>
+          <w:tab w:val="num" w:pos="3600"/>
+        </w:tabs>
+        <w:ind w:left="3600" w:hanging="360"/>
+      </w:pPr>
+      <w:rPr>
+        <w:rFonts w:ascii="Wingdings" w:hAnsi="Wingdings" w:hint="default"/>
+        <w:sz w:val="20"/>
+      </w:rPr>
+    </w:lvl>
+    <w:lvl w:ilvl="5" w:tentative="1">
+      <w:start w:val="1"/>
+      <w:numFmt w:val="bullet"/>
+      <w:lvlText w:val=""/>
+      <w:lvlJc w:val="left"/>
+      <w:pPr>
+        <w:tabs>
+          <w:tab w:val="num" w:pos="4320"/>
+        </w:tabs>
+        <w:ind w:left="4320" w:hanging="360"/>
+      </w:pPr>
+      <w:rPr>
+        <w:rFonts w:ascii="Wingdings" w:hAnsi="Wingdings" w:hint="default"/>
+        <w:sz w:val="20"/>
+      </w:rPr>
+    </w:lvl>
+    <w:lvl w:ilvl="6" w:tentative="1">
+      <w:start w:val="1"/>
+      <w:numFmt w:val="bullet"/>
+      <w:lvlText w:val=""/>
+      <w:lvlJc w:val="left"/>
+      <w:pPr>
+        <w:tabs>
+          <w:tab w:val="num" w:pos="5040"/>
+        </w:tabs>
+        <w:ind w:left="5040" w:hanging="360"/>
+      </w:pPr>
+      <w:rPr>
+        <w:rFonts w:ascii="Wingdings" w:hAnsi="Wingdings" w:hint="default"/>
+        <w:sz w:val="20"/>
+      </w:rPr>
+    </w:lvl>
+    <w:lvl w:ilvl="7" w:tentative="1">
+      <w:start w:val="1"/>
+      <w:numFmt w:val="bullet"/>
+      <w:lvlText w:val=""/>
+      <w:lvlJc w:val="left"/>
+      <w:pPr>
+        <w:tabs>
+          <w:tab w:val="num" w:pos="5760"/>
+        </w:tabs>
+        <w:ind w:left="5760" w:hanging="360"/>
+      </w:pPr>
+      <w:rPr>
+        <w:rFonts w:ascii="Wingdings" w:hAnsi="Wingdings" w:hint="default"/>
+        <w:sz w:val="20"/>
+      </w:rPr>
+    </w:lvl>
+    <w:lvl w:ilvl="8" w:tentative="1">
+      <w:start w:val="1"/>
+      <w:numFmt w:val="bullet"/>
+      <w:lvlText w:val=""/>
+      <w:lvlJc w:val="left"/>
+      <w:pPr>
+        <w:tabs>
+          <w:tab w:val="num" w:pos="6480"/>
+        </w:tabs>
+        <w:ind w:left="6480" w:hanging="360"/>
+      </w:pPr>
+      <w:rPr>
+        <w:rFonts w:ascii="Wingdings" w:hAnsi="Wingdings" w:hint="default"/>
+        <w:sz w:val="20"/>
+      </w:rPr>
+    </w:lvl>
+  </w:abstractNum>
+  <w:abstractNum w:abstractNumId="1" w15:restartNumberingAfterBreak="0">
     <w:nsid w:val="04AD7FF5"/>
     <w:multiLevelType w:val="multilevel"/>
     <w:tmpl w:val="3F3C5B14"/>
@@ -2126,7 +2196,156 @@
       </w:rPr>
     </w:lvl>
   </w:abstractNum>
-  <w:abstractNum w:abstractNumId="1" w15:restartNumberingAfterBreak="0">
+  <w:abstractNum w:abstractNumId="2" w15:restartNumberingAfterBreak="0">
+    <w:nsid w:val="0A160CAB"/>
+    <w:multiLevelType w:val="multilevel"/>
+    <w:tmpl w:val="457AEED4"/>
+    <w:lvl w:ilvl="0">
+      <w:start w:val="1"/>
+      <w:numFmt w:val="bullet"/>
+      <w:lvlText w:val=""/>
+      <w:lvlJc w:val="left"/>
+      <w:pPr>
+        <w:tabs>
+          <w:tab w:val="num" w:pos="720"/>
+        </w:tabs>
+        <w:ind w:left="720" w:hanging="360"/>
+      </w:pPr>
+      <w:rPr>
+        <w:rFonts w:ascii="Symbol" w:hAnsi="Symbol" w:hint="default"/>
+        <w:sz w:val="20"/>
+      </w:rPr>
+    </w:lvl>
+    <w:lvl w:ilvl="1">
+      <w:start w:val="1"/>
+      <w:numFmt w:val="bullet"/>
+      <w:lvlText w:val="o"/>
+      <w:lvlJc w:val="left"/>
+      <w:pPr>
+        <w:tabs>
+          <w:tab w:val="num" w:pos="1440"/>
+        </w:tabs>
+        <w:ind w:left="1440" w:hanging="360"/>
+      </w:pPr>
+      <w:rPr>
+        <w:rFonts w:ascii="Courier New" w:hAnsi="Courier New" w:hint="default"/>
+        <w:sz w:val="20"/>
+      </w:rPr>
+    </w:lvl>
+    <w:lvl w:ilvl="2" w:tentative="1">
+      <w:start w:val="1"/>
+      <w:numFmt w:val="bullet"/>
+      <w:lvlText w:val=""/>
+      <w:lvlJc w:val="left"/>
+      <w:pPr>
+        <w:tabs>
+          <w:tab w:val="num" w:pos="2160"/>
+        </w:tabs>
+        <w:ind w:left="2160" w:hanging="360"/>
+      </w:pPr>
+      <w:rPr>
+        <w:rFonts w:ascii="Wingdings" w:hAnsi="Wingdings" w:hint="default"/>
+        <w:sz w:val="20"/>
+      </w:rPr>
+    </w:lvl>
+    <w:lvl w:ilvl="3" w:tentative="1">
+      <w:start w:val="1"/>
+      <w:numFmt w:val="bullet"/>
+      <w:lvlText w:val=""/>
+      <w:lvlJc w:val="left"/>
+      <w:pPr>
+        <w:tabs>
+          <w:tab w:val="num" w:pos="2880"/>
+        </w:tabs>
+        <w:ind w:left="2880" w:hanging="360"/>
+      </w:pPr>
+      <w:rPr>
+        <w:rFonts w:ascii="Wingdings" w:hAnsi="Wingdings" w:hint="default"/>
+        <w:sz w:val="20"/>
+      </w:rPr>
+    </w:lvl>
+    <w:lvl w:ilvl="4" w:tentative="1">
+      <w:start w:val="1"/>
+      <w:numFmt w:val="bullet"/>
+      <w:lvlText w:val=""/>
+      <w:lvlJc w:val="left"/>
+      <w:pPr>
+        <w:tabs>
+          <w:tab w:val="num" w:pos="3600"/>
+        </w:tabs>
+        <w:ind w:left="3600" w:hanging="360"/>
+      </w:pPr>
+      <w:rPr>
+        <w:rFonts w:ascii="Wingdings" w:hAnsi="Wingdings" w:hint="default"/>
+        <w:sz w:val="20"/>
+      </w:rPr>
+    </w:lvl>
+    <w:lvl w:ilvl="5" w:tentative="1">
+      <w:start w:val="1"/>
+      <w:numFmt w:val="bullet"/>
+      <w:lvlText w:val=""/>
+      <w:lvlJc w:val="left"/>
+      <w:pPr>
+        <w:tabs>
+          <w:tab w:val="num" w:pos="4320"/>
+        </w:tabs>
+        <w:ind w:left="4320" w:hanging="360"/>
+      </w:pPr>
+      <w:rPr>
+        <w:rFonts w:ascii="Wingdings" w:hAnsi="Wingdings" w:hint="default"/>
+        <w:sz w:val="20"/>
+      </w:rPr>
+    </w:lvl>
+    <w:lvl w:ilvl="6" w:tentative="1">
+      <w:start w:val="1"/>
+      <w:numFmt w:val="bullet"/>
+      <w:lvlText w:val=""/>
+      <w:lvlJc w:val="left"/>
+      <w:pPr>
+        <w:tabs>
+          <w:tab w:val="num" w:pos="5040"/>
+        </w:tabs>
+        <w:ind w:left="5040" w:hanging="360"/>
+      </w:pPr>
+      <w:rPr>
+        <w:rFonts w:ascii="Wingdings" w:hAnsi="Wingdings" w:hint="default"/>
+        <w:sz w:val="20"/>
+      </w:rPr>
+    </w:lvl>
+    <w:lvl w:ilvl="7" w:tentative="1">
+      <w:start w:val="1"/>
+      <w:numFmt w:val="bullet"/>
+      <w:lvlText w:val=""/>
+      <w:lvlJc w:val="left"/>
+      <w:pPr>
+        <w:tabs>
+          <w:tab w:val="num" w:pos="5760"/>
+        </w:tabs>
+        <w:ind w:left="5760" w:hanging="360"/>
+      </w:pPr>
+      <w:rPr>
+        <w:rFonts w:ascii="Wingdings" w:hAnsi="Wingdings" w:hint="default"/>
+        <w:sz w:val="20"/>
+      </w:rPr>
+    </w:lvl>
+    <w:lvl w:ilvl="8" w:tentative="1">
+      <w:start w:val="1"/>
+      <w:numFmt w:val="bullet"/>
+      <w:lvlText w:val=""/>
+      <w:lvlJc w:val="left"/>
+      <w:pPr>
+        <w:tabs>
+          <w:tab w:val="num" w:pos="6480"/>
+        </w:tabs>
+        <w:ind w:left="6480" w:hanging="360"/>
+      </w:pPr>
+      <w:rPr>
+        <w:rFonts w:ascii="Wingdings" w:hAnsi="Wingdings" w:hint="default"/>
+        <w:sz w:val="20"/>
+      </w:rPr>
+    </w:lvl>
+  </w:abstractNum>
+  <w:abstractNum w:abstractNumId="3" w15:restartNumberingAfterBreak="0">
     <w:nsid w:val="16EE59A7"/>
     <w:multiLevelType w:val="hybridMultilevel"/>
     <w:tmpl w:val="5C409D5A"/>
@@ -2239,7 +2458,7 @@
       </w:rPr>
     </w:lvl>
   </w:abstractNum>
-  <w:abstractNum w:abstractNumId="2" w15:restartNumberingAfterBreak="0">
+  <w:abstractNum w:abstractNumId="4" w15:restartNumberingAfterBreak="0">
     <w:nsid w:val="19767426"/>
     <w:multiLevelType w:val="multilevel"/>
     <w:tmpl w:val="53AC417A"/>
@@ -2388,7 +2607,7 @@
       </w:rPr>
     </w:lvl>
   </w:abstractNum>
-  <w:abstractNum w:abstractNumId="3" w15:restartNumberingAfterBreak="0">
+  <w:abstractNum w:abstractNumId="5" w15:restartNumberingAfterBreak="0">
     <w:nsid w:val="1B3F6423"/>
     <w:multiLevelType w:val="multilevel"/>
     <w:tmpl w:val="DA6CFA3E"/>
@@ -2537,7 +2756,7 @@
       </w:rPr>
     </w:lvl>
   </w:abstractNum>
-  <w:abstractNum w:abstractNumId="4" w15:restartNumberingAfterBreak="0">
+  <w:abstractNum w:abstractNumId="6" w15:restartNumberingAfterBreak="0">
     <w:nsid w:val="1F607090"/>
     <w:multiLevelType w:val="multilevel"/>
     <w:tmpl w:val="48F4278C"/>
@@ -2686,7 +2905,305 @@
       </w:rPr>
     </w:lvl>
   </w:abstractNum>
-  <w:abstractNum w:abstractNumId="5" w15:restartNumberingAfterBreak="0">
+  <w:abstractNum w:abstractNumId="7" w15:restartNumberingAfterBreak="0">
+    <w:nsid w:val="278301E6"/>
+    <w:multiLevelType w:val="multilevel"/>
+    <w:tmpl w:val="10B437CC"/>
+    <w:lvl w:ilvl="0">
+      <w:start w:val="1"/>
+      <w:numFmt w:val="bullet"/>
+      <w:lvlText w:val=""/>
+      <w:lvlJc w:val="left"/>
+      <w:pPr>
+        <w:tabs>
+          <w:tab w:val="num" w:pos="720"/>
+        </w:tabs>
+        <w:ind w:left="720" w:hanging="360"/>
+      </w:pPr>
+      <w:rPr>
+        <w:rFonts w:ascii="Symbol" w:hAnsi="Symbol" w:hint="default"/>
+        <w:sz w:val="20"/>
+      </w:rPr>
+    </w:lvl>
+    <w:lvl w:ilvl="1" w:tentative="1">
+      <w:start w:val="1"/>
+      <w:numFmt w:val="bullet"/>
+      <w:lvlText w:val="o"/>
+      <w:lvlJc w:val="left"/>
+      <w:pPr>
+        <w:tabs>
+          <w:tab w:val="num" w:pos="1440"/>
+        </w:tabs>
+        <w:ind w:left="1440" w:hanging="360"/>
+      </w:pPr>
+      <w:rPr>
+        <w:rFonts w:ascii="Courier New" w:hAnsi="Courier New" w:hint="default"/>
+        <w:sz w:val="20"/>
+      </w:rPr>
+    </w:lvl>
+    <w:lvl w:ilvl="2" w:tentative="1">
+      <w:start w:val="1"/>
+      <w:numFmt w:val="bullet"/>
+      <w:lvlText w:val=""/>
+      <w:lvlJc w:val="left"/>
+      <w:pPr>
+        <w:tabs>
+          <w:tab w:val="num" w:pos="2160"/>
+        </w:tabs>
+        <w:ind w:left="2160" w:hanging="360"/>
+      </w:pPr>
+      <w:rPr>
+        <w:rFonts w:ascii="Wingdings" w:hAnsi="Wingdings" w:hint="default"/>
+        <w:sz w:val="20"/>
+      </w:rPr>
+    </w:lvl>
+    <w:lvl w:ilvl="3" w:tentative="1">
+      <w:start w:val="1"/>
+      <w:numFmt w:val="bullet"/>
+      <w:lvlText w:val=""/>
+      <w:lvlJc w:val="left"/>
+      <w:pPr>
+        <w:tabs>
+          <w:tab w:val="num" w:pos="2880"/>
+        </w:tabs>
+        <w:ind w:left="2880" w:hanging="360"/>
+      </w:pPr>
+      <w:rPr>
+        <w:rFonts w:ascii="Wingdings" w:hAnsi="Wingdings" w:hint="default"/>
+        <w:sz w:val="20"/>
+      </w:rPr>
+    </w:lvl>
+    <w:lvl w:ilvl="4" w:tentative="1">
+      <w:start w:val="1"/>
+      <w:numFmt w:val="bullet"/>
+      <w:lvlText w:val=""/>
+      <w:lvlJc w:val="left"/>
+      <w:pPr>
+        <w:tabs>
+          <w:tab w:val="num" w:pos="3600"/>
+        </w:tabs>
+        <w:ind w:left="3600" w:hanging="360"/>
+      </w:pPr>
+      <w:rPr>
+        <w:rFonts w:ascii="Wingdings" w:hAnsi="Wingdings" w:hint="default"/>
+        <w:sz w:val="20"/>
+      </w:rPr>
+    </w:lvl>
+    <w:lvl w:ilvl="5" w:tentative="1">
+      <w:start w:val="1"/>
+      <w:numFmt w:val="bullet"/>
+      <w:lvlText w:val=""/>
+      <w:lvlJc w:val="left"/>
+      <w:pPr>
+        <w:tabs>
+          <w:tab w:val="num" w:pos="4320"/>
+        </w:tabs>
+        <w:ind w:left="4320" w:hanging="360"/>
+      </w:pPr>
+      <w:rPr>
+        <w:rFonts w:ascii="Wingdings" w:hAnsi="Wingdings" w:hint="default"/>
+        <w:sz w:val="20"/>
+      </w:rPr>
+    </w:lvl>
+    <w:lvl w:ilvl="6" w:tentative="1">
+      <w:start w:val="1"/>
+      <w:numFmt w:val="bullet"/>
+      <w:lvlText w:val=""/>
+      <w:lvlJc w:val="left"/>
+      <w:pPr>
+        <w:tabs>
+          <w:tab w:val="num" w:pos="5040"/>
+        </w:tabs>
+        <w:ind w:left="5040" w:hanging="360"/>
+      </w:pPr>
+      <w:rPr>
+        <w:rFonts w:ascii="Wingdings" w:hAnsi="Wingdings" w:hint="default"/>
+        <w:sz w:val="20"/>
+      </w:rPr>
+    </w:lvl>
+    <w:lvl w:ilvl="7" w:tentative="1">
+      <w:start w:val="1"/>
+      <w:numFmt w:val="bullet"/>
+      <w:lvlText w:val=""/>
+      <w:lvlJc w:val="left"/>
+      <w:pPr>
+        <w:tabs>
+          <w:tab w:val="num" w:pos="5760"/>
+        </w:tabs>
+        <w:ind w:left="5760" w:hanging="360"/>
+      </w:pPr>
+      <w:rPr>
+        <w:rFonts w:ascii="Wingdings" w:hAnsi="Wingdings" w:hint="default"/>
+        <w:sz w:val="20"/>
+      </w:rPr>
+    </w:lvl>
+    <w:lvl w:ilvl="8" w:tentative="1">
+      <w:start w:val="1"/>
+      <w:numFmt w:val="bullet"/>
+      <w:lvlText w:val=""/>
+      <w:lvlJc w:val="left"/>
+      <w:pPr>
+        <w:tabs>
+          <w:tab w:val="num" w:pos="6480"/>
+        </w:tabs>
+        <w:ind w:left="6480" w:hanging="360"/>
+      </w:pPr>
+      <w:rPr>
+        <w:rFonts w:ascii="Wingdings" w:hAnsi="Wingdings" w:hint="default"/>
+        <w:sz w:val="20"/>
+      </w:rPr>
+    </w:lvl>
+  </w:abstractNum>
+  <w:abstractNum w:abstractNumId="8" w15:restartNumberingAfterBreak="0">
+    <w:nsid w:val="2B9D5A2D"/>
+    <w:multiLevelType w:val="multilevel"/>
+    <w:tmpl w:val="87508BF0"/>
+    <w:lvl w:ilvl="0">
+      <w:start w:val="1"/>
+      <w:numFmt w:val="bullet"/>
+      <w:lvlText w:val=""/>
+      <w:lvlJc w:val="left"/>
+      <w:pPr>
+        <w:tabs>
+          <w:tab w:val="num" w:pos="720"/>
+        </w:tabs>
+        <w:ind w:left="720" w:hanging="360"/>
+      </w:pPr>
+      <w:rPr>
+        <w:rFonts w:ascii="Symbol" w:hAnsi="Symbol" w:hint="default"/>
+        <w:sz w:val="20"/>
+      </w:rPr>
+    </w:lvl>
+    <w:lvl w:ilvl="1">
+      <w:start w:val="1"/>
+      <w:numFmt w:val="bullet"/>
+      <w:lvlText w:val="o"/>
+      <w:lvlJc w:val="left"/>
+      <w:pPr>
+        <w:tabs>
+          <w:tab w:val="num" w:pos="1440"/>
+        </w:tabs>
+        <w:ind w:left="1440" w:hanging="360"/>
+      </w:pPr>
+      <w:rPr>
+        <w:rFonts w:ascii="Courier New" w:hAnsi="Courier New" w:hint="default"/>
+        <w:sz w:val="20"/>
+      </w:rPr>
+    </w:lvl>
+    <w:lvl w:ilvl="2" w:tentative="1">
+      <w:start w:val="1"/>
+      <w:numFmt w:val="bullet"/>
+      <w:lvlText w:val=""/>
+      <w:lvlJc w:val="left"/>
+      <w:pPr>
+        <w:tabs>
+          <w:tab w:val="num" w:pos="2160"/>
+        </w:tabs>
+        <w:ind w:left="2160" w:hanging="360"/>
+      </w:pPr>
+      <w:rPr>
+        <w:rFonts w:ascii="Wingdings" w:hAnsi="Wingdings" w:hint="default"/>
+        <w:sz w:val="20"/>
+      </w:rPr>
+    </w:lvl>
+    <w:lvl w:ilvl="3" w:tentative="1">
+      <w:start w:val="1"/>
+      <w:numFmt w:val="bullet"/>
+      <w:lvlText w:val=""/>
+      <w:lvlJc w:val="left"/>
+      <w:pPr>
+        <w:tabs>
+          <w:tab w:val="num" w:pos="2880"/>
+        </w:tabs>
+        <w:ind w:left="2880" w:hanging="360"/>
+      </w:pPr>
+      <w:rPr>
+        <w:rFonts w:ascii="Wingdings" w:hAnsi="Wingdings" w:hint="default"/>
+        <w:sz w:val="20"/>
+      </w:rPr>
+    </w:lvl>
+    <w:lvl w:ilvl="4" w:tentative="1">
+      <w:start w:val="1"/>
+      <w:numFmt w:val="bullet"/>
+      <w:lvlText w:val=""/>
+      <w:lvlJc w:val="left"/>
+      <w:pPr>
+        <w:tabs>
+          <w:tab w:val="num" w:pos="3600"/>
+        </w:tabs>
+        <w:ind w:left="3600" w:hanging="360"/>
+      </w:pPr>
+      <w:rPr>
+        <w:rFonts w:ascii="Wingdings" w:hAnsi="Wingdings" w:hint="default"/>
+        <w:sz w:val="20"/>
+      </w:rPr>
+    </w:lvl>
+    <w:lvl w:ilvl="5" w:tentative="1">
+      <w:start w:val="1"/>
+      <w:numFmt w:val="bullet"/>
+      <w:lvlText w:val=""/>
+      <w:lvlJc w:val="left"/>
+      <w:pPr>
+        <w:tabs>
+          <w:tab w:val="num" w:pos="4320"/>
+        </w:tabs>
+        <w:ind w:left="4320" w:hanging="360"/>
+      </w:pPr>
+      <w:rPr>
+        <w:rFonts w:ascii="Wingdings" w:hAnsi="Wingdings" w:hint="default"/>
+        <w:sz w:val="20"/>
+      </w:rPr>
+    </w:lvl>
+    <w:lvl w:ilvl="6" w:tentative="1">
+      <w:start w:val="1"/>
+      <w:numFmt w:val="bullet"/>
+      <w:lvlText w:val=""/>
+      <w:lvlJc w:val="left"/>
+      <w:pPr>
+        <w:tabs>
+          <w:tab w:val="num" w:pos="5040"/>
+        </w:tabs>
+        <w:ind w:left="5040" w:hanging="360"/>
+      </w:pPr>
+      <w:rPr>
+        <w:rFonts w:ascii="Wingdings" w:hAnsi="Wingdings" w:hint="default"/>
+        <w:sz w:val="20"/>
+      </w:rPr>
+    </w:lvl>
+    <w:lvl w:ilvl="7" w:tentative="1">
+      <w:start w:val="1"/>
+      <w:numFmt w:val="bullet"/>
+      <w:lvlText w:val=""/>
+      <w:lvlJc w:val="left"/>
+      <w:pPr>
+        <w:tabs>
+          <w:tab w:val="num" w:pos="5760"/>
+        </w:tabs>
+        <w:ind w:left="5760" w:hanging="360"/>
+      </w:pPr>
+      <w:rPr>
+        <w:rFonts w:ascii="Wingdings" w:hAnsi="Wingdings" w:hint="default"/>
+        <w:sz w:val="20"/>
+      </w:rPr>
+    </w:lvl>
+    <w:lvl w:ilvl="8" w:tentative="1">
+      <w:start w:val="1"/>
+      <w:numFmt w:val="bullet"/>
+      <w:lvlText w:val=""/>
+      <w:lvlJc w:val="left"/>
+      <w:pPr>
+        <w:tabs>
+          <w:tab w:val="num" w:pos="6480"/>
+        </w:tabs>
+        <w:ind w:left="6480" w:hanging="360"/>
+      </w:pPr>
+      <w:rPr>
+        <w:rFonts w:ascii="Wingdings" w:hAnsi="Wingdings" w:hint="default"/>
+        <w:sz w:val="20"/>
+      </w:rPr>
+    </w:lvl>
+  </w:abstractNum>
+  <w:abstractNum w:abstractNumId="9" w15:restartNumberingAfterBreak="0">
     <w:nsid w:val="32F8229C"/>
     <w:multiLevelType w:val="hybridMultilevel"/>
     <w:tmpl w:val="9E50CB84"/>
@@ -2772,7 +3289,7 @@
       </w:pPr>
     </w:lvl>
   </w:abstractNum>
-  <w:abstractNum w:abstractNumId="6" w15:restartNumberingAfterBreak="0">
+  <w:abstractNum w:abstractNumId="10" w15:restartNumberingAfterBreak="0">
     <w:nsid w:val="343E5E71"/>
     <w:multiLevelType w:val="hybridMultilevel"/>
     <w:tmpl w:val="BEAED34C"/>
@@ -2885,7 +3402,7 @@
       </w:rPr>
     </w:lvl>
   </w:abstractNum>
-  <w:abstractNum w:abstractNumId="7" w15:restartNumberingAfterBreak="0">
+  <w:abstractNum w:abstractNumId="11" w15:restartNumberingAfterBreak="0">
     <w:nsid w:val="37CA7A90"/>
     <w:multiLevelType w:val="multilevel"/>
     <w:tmpl w:val="5C28D210"/>
@@ -3034,7 +3551,305 @@
       </w:rPr>
     </w:lvl>
   </w:abstractNum>
-  <w:abstractNum w:abstractNumId="8" w15:restartNumberingAfterBreak="0">
+  <w:abstractNum w:abstractNumId="12" w15:restartNumberingAfterBreak="0">
+    <w:nsid w:val="3989791A"/>
+    <w:multiLevelType w:val="multilevel"/>
+    <w:tmpl w:val="5498C4FE"/>
+    <w:lvl w:ilvl="0">
+      <w:start w:val="1"/>
+      <w:numFmt w:val="bullet"/>
+      <w:lvlText w:val=""/>
+      <w:lvlJc w:val="left"/>
+      <w:pPr>
+        <w:tabs>
+          <w:tab w:val="num" w:pos="720"/>
+        </w:tabs>
+        <w:ind w:left="720" w:hanging="360"/>
+      </w:pPr>
+      <w:rPr>
+        <w:rFonts w:ascii="Symbol" w:hAnsi="Symbol" w:hint="default"/>
+        <w:sz w:val="20"/>
+      </w:rPr>
+    </w:lvl>
+    <w:lvl w:ilvl="1">
+      <w:start w:val="1"/>
+      <w:numFmt w:val="bullet"/>
+      <w:lvlText w:val="o"/>
+      <w:lvlJc w:val="left"/>
+      <w:pPr>
+        <w:tabs>
+          <w:tab w:val="num" w:pos="1440"/>
+        </w:tabs>
+        <w:ind w:left="1440" w:hanging="360"/>
+      </w:pPr>
+      <w:rPr>
+        <w:rFonts w:ascii="Courier New" w:hAnsi="Courier New" w:hint="default"/>
+        <w:sz w:val="20"/>
+      </w:rPr>
+    </w:lvl>
+    <w:lvl w:ilvl="2" w:tentative="1">
+      <w:start w:val="1"/>
+      <w:numFmt w:val="bullet"/>
+      <w:lvlText w:val=""/>
+      <w:lvlJc w:val="left"/>
+      <w:pPr>
+        <w:tabs>
+          <w:tab w:val="num" w:pos="2160"/>
+        </w:tabs>
+        <w:ind w:left="2160" w:hanging="360"/>
+      </w:pPr>
+      <w:rPr>
+        <w:rFonts w:ascii="Wingdings" w:hAnsi="Wingdings" w:hint="default"/>
+        <w:sz w:val="20"/>
+      </w:rPr>
+    </w:lvl>
+    <w:lvl w:ilvl="3" w:tentative="1">
+      <w:start w:val="1"/>
+      <w:numFmt w:val="bullet"/>
+      <w:lvlText w:val=""/>
+      <w:lvlJc w:val="left"/>
+      <w:pPr>
+        <w:tabs>
+          <w:tab w:val="num" w:pos="2880"/>
+        </w:tabs>
+        <w:ind w:left="2880" w:hanging="360"/>
+      </w:pPr>
+      <w:rPr>
+        <w:rFonts w:ascii="Wingdings" w:hAnsi="Wingdings" w:hint="default"/>
+        <w:sz w:val="20"/>
+      </w:rPr>
+    </w:lvl>
+    <w:lvl w:ilvl="4" w:tentative="1">
+      <w:start w:val="1"/>
+      <w:numFmt w:val="bullet"/>
+      <w:lvlText w:val=""/>
+      <w:lvlJc w:val="left"/>
+      <w:pPr>
+        <w:tabs>
+          <w:tab w:val="num" w:pos="3600"/>
+        </w:tabs>
+        <w:ind w:left="3600" w:hanging="360"/>
+      </w:pPr>
+      <w:rPr>
+        <w:rFonts w:ascii="Wingdings" w:hAnsi="Wingdings" w:hint="default"/>
+        <w:sz w:val="20"/>
+      </w:rPr>
+    </w:lvl>
+    <w:lvl w:ilvl="5" w:tentative="1">
+      <w:start w:val="1"/>
+      <w:numFmt w:val="bullet"/>
+      <w:lvlText w:val=""/>
+      <w:lvlJc w:val="left"/>
+      <w:pPr>
+        <w:tabs>
+          <w:tab w:val="num" w:pos="4320"/>
+        </w:tabs>
+        <w:ind w:left="4320" w:hanging="360"/>
+      </w:pPr>
+      <w:rPr>
+        <w:rFonts w:ascii="Wingdings" w:hAnsi="Wingdings" w:hint="default"/>
+        <w:sz w:val="20"/>
+      </w:rPr>
+    </w:lvl>
+    <w:lvl w:ilvl="6" w:tentative="1">
+      <w:start w:val="1"/>
+      <w:numFmt w:val="bullet"/>
+      <w:lvlText w:val=""/>
+      <w:lvlJc w:val="left"/>
+      <w:pPr>
+        <w:tabs>
+          <w:tab w:val="num" w:pos="5040"/>
+        </w:tabs>
+        <w:ind w:left="5040" w:hanging="360"/>
+      </w:pPr>
+      <w:rPr>
+        <w:rFonts w:ascii="Wingdings" w:hAnsi="Wingdings" w:hint="default"/>
+        <w:sz w:val="20"/>
+      </w:rPr>
+    </w:lvl>
+    <w:lvl w:ilvl="7" w:tentative="1">
+      <w:start w:val="1"/>
+      <w:numFmt w:val="bullet"/>
+      <w:lvlText w:val=""/>
+      <w:lvlJc w:val="left"/>
+      <w:pPr>
+        <w:tabs>
+          <w:tab w:val="num" w:pos="5760"/>
+        </w:tabs>
+        <w:ind w:left="5760" w:hanging="360"/>
+      </w:pPr>
+      <w:rPr>
+        <w:rFonts w:ascii="Wingdings" w:hAnsi="Wingdings" w:hint="default"/>
+        <w:sz w:val="20"/>
+      </w:rPr>
+    </w:lvl>
+    <w:lvl w:ilvl="8" w:tentative="1">
+      <w:start w:val="1"/>
+      <w:numFmt w:val="bullet"/>
+      <w:lvlText w:val=""/>
+      <w:lvlJc w:val="left"/>
+      <w:pPr>
+        <w:tabs>
+          <w:tab w:val="num" w:pos="6480"/>
+        </w:tabs>
+        <w:ind w:left="6480" w:hanging="360"/>
+      </w:pPr>
+      <w:rPr>
+        <w:rFonts w:ascii="Wingdings" w:hAnsi="Wingdings" w:hint="default"/>
+        <w:sz w:val="20"/>
+      </w:rPr>
+    </w:lvl>
+  </w:abstractNum>
+  <w:abstractNum w:abstractNumId="13" w15:restartNumberingAfterBreak="0">
+    <w:nsid w:val="3A2D21E8"/>
+    <w:multiLevelType w:val="multilevel"/>
+    <w:tmpl w:val="EA40227C"/>
+    <w:lvl w:ilvl="0">
+      <w:start w:val="1"/>
+      <w:numFmt w:val="bullet"/>
+      <w:lvlText w:val=""/>
+      <w:lvlJc w:val="left"/>
+      <w:pPr>
+        <w:tabs>
+          <w:tab w:val="num" w:pos="720"/>
+        </w:tabs>
+        <w:ind w:left="720" w:hanging="360"/>
+      </w:pPr>
+      <w:rPr>
+        <w:rFonts w:ascii="Symbol" w:hAnsi="Symbol" w:hint="default"/>
+        <w:sz w:val="20"/>
+      </w:rPr>
+    </w:lvl>
+    <w:lvl w:ilvl="1" w:tentative="1">
+      <w:start w:val="1"/>
+      <w:numFmt w:val="bullet"/>
+      <w:lvlText w:val="o"/>
+      <w:lvlJc w:val="left"/>
+      <w:pPr>
+        <w:tabs>
+          <w:tab w:val="num" w:pos="1440"/>
+        </w:tabs>
+        <w:ind w:left="1440" w:hanging="360"/>
+      </w:pPr>
+      <w:rPr>
+        <w:rFonts w:ascii="Courier New" w:hAnsi="Courier New" w:hint="default"/>
+        <w:sz w:val="20"/>
+      </w:rPr>
+    </w:lvl>
+    <w:lvl w:ilvl="2" w:tentative="1">
+      <w:start w:val="1"/>
+      <w:numFmt w:val="bullet"/>
+      <w:lvlText w:val=""/>
+      <w:lvlJc w:val="left"/>
+      <w:pPr>
+        <w:tabs>
+          <w:tab w:val="num" w:pos="2160"/>
+        </w:tabs>
+        <w:ind w:left="2160" w:hanging="360"/>
+      </w:pPr>
+      <w:rPr>
+        <w:rFonts w:ascii="Wingdings" w:hAnsi="Wingdings" w:hint="default"/>
+        <w:sz w:val="20"/>
+      </w:rPr>
+    </w:lvl>
+    <w:lvl w:ilvl="3" w:tentative="1">
+      <w:start w:val="1"/>
+      <w:numFmt w:val="bullet"/>
+      <w:lvlText w:val=""/>
+      <w:lvlJc w:val="left"/>
+      <w:pPr>
+        <w:tabs>
+          <w:tab w:val="num" w:pos="2880"/>
+        </w:tabs>
+        <w:ind w:left="2880" w:hanging="360"/>
+      </w:pPr>
+      <w:rPr>
+        <w:rFonts w:ascii="Wingdings" w:hAnsi="Wingdings" w:hint="default"/>
+        <w:sz w:val="20"/>
+      </w:rPr>
+    </w:lvl>
+    <w:lvl w:ilvl="4" w:tentative="1">
+      <w:start w:val="1"/>
+      <w:numFmt w:val="bullet"/>
+      <w:lvlText w:val=""/>
+      <w:lvlJc w:val="left"/>
+      <w:pPr>
+        <w:tabs>
+          <w:tab w:val="num" w:pos="3600"/>
+        </w:tabs>
+        <w:ind w:left="3600" w:hanging="360"/>
+      </w:pPr>
+      <w:rPr>
+        <w:rFonts w:ascii="Wingdings" w:hAnsi="Wingdings" w:hint="default"/>
+        <w:sz w:val="20"/>
+      </w:rPr>
+    </w:lvl>
+    <w:lvl w:ilvl="5" w:tentative="1">
+      <w:start w:val="1"/>
+      <w:numFmt w:val="bullet"/>
+      <w:lvlText w:val=""/>
+      <w:lvlJc w:val="left"/>
+      <w:pPr>
+        <w:tabs>
+          <w:tab w:val="num" w:pos="4320"/>
+        </w:tabs>
+        <w:ind w:left="4320" w:hanging="360"/>
+      </w:pPr>
+      <w:rPr>
+        <w:rFonts w:ascii="Wingdings" w:hAnsi="Wingdings" w:hint="default"/>
+        <w:sz w:val="20"/>
+      </w:rPr>
+    </w:lvl>
+    <w:lvl w:ilvl="6" w:tentative="1">
+      <w:start w:val="1"/>
+      <w:numFmt w:val="bullet"/>
+      <w:lvlText w:val=""/>
+      <w:lvlJc w:val="left"/>
+      <w:pPr>
+        <w:tabs>
+          <w:tab w:val="num" w:pos="5040"/>
+        </w:tabs>
+        <w:ind w:left="5040" w:hanging="360"/>
+      </w:pPr>
+      <w:rPr>
+        <w:rFonts w:ascii="Wingdings" w:hAnsi="Wingdings" w:hint="default"/>
+        <w:sz w:val="20"/>
+      </w:rPr>
+    </w:lvl>
+    <w:lvl w:ilvl="7" w:tentative="1">
+      <w:start w:val="1"/>
+      <w:numFmt w:val="bullet"/>
+      <w:lvlText w:val=""/>
+      <w:lvlJc w:val="left"/>
+      <w:pPr>
+        <w:tabs>
+          <w:tab w:val="num" w:pos="5760"/>
+        </w:tabs>
+        <w:ind w:left="5760" w:hanging="360"/>
+      </w:pPr>
+      <w:rPr>
+        <w:rFonts w:ascii="Wingdings" w:hAnsi="Wingdings" w:hint="default"/>
+        <w:sz w:val="20"/>
+      </w:rPr>
+    </w:lvl>
+    <w:lvl w:ilvl="8" w:tentative="1">
+      <w:start w:val="1"/>
+      <w:numFmt w:val="bullet"/>
+      <w:lvlText w:val=""/>
+      <w:lvlJc w:val="left"/>
+      <w:pPr>
+        <w:tabs>
+          <w:tab w:val="num" w:pos="6480"/>
+        </w:tabs>
+        <w:ind w:left="6480" w:hanging="360"/>
+      </w:pPr>
+      <w:rPr>
+        <w:rFonts w:ascii="Wingdings" w:hAnsi="Wingdings" w:hint="default"/>
+        <w:sz w:val="20"/>
+      </w:rPr>
+    </w:lvl>
+  </w:abstractNum>
+  <w:abstractNum w:abstractNumId="14" w15:restartNumberingAfterBreak="0">
     <w:nsid w:val="3F5302F1"/>
     <w:multiLevelType w:val="multilevel"/>
     <w:tmpl w:val="0256F1E6"/>
@@ -3183,7 +3998,7 @@
       </w:rPr>
     </w:lvl>
   </w:abstractNum>
-  <w:abstractNum w:abstractNumId="9" w15:restartNumberingAfterBreak="0">
+  <w:abstractNum w:abstractNumId="15" w15:restartNumberingAfterBreak="0">
     <w:nsid w:val="41BC1D88"/>
     <w:multiLevelType w:val="hybridMultilevel"/>
     <w:tmpl w:val="356CEE26"/>
@@ -3296,7 +4111,156 @@
       </w:rPr>
     </w:lvl>
   </w:abstractNum>
-  <w:abstractNum w:abstractNumId="10" w15:restartNumberingAfterBreak="0">
+  <w:abstractNum w:abstractNumId="16" w15:restartNumberingAfterBreak="0">
+    <w:nsid w:val="44680CD9"/>
+    <w:multiLevelType w:val="multilevel"/>
+    <w:tmpl w:val="4358F220"/>
+    <w:lvl w:ilvl="0">
+      <w:start w:val="1"/>
+      <w:numFmt w:val="bullet"/>
+      <w:lvlText w:val=""/>
+      <w:lvlJc w:val="left"/>
+      <w:pPr>
+        <w:tabs>
+          <w:tab w:val="num" w:pos="720"/>
+        </w:tabs>
+        <w:ind w:left="720" w:hanging="360"/>
+      </w:pPr>
+      <w:rPr>
+        <w:rFonts w:ascii="Symbol" w:hAnsi="Symbol" w:hint="default"/>
+        <w:sz w:val="20"/>
+      </w:rPr>
+    </w:lvl>
+    <w:lvl w:ilvl="1" w:tentative="1">
+      <w:start w:val="1"/>
+      <w:numFmt w:val="bullet"/>
+      <w:lvlText w:val="o"/>
+      <w:lvlJc w:val="left"/>
+      <w:pPr>
+        <w:tabs>
+          <w:tab w:val="num" w:pos="1440"/>
+        </w:tabs>
+        <w:ind w:left="1440" w:hanging="360"/>
+      </w:pPr>
+      <w:rPr>
+        <w:rFonts w:ascii="Courier New" w:hAnsi="Courier New" w:hint="default"/>
+        <w:sz w:val="20"/>
+      </w:rPr>
+    </w:lvl>
+    <w:lvl w:ilvl="2" w:tentative="1">
+      <w:start w:val="1"/>
+      <w:numFmt w:val="bullet"/>
+      <w:lvlText w:val=""/>
+      <w:lvlJc w:val="left"/>
+      <w:pPr>
+        <w:tabs>
+          <w:tab w:val="num" w:pos="2160"/>
+        </w:tabs>
+        <w:ind w:left="2160" w:hanging="360"/>
+      </w:pPr>
+      <w:rPr>
+        <w:rFonts w:ascii="Wingdings" w:hAnsi="Wingdings" w:hint="default"/>
+        <w:sz w:val="20"/>
+      </w:rPr>
+    </w:lvl>
+    <w:lvl w:ilvl="3" w:tentative="1">
+      <w:start w:val="1"/>
+      <w:numFmt w:val="bullet"/>
+      <w:lvlText w:val=""/>
+      <w:lvlJc w:val="left"/>
+      <w:pPr>
+        <w:tabs>
+          <w:tab w:val="num" w:pos="2880"/>
+        </w:tabs>
+        <w:ind w:left="2880" w:hanging="360"/>
+      </w:pPr>
+      <w:rPr>
+        <w:rFonts w:ascii="Wingdings" w:hAnsi="Wingdings" w:hint="default"/>
+        <w:sz w:val="20"/>
+      </w:rPr>
+    </w:lvl>
+    <w:lvl w:ilvl="4" w:tentative="1">
+      <w:start w:val="1"/>
+      <w:numFmt w:val="bullet"/>
+      <w:lvlText w:val=""/>
+      <w:lvlJc w:val="left"/>
+      <w:pPr>
+        <w:tabs>
+          <w:tab w:val="num" w:pos="3600"/>
+        </w:tabs>
+        <w:ind w:left="3600" w:hanging="360"/>
+      </w:pPr>
+      <w:rPr>
+        <w:rFonts w:ascii="Wingdings" w:hAnsi="Wingdings" w:hint="default"/>
+        <w:sz w:val="20"/>
+      </w:rPr>
+    </w:lvl>
+    <w:lvl w:ilvl="5" w:tentative="1">
+      <w:start w:val="1"/>
+      <w:numFmt w:val="bullet"/>
+      <w:lvlText w:val=""/>
+      <w:lvlJc w:val="left"/>
+      <w:pPr>
+        <w:tabs>
+          <w:tab w:val="num" w:pos="4320"/>
+        </w:tabs>
+        <w:ind w:left="4320" w:hanging="360"/>
+      </w:pPr>
+      <w:rPr>
+        <w:rFonts w:ascii="Wingdings" w:hAnsi="Wingdings" w:hint="default"/>
+        <w:sz w:val="20"/>
+      </w:rPr>
+    </w:lvl>
+    <w:lvl w:ilvl="6" w:tentative="1">
+      <w:start w:val="1"/>
+      <w:numFmt w:val="bullet"/>
+      <w:lvlText w:val=""/>
+      <w:lvlJc w:val="left"/>
+      <w:pPr>
+        <w:tabs>
+          <w:tab w:val="num" w:pos="5040"/>
+        </w:tabs>
+        <w:ind w:left="5040" w:hanging="360"/>
+      </w:pPr>
+      <w:rPr>
+        <w:rFonts w:ascii="Wingdings" w:hAnsi="Wingdings" w:hint="default"/>
+        <w:sz w:val="20"/>
+      </w:rPr>
+    </w:lvl>
+    <w:lvl w:ilvl="7" w:tentative="1">
+      <w:start w:val="1"/>
+      <w:numFmt w:val="bullet"/>
+      <w:lvlText w:val=""/>
+      <w:lvlJc w:val="left"/>
+      <w:pPr>
+        <w:tabs>
+          <w:tab w:val="num" w:pos="5760"/>
+        </w:tabs>
+        <w:ind w:left="5760" w:hanging="360"/>
+      </w:pPr>
+      <w:rPr>
+        <w:rFonts w:ascii="Wingdings" w:hAnsi="Wingdings" w:hint="default"/>
+        <w:sz w:val="20"/>
+      </w:rPr>
+    </w:lvl>
+    <w:lvl w:ilvl="8" w:tentative="1">
+      <w:start w:val="1"/>
+      <w:numFmt w:val="bullet"/>
+      <w:lvlText w:val=""/>
+      <w:lvlJc w:val="left"/>
+      <w:pPr>
+        <w:tabs>
+          <w:tab w:val="num" w:pos="6480"/>
+        </w:tabs>
+        <w:ind w:left="6480" w:hanging="360"/>
+      </w:pPr>
+      <w:rPr>
+        <w:rFonts w:ascii="Wingdings" w:hAnsi="Wingdings" w:hint="default"/>
+        <w:sz w:val="20"/>
+      </w:rPr>
+    </w:lvl>
+  </w:abstractNum>
+  <w:abstractNum w:abstractNumId="17" w15:restartNumberingAfterBreak="0">
     <w:nsid w:val="46236E15"/>
     <w:multiLevelType w:val="multilevel"/>
     <w:tmpl w:val="B592210C"/>
@@ -3445,7 +4409,7 @@
       </w:rPr>
     </w:lvl>
   </w:abstractNum>
-  <w:abstractNum w:abstractNumId="11" w15:restartNumberingAfterBreak="0">
+  <w:abstractNum w:abstractNumId="18" w15:restartNumberingAfterBreak="0">
     <w:nsid w:val="47DD33C2"/>
     <w:multiLevelType w:val="multilevel"/>
     <w:tmpl w:val="C1FC78C6"/>
@@ -3594,7 +4558,156 @@
       </w:rPr>
     </w:lvl>
   </w:abstractNum>
-  <w:abstractNum w:abstractNumId="12" w15:restartNumberingAfterBreak="0">
+  <w:abstractNum w:abstractNumId="19" w15:restartNumberingAfterBreak="0">
+    <w:nsid w:val="4A392DC5"/>
+    <w:multiLevelType w:val="multilevel"/>
+    <w:tmpl w:val="386A8F00"/>
+    <w:lvl w:ilvl="0">
+      <w:start w:val="1"/>
+      <w:numFmt w:val="bullet"/>
+      <w:lvlText w:val=""/>
+      <w:lvlJc w:val="left"/>
+      <w:pPr>
+        <w:tabs>
+          <w:tab w:val="num" w:pos="720"/>
+        </w:tabs>
+        <w:ind w:left="720" w:hanging="360"/>
+      </w:pPr>
+      <w:rPr>
+        <w:rFonts w:ascii="Symbol" w:hAnsi="Symbol" w:hint="default"/>
+        <w:sz w:val="20"/>
+      </w:rPr>
+    </w:lvl>
+    <w:lvl w:ilvl="1">
+      <w:start w:val="1"/>
+      <w:numFmt w:val="bullet"/>
+      <w:lvlText w:val="o"/>
+      <w:lvlJc w:val="left"/>
+      <w:pPr>
+        <w:tabs>
+          <w:tab w:val="num" w:pos="1440"/>
+        </w:tabs>
+        <w:ind w:left="1440" w:hanging="360"/>
+      </w:pPr>
+      <w:rPr>
+        <w:rFonts w:ascii="Courier New" w:hAnsi="Courier New" w:hint="default"/>
+        <w:sz w:val="20"/>
+      </w:rPr>
+    </w:lvl>
+    <w:lvl w:ilvl="2">
+      <w:start w:val="1"/>
+      <w:numFmt w:val="bullet"/>
+      <w:lvlText w:val=""/>
+      <w:lvlJc w:val="left"/>
+      <w:pPr>
+        <w:tabs>
+          <w:tab w:val="num" w:pos="2160"/>
+        </w:tabs>
+        <w:ind w:left="2160" w:hanging="360"/>
+      </w:pPr>
+      <w:rPr>
+        <w:rFonts w:ascii="Wingdings" w:hAnsi="Wingdings" w:hint="default"/>
+        <w:sz w:val="20"/>
+      </w:rPr>
+    </w:lvl>
+    <w:lvl w:ilvl="3">
+      <w:start w:val="1"/>
+      <w:numFmt w:val="bullet"/>
+      <w:lvlText w:val=""/>
+      <w:lvlJc w:val="left"/>
+      <w:pPr>
+        <w:tabs>
+          <w:tab w:val="num" w:pos="2880"/>
+        </w:tabs>
+        <w:ind w:left="2880" w:hanging="360"/>
+      </w:pPr>
+      <w:rPr>
+        <w:rFonts w:ascii="Wingdings" w:hAnsi="Wingdings" w:hint="default"/>
+        <w:sz w:val="20"/>
+      </w:rPr>
+    </w:lvl>
+    <w:lvl w:ilvl="4" w:tentative="1">
+      <w:start w:val="1"/>
+      <w:numFmt w:val="bullet"/>
+      <w:lvlText w:val=""/>
+      <w:lvlJc w:val="left"/>
+      <w:pPr>
+        <w:tabs>
+          <w:tab w:val="num" w:pos="3600"/>
+        </w:tabs>
+        <w:ind w:left="3600" w:hanging="360"/>
+      </w:pPr>
+      <w:rPr>
+        <w:rFonts w:ascii="Wingdings" w:hAnsi="Wingdings" w:hint="default"/>
+        <w:sz w:val="20"/>
+      </w:rPr>
+    </w:lvl>
+    <w:lvl w:ilvl="5" w:tentative="1">
+      <w:start w:val="1"/>
+      <w:numFmt w:val="bullet"/>
+      <w:lvlText w:val=""/>
+      <w:lvlJc w:val="left"/>
+      <w:pPr>
+        <w:tabs>
+          <w:tab w:val="num" w:pos="4320"/>
+        </w:tabs>
+        <w:ind w:left="4320" w:hanging="360"/>
+      </w:pPr>
+      <w:rPr>
+        <w:rFonts w:ascii="Wingdings" w:hAnsi="Wingdings" w:hint="default"/>
+        <w:sz w:val="20"/>
+      </w:rPr>
+    </w:lvl>
+    <w:lvl w:ilvl="6" w:tentative="1">
+      <w:start w:val="1"/>
+      <w:numFmt w:val="bullet"/>
+      <w:lvlText w:val=""/>
+      <w:lvlJc w:val="left"/>
+      <w:pPr>
+        <w:tabs>
+          <w:tab w:val="num" w:pos="5040"/>
+        </w:tabs>
+        <w:ind w:left="5040" w:hanging="360"/>
+      </w:pPr>
+      <w:rPr>
+        <w:rFonts w:ascii="Wingdings" w:hAnsi="Wingdings" w:hint="default"/>
+        <w:sz w:val="20"/>
+      </w:rPr>
+    </w:lvl>
+    <w:lvl w:ilvl="7" w:tentative="1">
+      <w:start w:val="1"/>
+      <w:numFmt w:val="bullet"/>
+      <w:lvlText w:val=""/>
+      <w:lvlJc w:val="left"/>
+      <w:pPr>
+        <w:tabs>
+          <w:tab w:val="num" w:pos="5760"/>
+        </w:tabs>
+        <w:ind w:left="5760" w:hanging="360"/>
+      </w:pPr>
+      <w:rPr>
+        <w:rFonts w:ascii="Wingdings" w:hAnsi="Wingdings" w:hint="default"/>
+        <w:sz w:val="20"/>
+      </w:rPr>
+    </w:lvl>
+    <w:lvl w:ilvl="8" w:tentative="1">
+      <w:start w:val="1"/>
+      <w:numFmt w:val="bullet"/>
+      <w:lvlText w:val=""/>
+      <w:lvlJc w:val="left"/>
+      <w:pPr>
+        <w:tabs>
+          <w:tab w:val="num" w:pos="6480"/>
+        </w:tabs>
+        <w:ind w:left="6480" w:hanging="360"/>
+      </w:pPr>
+      <w:rPr>
+        <w:rFonts w:ascii="Wingdings" w:hAnsi="Wingdings" w:hint="default"/>
+        <w:sz w:val="20"/>
+      </w:rPr>
+    </w:lvl>
+  </w:abstractNum>
+  <w:abstractNum w:abstractNumId="20" w15:restartNumberingAfterBreak="0">
     <w:nsid w:val="4ED219AE"/>
     <w:multiLevelType w:val="multilevel"/>
     <w:tmpl w:val="C70494E8"/>
@@ -3605,6 +4718,155 @@
       <w:lvlJc w:val="left"/>
       <w:pPr>
         <w:tabs>
+          <w:tab w:val="num" w:pos="360"/>
+        </w:tabs>
+        <w:ind w:left="360" w:hanging="360"/>
+      </w:pPr>
+      <w:rPr>
+        <w:rFonts w:ascii="Symbol" w:hAnsi="Symbol" w:hint="default"/>
+        <w:sz w:val="20"/>
+      </w:rPr>
+    </w:lvl>
+    <w:lvl w:ilvl="1">
+      <w:start w:val="1"/>
+      <w:numFmt w:val="bullet"/>
+      <w:lvlText w:val="o"/>
+      <w:lvlJc w:val="left"/>
+      <w:pPr>
+        <w:tabs>
+          <w:tab w:val="num" w:pos="1080"/>
+        </w:tabs>
+        <w:ind w:left="1080" w:hanging="360"/>
+      </w:pPr>
+      <w:rPr>
+        <w:rFonts w:ascii="Courier New" w:hAnsi="Courier New" w:hint="default"/>
+        <w:sz w:val="20"/>
+      </w:rPr>
+    </w:lvl>
+    <w:lvl w:ilvl="2" w:tentative="1">
+      <w:start w:val="1"/>
+      <w:numFmt w:val="bullet"/>
+      <w:lvlText w:val=""/>
+      <w:lvlJc w:val="left"/>
+      <w:pPr>
+        <w:tabs>
+          <w:tab w:val="num" w:pos="1800"/>
+        </w:tabs>
+        <w:ind w:left="1800" w:hanging="360"/>
+      </w:pPr>
+      <w:rPr>
+        <w:rFonts w:ascii="Wingdings" w:hAnsi="Wingdings" w:hint="default"/>
+        <w:sz w:val="20"/>
+      </w:rPr>
+    </w:lvl>
+    <w:lvl w:ilvl="3" w:tentative="1">
+      <w:start w:val="1"/>
+      <w:numFmt w:val="bullet"/>
+      <w:lvlText w:val=""/>
+      <w:lvlJc w:val="left"/>
+      <w:pPr>
+        <w:tabs>
+          <w:tab w:val="num" w:pos="2520"/>
+        </w:tabs>
+        <w:ind w:left="2520" w:hanging="360"/>
+      </w:pPr>
+      <w:rPr>
+        <w:rFonts w:ascii="Wingdings" w:hAnsi="Wingdings" w:hint="default"/>
+        <w:sz w:val="20"/>
+      </w:rPr>
+    </w:lvl>
+    <w:lvl w:ilvl="4" w:tentative="1">
+      <w:start w:val="1"/>
+      <w:numFmt w:val="bullet"/>
+      <w:lvlText w:val=""/>
+      <w:lvlJc w:val="left"/>
+      <w:pPr>
+        <w:tabs>
+          <w:tab w:val="num" w:pos="3240"/>
+        </w:tabs>
+        <w:ind w:left="3240" w:hanging="360"/>
+      </w:pPr>
+      <w:rPr>
+        <w:rFonts w:ascii="Wingdings" w:hAnsi="Wingdings" w:hint="default"/>
+        <w:sz w:val="20"/>
+      </w:rPr>
+    </w:lvl>
+    <w:lvl w:ilvl="5" w:tentative="1">
+      <w:start w:val="1"/>
+      <w:numFmt w:val="bullet"/>
+      <w:lvlText w:val=""/>
+      <w:lvlJc w:val="left"/>
+      <w:pPr>
+        <w:tabs>
+          <w:tab w:val="num" w:pos="3960"/>
+        </w:tabs>
+        <w:ind w:left="3960" w:hanging="360"/>
+      </w:pPr>
+      <w:rPr>
+        <w:rFonts w:ascii="Wingdings" w:hAnsi="Wingdings" w:hint="default"/>
+        <w:sz w:val="20"/>
+      </w:rPr>
+    </w:lvl>
+    <w:lvl w:ilvl="6" w:tentative="1">
+      <w:start w:val="1"/>
+      <w:numFmt w:val="bullet"/>
+      <w:lvlText w:val=""/>
+      <w:lvlJc w:val="left"/>
+      <w:pPr>
+        <w:tabs>
+          <w:tab w:val="num" w:pos="4680"/>
+        </w:tabs>
+        <w:ind w:left="4680" w:hanging="360"/>
+      </w:pPr>
+      <w:rPr>
+        <w:rFonts w:ascii="Wingdings" w:hAnsi="Wingdings" w:hint="default"/>
+        <w:sz w:val="20"/>
+      </w:rPr>
+    </w:lvl>
+    <w:lvl w:ilvl="7" w:tentative="1">
+      <w:start w:val="1"/>
+      <w:numFmt w:val="bullet"/>
+      <w:lvlText w:val=""/>
+      <w:lvlJc w:val="left"/>
+      <w:pPr>
+        <w:tabs>
+          <w:tab w:val="num" w:pos="5400"/>
+        </w:tabs>
+        <w:ind w:left="5400" w:hanging="360"/>
+      </w:pPr>
+      <w:rPr>
+        <w:rFonts w:ascii="Wingdings" w:hAnsi="Wingdings" w:hint="default"/>
+        <w:sz w:val="20"/>
+      </w:rPr>
+    </w:lvl>
+    <w:lvl w:ilvl="8" w:tentative="1">
+      <w:start w:val="1"/>
+      <w:numFmt w:val="bullet"/>
+      <w:lvlText w:val=""/>
+      <w:lvlJc w:val="left"/>
+      <w:pPr>
+        <w:tabs>
+          <w:tab w:val="num" w:pos="6120"/>
+        </w:tabs>
+        <w:ind w:left="6120" w:hanging="360"/>
+      </w:pPr>
+      <w:rPr>
+        <w:rFonts w:ascii="Wingdings" w:hAnsi="Wingdings" w:hint="default"/>
+        <w:sz w:val="20"/>
+      </w:rPr>
+    </w:lvl>
+  </w:abstractNum>
+  <w:abstractNum w:abstractNumId="21" w15:restartNumberingAfterBreak="0">
+    <w:nsid w:val="4EF004E2"/>
+    <w:multiLevelType w:val="multilevel"/>
+    <w:tmpl w:val="F842A27C"/>
+    <w:lvl w:ilvl="0">
+      <w:start w:val="1"/>
+      <w:numFmt w:val="bullet"/>
+      <w:lvlText w:val=""/>
+      <w:lvlJc w:val="left"/>
+      <w:pPr>
+        <w:tabs>
           <w:tab w:val="num" w:pos="720"/>
         </w:tabs>
         <w:ind w:left="720" w:hanging="360"/>
@@ -3743,7 +5005,865 @@
       </w:rPr>
     </w:lvl>
   </w:abstractNum>
-  <w:abstractNum w:abstractNumId="13" w15:restartNumberingAfterBreak="0">
+  <w:abstractNum w:abstractNumId="22" w15:restartNumberingAfterBreak="0">
+    <w:nsid w:val="565825AD"/>
+    <w:multiLevelType w:val="multilevel"/>
+    <w:tmpl w:val="4C26AE60"/>
+    <w:lvl w:ilvl="0">
+      <w:start w:val="1"/>
+      <w:numFmt w:val="bullet"/>
+      <w:lvlText w:val=""/>
+      <w:lvlJc w:val="left"/>
+      <w:pPr>
+        <w:tabs>
+          <w:tab w:val="num" w:pos="720"/>
+        </w:tabs>
+        <w:ind w:left="720" w:hanging="360"/>
+      </w:pPr>
+      <w:rPr>
+        <w:rFonts w:ascii="Symbol" w:hAnsi="Symbol" w:hint="default"/>
+        <w:sz w:val="20"/>
+      </w:rPr>
+    </w:lvl>
+    <w:lvl w:ilvl="1">
+      <w:start w:val="1"/>
+      <w:numFmt w:val="bullet"/>
+      <w:lvlText w:val="o"/>
+      <w:lvlJc w:val="left"/>
+      <w:pPr>
+        <w:tabs>
+          <w:tab w:val="num" w:pos="1440"/>
+        </w:tabs>
+        <w:ind w:left="1440" w:hanging="360"/>
+      </w:pPr>
+      <w:rPr>
+        <w:rFonts w:ascii="Courier New" w:hAnsi="Courier New" w:hint="default"/>
+        <w:sz w:val="20"/>
+      </w:rPr>
+    </w:lvl>
+    <w:lvl w:ilvl="2" w:tentative="1">
+      <w:start w:val="1"/>
+      <w:numFmt w:val="bullet"/>
+      <w:lvlText w:val=""/>
+      <w:lvlJc w:val="left"/>
+      <w:pPr>
+        <w:tabs>
+          <w:tab w:val="num" w:pos="2160"/>
+        </w:tabs>
+        <w:ind w:left="2160" w:hanging="360"/>
+      </w:pPr>
+      <w:rPr>
+        <w:rFonts w:ascii="Wingdings" w:hAnsi="Wingdings" w:hint="default"/>
+        <w:sz w:val="20"/>
+      </w:rPr>
+    </w:lvl>
+    <w:lvl w:ilvl="3" w:tentative="1">
+      <w:start w:val="1"/>
+      <w:numFmt w:val="bullet"/>
+      <w:lvlText w:val=""/>
+      <w:lvlJc w:val="left"/>
+      <w:pPr>
+        <w:tabs>
+          <w:tab w:val="num" w:pos="2880"/>
+        </w:tabs>
+        <w:ind w:left="2880" w:hanging="360"/>
+      </w:pPr>
+      <w:rPr>
+        <w:rFonts w:ascii="Wingdings" w:hAnsi="Wingdings" w:hint="default"/>
+        <w:sz w:val="20"/>
+      </w:rPr>
+    </w:lvl>
+    <w:lvl w:ilvl="4" w:tentative="1">
+      <w:start w:val="1"/>
+      <w:numFmt w:val="bullet"/>
+      <w:lvlText w:val=""/>
+      <w:lvlJc w:val="left"/>
+      <w:pPr>
+        <w:tabs>
+          <w:tab w:val="num" w:pos="3600"/>
+        </w:tabs>
+        <w:ind w:left="3600" w:hanging="360"/>
+      </w:pPr>
+      <w:rPr>
+        <w:rFonts w:ascii="Wingdings" w:hAnsi="Wingdings" w:hint="default"/>
+        <w:sz w:val="20"/>
+      </w:rPr>
+    </w:lvl>
+    <w:lvl w:ilvl="5" w:tentative="1">
+      <w:start w:val="1"/>
+      <w:numFmt w:val="bullet"/>
+      <w:lvlText w:val=""/>
+      <w:lvlJc w:val="left"/>
+      <w:pPr>
+        <w:tabs>
+          <w:tab w:val="num" w:pos="4320"/>
+        </w:tabs>
+        <w:ind w:left="4320" w:hanging="360"/>
+      </w:pPr>
+      <w:rPr>
+        <w:rFonts w:ascii="Wingdings" w:hAnsi="Wingdings" w:hint="default"/>
+        <w:sz w:val="20"/>
+      </w:rPr>
+    </w:lvl>
+    <w:lvl w:ilvl="6" w:tentative="1">
+      <w:start w:val="1"/>
+      <w:numFmt w:val="bullet"/>
+      <w:lvlText w:val=""/>
+      <w:lvlJc w:val="left"/>
+      <w:pPr>
+        <w:tabs>
+          <w:tab w:val="num" w:pos="5040"/>
+        </w:tabs>
+        <w:ind w:left="5040" w:hanging="360"/>
+      </w:pPr>
+      <w:rPr>
+        <w:rFonts w:ascii="Wingdings" w:hAnsi="Wingdings" w:hint="default"/>
+        <w:sz w:val="20"/>
+      </w:rPr>
+    </w:lvl>
+    <w:lvl w:ilvl="7" w:tentative="1">
+      <w:start w:val="1"/>
+      <w:numFmt w:val="bullet"/>
+      <w:lvlText w:val=""/>
+      <w:lvlJc w:val="left"/>
+      <w:pPr>
+        <w:tabs>
+          <w:tab w:val="num" w:pos="5760"/>
+        </w:tabs>
+        <w:ind w:left="5760" w:hanging="360"/>
+      </w:pPr>
+      <w:rPr>
+        <w:rFonts w:ascii="Wingdings" w:hAnsi="Wingdings" w:hint="default"/>
+        <w:sz w:val="20"/>
+      </w:rPr>
+    </w:lvl>
+    <w:lvl w:ilvl="8" w:tentative="1">
+      <w:start w:val="1"/>
+      <w:numFmt w:val="bullet"/>
+      <w:lvlText w:val=""/>
+      <w:lvlJc w:val="left"/>
+      <w:pPr>
+        <w:tabs>
+          <w:tab w:val="num" w:pos="6480"/>
+        </w:tabs>
+        <w:ind w:left="6480" w:hanging="360"/>
+      </w:pPr>
+      <w:rPr>
+        <w:rFonts w:ascii="Wingdings" w:hAnsi="Wingdings" w:hint="default"/>
+        <w:sz w:val="20"/>
+      </w:rPr>
+    </w:lvl>
+  </w:abstractNum>
+  <w:abstractNum w:abstractNumId="23" w15:restartNumberingAfterBreak="0">
+    <w:nsid w:val="57837926"/>
+    <w:multiLevelType w:val="multilevel"/>
+    <w:tmpl w:val="010445F6"/>
+    <w:lvl w:ilvl="0">
+      <w:start w:val="1"/>
+      <w:numFmt w:val="bullet"/>
+      <w:lvlText w:val=""/>
+      <w:lvlJc w:val="left"/>
+      <w:pPr>
+        <w:tabs>
+          <w:tab w:val="num" w:pos="720"/>
+        </w:tabs>
+        <w:ind w:left="720" w:hanging="360"/>
+      </w:pPr>
+      <w:rPr>
+        <w:rFonts w:ascii="Symbol" w:hAnsi="Symbol" w:hint="default"/>
+        <w:sz w:val="20"/>
+      </w:rPr>
+    </w:lvl>
+    <w:lvl w:ilvl="1">
+      <w:start w:val="1"/>
+      <w:numFmt w:val="bullet"/>
+      <w:lvlText w:val="o"/>
+      <w:lvlJc w:val="left"/>
+      <w:pPr>
+        <w:tabs>
+          <w:tab w:val="num" w:pos="1440"/>
+        </w:tabs>
+        <w:ind w:left="1440" w:hanging="360"/>
+      </w:pPr>
+      <w:rPr>
+        <w:rFonts w:ascii="Courier New" w:hAnsi="Courier New" w:hint="default"/>
+        <w:sz w:val="20"/>
+      </w:rPr>
+    </w:lvl>
+    <w:lvl w:ilvl="2" w:tentative="1">
+      <w:start w:val="1"/>
+      <w:numFmt w:val="bullet"/>
+      <w:lvlText w:val=""/>
+      <w:lvlJc w:val="left"/>
+      <w:pPr>
+        <w:tabs>
+          <w:tab w:val="num" w:pos="2160"/>
+        </w:tabs>
+        <w:ind w:left="2160" w:hanging="360"/>
+      </w:pPr>
+      <w:rPr>
+        <w:rFonts w:ascii="Wingdings" w:hAnsi="Wingdings" w:hint="default"/>
+        <w:sz w:val="20"/>
+      </w:rPr>
+    </w:lvl>
+    <w:lvl w:ilvl="3" w:tentative="1">
+      <w:start w:val="1"/>
+      <w:numFmt w:val="bullet"/>
+      <w:lvlText w:val=""/>
+      <w:lvlJc w:val="left"/>
+      <w:pPr>
+        <w:tabs>
+          <w:tab w:val="num" w:pos="2880"/>
+        </w:tabs>
+        <w:ind w:left="2880" w:hanging="360"/>
+      </w:pPr>
+      <w:rPr>
+        <w:rFonts w:ascii="Wingdings" w:hAnsi="Wingdings" w:hint="default"/>
+        <w:sz w:val="20"/>
+      </w:rPr>
+    </w:lvl>
+    <w:lvl w:ilvl="4" w:tentative="1">
+      <w:start w:val="1"/>
+      <w:numFmt w:val="bullet"/>
+      <w:lvlText w:val=""/>
+      <w:lvlJc w:val="left"/>
+      <w:pPr>
+        <w:tabs>
+          <w:tab w:val="num" w:pos="3600"/>
+        </w:tabs>
+        <w:ind w:left="3600" w:hanging="360"/>
+      </w:pPr>
+      <w:rPr>
+        <w:rFonts w:ascii="Wingdings" w:hAnsi="Wingdings" w:hint="default"/>
+        <w:sz w:val="20"/>
+      </w:rPr>
+    </w:lvl>
+    <w:lvl w:ilvl="5" w:tentative="1">
+      <w:start w:val="1"/>
+      <w:numFmt w:val="bullet"/>
+      <w:lvlText w:val=""/>
+      <w:lvlJc w:val="left"/>
+      <w:pPr>
+        <w:tabs>
+          <w:tab w:val="num" w:pos="4320"/>
+        </w:tabs>
+        <w:ind w:left="4320" w:hanging="360"/>
+      </w:pPr>
+      <w:rPr>
+        <w:rFonts w:ascii="Wingdings" w:hAnsi="Wingdings" w:hint="default"/>
+        <w:sz w:val="20"/>
+      </w:rPr>
+    </w:lvl>
+    <w:lvl w:ilvl="6" w:tentative="1">
+      <w:start w:val="1"/>
+      <w:numFmt w:val="bullet"/>
+      <w:lvlText w:val=""/>
+      <w:lvlJc w:val="left"/>
+      <w:pPr>
+        <w:tabs>
+          <w:tab w:val="num" w:pos="5040"/>
+        </w:tabs>
+        <w:ind w:left="5040" w:hanging="360"/>
+      </w:pPr>
+      <w:rPr>
+        <w:rFonts w:ascii="Wingdings" w:hAnsi="Wingdings" w:hint="default"/>
+        <w:sz w:val="20"/>
+      </w:rPr>
+    </w:lvl>
+    <w:lvl w:ilvl="7" w:tentative="1">
+      <w:start w:val="1"/>
+      <w:numFmt w:val="bullet"/>
+      <w:lvlText w:val=""/>
+      <w:lvlJc w:val="left"/>
+      <w:pPr>
+        <w:tabs>
+          <w:tab w:val="num" w:pos="5760"/>
+        </w:tabs>
+        <w:ind w:left="5760" w:hanging="360"/>
+      </w:pPr>
+      <w:rPr>
+        <w:rFonts w:ascii="Wingdings" w:hAnsi="Wingdings" w:hint="default"/>
+        <w:sz w:val="20"/>
+      </w:rPr>
+    </w:lvl>
+    <w:lvl w:ilvl="8" w:tentative="1">
+      <w:start w:val="1"/>
+      <w:numFmt w:val="bullet"/>
+      <w:lvlText w:val=""/>
+      <w:lvlJc w:val="left"/>
+      <w:pPr>
+        <w:tabs>
+          <w:tab w:val="num" w:pos="6480"/>
+        </w:tabs>
+        <w:ind w:left="6480" w:hanging="360"/>
+      </w:pPr>
+      <w:rPr>
+        <w:rFonts w:ascii="Wingdings" w:hAnsi="Wingdings" w:hint="default"/>
+        <w:sz w:val="20"/>
+      </w:rPr>
+    </w:lvl>
+  </w:abstractNum>
+  <w:abstractNum w:abstractNumId="24" w15:restartNumberingAfterBreak="0">
+    <w:nsid w:val="5A622630"/>
+    <w:multiLevelType w:val="multilevel"/>
+    <w:tmpl w:val="51ACBCC0"/>
+    <w:lvl w:ilvl="0">
+      <w:start w:val="1"/>
+      <w:numFmt w:val="decimal"/>
+      <w:lvlText w:val="%1."/>
+      <w:lvlJc w:val="left"/>
+      <w:pPr>
+        <w:tabs>
+          <w:tab w:val="num" w:pos="720"/>
+        </w:tabs>
+        <w:ind w:left="720" w:hanging="360"/>
+      </w:pPr>
+    </w:lvl>
+    <w:lvl w:ilvl="1" w:tentative="1">
+      <w:start w:val="1"/>
+      <w:numFmt w:val="decimal"/>
+      <w:lvlText w:val="%2."/>
+      <w:lvlJc w:val="left"/>
+      <w:pPr>
+        <w:tabs>
+          <w:tab w:val="num" w:pos="1440"/>
+        </w:tabs>
+        <w:ind w:left="1440" w:hanging="360"/>
+      </w:pPr>
+    </w:lvl>
+    <w:lvl w:ilvl="2" w:tentative="1">
+      <w:start w:val="1"/>
+      <w:numFmt w:val="decimal"/>
+      <w:lvlText w:val="%3."/>
+      <w:lvlJc w:val="left"/>
+      <w:pPr>
+        <w:tabs>
+          <w:tab w:val="num" w:pos="2160"/>
+        </w:tabs>
+        <w:ind w:left="2160" w:hanging="360"/>
+      </w:pPr>
+    </w:lvl>
+    <w:lvl w:ilvl="3" w:tentative="1">
+      <w:start w:val="1"/>
+      <w:numFmt w:val="decimal"/>
+      <w:lvlText w:val="%4."/>
+      <w:lvlJc w:val="left"/>
+      <w:pPr>
+        <w:tabs>
+          <w:tab w:val="num" w:pos="2880"/>
+        </w:tabs>
+        <w:ind w:left="2880" w:hanging="360"/>
+      </w:pPr>
+    </w:lvl>
+    <w:lvl w:ilvl="4" w:tentative="1">
+      <w:start w:val="1"/>
+      <w:numFmt w:val="decimal"/>
+      <w:lvlText w:val="%5."/>
+      <w:lvlJc w:val="left"/>
+      <w:pPr>
+        <w:tabs>
+          <w:tab w:val="num" w:pos="3600"/>
+        </w:tabs>
+        <w:ind w:left="3600" w:hanging="360"/>
+      </w:pPr>
+    </w:lvl>
+    <w:lvl w:ilvl="5" w:tentative="1">
+      <w:start w:val="1"/>
+      <w:numFmt w:val="decimal"/>
+      <w:lvlText w:val="%6."/>
+      <w:lvlJc w:val="left"/>
+      <w:pPr>
+        <w:tabs>
+          <w:tab w:val="num" w:pos="4320"/>
+        </w:tabs>
+        <w:ind w:left="4320" w:hanging="360"/>
+      </w:pPr>
+    </w:lvl>
+    <w:lvl w:ilvl="6" w:tentative="1">
+      <w:start w:val="1"/>
+      <w:numFmt w:val="decimal"/>
+      <w:lvlText w:val="%7."/>
+      <w:lvlJc w:val="left"/>
+      <w:pPr>
+        <w:tabs>
+          <w:tab w:val="num" w:pos="5040"/>
+        </w:tabs>
+        <w:ind w:left="5040" w:hanging="360"/>
+      </w:pPr>
+    </w:lvl>
+    <w:lvl w:ilvl="7" w:tentative="1">
+      <w:start w:val="1"/>
+      <w:numFmt w:val="decimal"/>
+      <w:lvlText w:val="%8."/>
+      <w:lvlJc w:val="left"/>
+      <w:pPr>
+        <w:tabs>
+          <w:tab w:val="num" w:pos="5760"/>
+        </w:tabs>
+        <w:ind w:left="5760" w:hanging="360"/>
+      </w:pPr>
+    </w:lvl>
+    <w:lvl w:ilvl="8" w:tentative="1">
+      <w:start w:val="1"/>
+      <w:numFmt w:val="decimal"/>
+      <w:lvlText w:val="%9."/>
+      <w:lvlJc w:val="left"/>
+      <w:pPr>
+        <w:tabs>
+          <w:tab w:val="num" w:pos="6480"/>
+        </w:tabs>
+        <w:ind w:left="6480" w:hanging="360"/>
+      </w:pPr>
+    </w:lvl>
+  </w:abstractNum>
+  <w:abstractNum w:abstractNumId="25" w15:restartNumberingAfterBreak="0">
+    <w:nsid w:val="5ADD1F0F"/>
+    <w:multiLevelType w:val="multilevel"/>
+    <w:tmpl w:val="76F65036"/>
+    <w:lvl w:ilvl="0">
+      <w:start w:val="1"/>
+      <w:numFmt w:val="bullet"/>
+      <w:lvlText w:val=""/>
+      <w:lvlJc w:val="left"/>
+      <w:pPr>
+        <w:tabs>
+          <w:tab w:val="num" w:pos="720"/>
+        </w:tabs>
+        <w:ind w:left="720" w:hanging="360"/>
+      </w:pPr>
+      <w:rPr>
+        <w:rFonts w:ascii="Symbol" w:hAnsi="Symbol" w:hint="default"/>
+        <w:sz w:val="20"/>
+      </w:rPr>
+    </w:lvl>
+    <w:lvl w:ilvl="1" w:tentative="1">
+      <w:start w:val="1"/>
+      <w:numFmt w:val="bullet"/>
+      <w:lvlText w:val="o"/>
+      <w:lvlJc w:val="left"/>
+      <w:pPr>
+        <w:tabs>
+          <w:tab w:val="num" w:pos="1440"/>
+        </w:tabs>
+        <w:ind w:left="1440" w:hanging="360"/>
+      </w:pPr>
+      <w:rPr>
+        <w:rFonts w:ascii="Courier New" w:hAnsi="Courier New" w:hint="default"/>
+        <w:sz w:val="20"/>
+      </w:rPr>
+    </w:lvl>
+    <w:lvl w:ilvl="2" w:tentative="1">
+      <w:start w:val="1"/>
+      <w:numFmt w:val="bullet"/>
+      <w:lvlText w:val=""/>
+      <w:lvlJc w:val="left"/>
+      <w:pPr>
+        <w:tabs>
+          <w:tab w:val="num" w:pos="2160"/>
+        </w:tabs>
+        <w:ind w:left="2160" w:hanging="360"/>
+      </w:pPr>
+      <w:rPr>
+        <w:rFonts w:ascii="Wingdings" w:hAnsi="Wingdings" w:hint="default"/>
+        <w:sz w:val="20"/>
+      </w:rPr>
+    </w:lvl>
+    <w:lvl w:ilvl="3" w:tentative="1">
+      <w:start w:val="1"/>
+      <w:numFmt w:val="bullet"/>
+      <w:lvlText w:val=""/>
+      <w:lvlJc w:val="left"/>
+      <w:pPr>
+        <w:tabs>
+          <w:tab w:val="num" w:pos="2880"/>
+        </w:tabs>
+        <w:ind w:left="2880" w:hanging="360"/>
+      </w:pPr>
+      <w:rPr>
+        <w:rFonts w:ascii="Wingdings" w:hAnsi="Wingdings" w:hint="default"/>
+        <w:sz w:val="20"/>
+      </w:rPr>
+    </w:lvl>
+    <w:lvl w:ilvl="4" w:tentative="1">
+      <w:start w:val="1"/>
+      <w:numFmt w:val="bullet"/>
+      <w:lvlText w:val=""/>
+      <w:lvlJc w:val="left"/>
+      <w:pPr>
+        <w:tabs>
+          <w:tab w:val="num" w:pos="3600"/>
+        </w:tabs>
+        <w:ind w:left="3600" w:hanging="360"/>
+      </w:pPr>
+      <w:rPr>
+        <w:rFonts w:ascii="Wingdings" w:hAnsi="Wingdings" w:hint="default"/>
+        <w:sz w:val="20"/>
+      </w:rPr>
+    </w:lvl>
+    <w:lvl w:ilvl="5" w:tentative="1">
+      <w:start w:val="1"/>
+      <w:numFmt w:val="bullet"/>
+      <w:lvlText w:val=""/>
+      <w:lvlJc w:val="left"/>
+      <w:pPr>
+        <w:tabs>
+          <w:tab w:val="num" w:pos="4320"/>
+        </w:tabs>
+        <w:ind w:left="4320" w:hanging="360"/>
+      </w:pPr>
+      <w:rPr>
+        <w:rFonts w:ascii="Wingdings" w:hAnsi="Wingdings" w:hint="default"/>
+        <w:sz w:val="20"/>
+      </w:rPr>
+    </w:lvl>
+    <w:lvl w:ilvl="6" w:tentative="1">
+      <w:start w:val="1"/>
+      <w:numFmt w:val="bullet"/>
+      <w:lvlText w:val=""/>
+      <w:lvlJc w:val="left"/>
+      <w:pPr>
+        <w:tabs>
+          <w:tab w:val="num" w:pos="5040"/>
+        </w:tabs>
+        <w:ind w:left="5040" w:hanging="360"/>
+      </w:pPr>
+      <w:rPr>
+        <w:rFonts w:ascii="Wingdings" w:hAnsi="Wingdings" w:hint="default"/>
+        <w:sz w:val="20"/>
+      </w:rPr>
+    </w:lvl>
+    <w:lvl w:ilvl="7" w:tentative="1">
+      <w:start w:val="1"/>
+      <w:numFmt w:val="bullet"/>
+      <w:lvlText w:val=""/>
+      <w:lvlJc w:val="left"/>
+      <w:pPr>
+        <w:tabs>
+          <w:tab w:val="num" w:pos="5760"/>
+        </w:tabs>
+        <w:ind w:left="5760" w:hanging="360"/>
+      </w:pPr>
+      <w:rPr>
+        <w:rFonts w:ascii="Wingdings" w:hAnsi="Wingdings" w:hint="default"/>
+        <w:sz w:val="20"/>
+      </w:rPr>
+    </w:lvl>
+    <w:lvl w:ilvl="8" w:tentative="1">
+      <w:start w:val="1"/>
+      <w:numFmt w:val="bullet"/>
+      <w:lvlText w:val=""/>
+      <w:lvlJc w:val="left"/>
+      <w:pPr>
+        <w:tabs>
+          <w:tab w:val="num" w:pos="6480"/>
+        </w:tabs>
+        <w:ind w:left="6480" w:hanging="360"/>
+      </w:pPr>
+      <w:rPr>
+        <w:rFonts w:ascii="Wingdings" w:hAnsi="Wingdings" w:hint="default"/>
+        <w:sz w:val="20"/>
+      </w:rPr>
+    </w:lvl>
+  </w:abstractNum>
+  <w:abstractNum w:abstractNumId="26" w15:restartNumberingAfterBreak="0">
+    <w:nsid w:val="64D453FB"/>
+    <w:multiLevelType w:val="multilevel"/>
+    <w:tmpl w:val="32A2B996"/>
+    <w:lvl w:ilvl="0">
+      <w:start w:val="1"/>
+      <w:numFmt w:val="bullet"/>
+      <w:lvlText w:val=""/>
+      <w:lvlJc w:val="left"/>
+      <w:pPr>
+        <w:tabs>
+          <w:tab w:val="num" w:pos="720"/>
+        </w:tabs>
+        <w:ind w:left="720" w:hanging="360"/>
+      </w:pPr>
+      <w:rPr>
+        <w:rFonts w:ascii="Symbol" w:hAnsi="Symbol" w:hint="default"/>
+        <w:sz w:val="20"/>
+      </w:rPr>
+    </w:lvl>
+    <w:lvl w:ilvl="1">
+      <w:start w:val="1"/>
+      <w:numFmt w:val="bullet"/>
+      <w:lvlText w:val="o"/>
+      <w:lvlJc w:val="left"/>
+      <w:pPr>
+        <w:tabs>
+          <w:tab w:val="num" w:pos="1440"/>
+        </w:tabs>
+        <w:ind w:left="1440" w:hanging="360"/>
+      </w:pPr>
+      <w:rPr>
+        <w:rFonts w:ascii="Courier New" w:hAnsi="Courier New" w:hint="default"/>
+        <w:sz w:val="20"/>
+      </w:rPr>
+    </w:lvl>
+    <w:lvl w:ilvl="2" w:tentative="1">
+      <w:start w:val="1"/>
+      <w:numFmt w:val="bullet"/>
+      <w:lvlText w:val=""/>
+      <w:lvlJc w:val="left"/>
+      <w:pPr>
+        <w:tabs>
+          <w:tab w:val="num" w:pos="2160"/>
+        </w:tabs>
+        <w:ind w:left="2160" w:hanging="360"/>
+      </w:pPr>
+      <w:rPr>
+        <w:rFonts w:ascii="Wingdings" w:hAnsi="Wingdings" w:hint="default"/>
+        <w:sz w:val="20"/>
+      </w:rPr>
+    </w:lvl>
+    <w:lvl w:ilvl="3" w:tentative="1">
+      <w:start w:val="1"/>
+      <w:numFmt w:val="bullet"/>
+      <w:lvlText w:val=""/>
+      <w:lvlJc w:val="left"/>
+      <w:pPr>
+        <w:tabs>
+          <w:tab w:val="num" w:pos="2880"/>
+        </w:tabs>
+        <w:ind w:left="2880" w:hanging="360"/>
+      </w:pPr>
+      <w:rPr>
+        <w:rFonts w:ascii="Wingdings" w:hAnsi="Wingdings" w:hint="default"/>
+        <w:sz w:val="20"/>
+      </w:rPr>
+    </w:lvl>
+    <w:lvl w:ilvl="4" w:tentative="1">
+      <w:start w:val="1"/>
+      <w:numFmt w:val="bullet"/>
+      <w:lvlText w:val=""/>
+      <w:lvlJc w:val="left"/>
+      <w:pPr>
+        <w:tabs>
+          <w:tab w:val="num" w:pos="3600"/>
+        </w:tabs>
+        <w:ind w:left="3600" w:hanging="360"/>
+      </w:pPr>
+      <w:rPr>
+        <w:rFonts w:ascii="Wingdings" w:hAnsi="Wingdings" w:hint="default"/>
+        <w:sz w:val="20"/>
+      </w:rPr>
+    </w:lvl>
+    <w:lvl w:ilvl="5" w:tentative="1">
+      <w:start w:val="1"/>
+      <w:numFmt w:val="bullet"/>
+      <w:lvlText w:val=""/>
+      <w:lvlJc w:val="left"/>
+      <w:pPr>
+        <w:tabs>
+          <w:tab w:val="num" w:pos="4320"/>
+        </w:tabs>
+        <w:ind w:left="4320" w:hanging="360"/>
+      </w:pPr>
+      <w:rPr>
+        <w:rFonts w:ascii="Wingdings" w:hAnsi="Wingdings" w:hint="default"/>
+        <w:sz w:val="20"/>
+      </w:rPr>
+    </w:lvl>
+    <w:lvl w:ilvl="6" w:tentative="1">
+      <w:start w:val="1"/>
+      <w:numFmt w:val="bullet"/>
+      <w:lvlText w:val=""/>
+      <w:lvlJc w:val="left"/>
+      <w:pPr>
+        <w:tabs>
+          <w:tab w:val="num" w:pos="5040"/>
+        </w:tabs>
+        <w:ind w:left="5040" w:hanging="360"/>
+      </w:pPr>
+      <w:rPr>
+        <w:rFonts w:ascii="Wingdings" w:hAnsi="Wingdings" w:hint="default"/>
+        <w:sz w:val="20"/>
+      </w:rPr>
+    </w:lvl>
+    <w:lvl w:ilvl="7" w:tentative="1">
+      <w:start w:val="1"/>
+      <w:numFmt w:val="bullet"/>
+      <w:lvlText w:val=""/>
+      <w:lvlJc w:val="left"/>
+      <w:pPr>
+        <w:tabs>
+          <w:tab w:val="num" w:pos="5760"/>
+        </w:tabs>
+        <w:ind w:left="5760" w:hanging="360"/>
+      </w:pPr>
+      <w:rPr>
+        <w:rFonts w:ascii="Wingdings" w:hAnsi="Wingdings" w:hint="default"/>
+        <w:sz w:val="20"/>
+      </w:rPr>
+    </w:lvl>
+    <w:lvl w:ilvl="8" w:tentative="1">
+      <w:start w:val="1"/>
+      <w:numFmt w:val="bullet"/>
+      <w:lvlText w:val=""/>
+      <w:lvlJc w:val="left"/>
+      <w:pPr>
+        <w:tabs>
+          <w:tab w:val="num" w:pos="6480"/>
+        </w:tabs>
+        <w:ind w:left="6480" w:hanging="360"/>
+      </w:pPr>
+      <w:rPr>
+        <w:rFonts w:ascii="Wingdings" w:hAnsi="Wingdings" w:hint="default"/>
+        <w:sz w:val="20"/>
+      </w:rPr>
+    </w:lvl>
+  </w:abstractNum>
+  <w:abstractNum w:abstractNumId="27" w15:restartNumberingAfterBreak="0">
+    <w:nsid w:val="67863D8F"/>
+    <w:multiLevelType w:val="multilevel"/>
+    <w:tmpl w:val="AC0269BE"/>
+    <w:lvl w:ilvl="0">
+      <w:start w:val="1"/>
+      <w:numFmt w:val="bullet"/>
+      <w:lvlText w:val=""/>
+      <w:lvlJc w:val="left"/>
+      <w:pPr>
+        <w:tabs>
+          <w:tab w:val="num" w:pos="720"/>
+        </w:tabs>
+        <w:ind w:left="720" w:hanging="360"/>
+      </w:pPr>
+      <w:rPr>
+        <w:rFonts w:ascii="Symbol" w:hAnsi="Symbol" w:hint="default"/>
+        <w:sz w:val="20"/>
+      </w:rPr>
+    </w:lvl>
+    <w:lvl w:ilvl="1">
+      <w:start w:val="1"/>
+      <w:numFmt w:val="bullet"/>
+      <w:lvlText w:val="o"/>
+      <w:lvlJc w:val="left"/>
+      <w:pPr>
+        <w:tabs>
+          <w:tab w:val="num" w:pos="1440"/>
+        </w:tabs>
+        <w:ind w:left="1440" w:hanging="360"/>
+      </w:pPr>
+      <w:rPr>
+        <w:rFonts w:ascii="Courier New" w:hAnsi="Courier New" w:hint="default"/>
+        <w:sz w:val="20"/>
+      </w:rPr>
+    </w:lvl>
+    <w:lvl w:ilvl="2" w:tentative="1">
+      <w:start w:val="1"/>
+      <w:numFmt w:val="bullet"/>
+      <w:lvlText w:val=""/>
+      <w:lvlJc w:val="left"/>
+      <w:pPr>
+        <w:tabs>
+          <w:tab w:val="num" w:pos="2160"/>
+        </w:tabs>
+        <w:ind w:left="2160" w:hanging="360"/>
+      </w:pPr>
+      <w:rPr>
+        <w:rFonts w:ascii="Wingdings" w:hAnsi="Wingdings" w:hint="default"/>
+        <w:sz w:val="20"/>
+      </w:rPr>
+    </w:lvl>
+    <w:lvl w:ilvl="3" w:tentative="1">
+      <w:start w:val="1"/>
+      <w:numFmt w:val="bullet"/>
+      <w:lvlText w:val=""/>
+      <w:lvlJc w:val="left"/>
+      <w:pPr>
+        <w:tabs>
+          <w:tab w:val="num" w:pos="2880"/>
+        </w:tabs>
+        <w:ind w:left="2880" w:hanging="360"/>
+      </w:pPr>
+      <w:rPr>
+        <w:rFonts w:ascii="Wingdings" w:hAnsi="Wingdings" w:hint="default"/>
+        <w:sz w:val="20"/>
+      </w:rPr>
+    </w:lvl>
+    <w:lvl w:ilvl="4" w:tentative="1">
+      <w:start w:val="1"/>
+      <w:numFmt w:val="bullet"/>
+      <w:lvlText w:val=""/>
+      <w:lvlJc w:val="left"/>
+      <w:pPr>
+        <w:tabs>
+          <w:tab w:val="num" w:pos="3600"/>
+        </w:tabs>
+        <w:ind w:left="3600" w:hanging="360"/>
+      </w:pPr>
+      <w:rPr>
+        <w:rFonts w:ascii="Wingdings" w:hAnsi="Wingdings" w:hint="default"/>
+        <w:sz w:val="20"/>
+      </w:rPr>
+    </w:lvl>
+    <w:lvl w:ilvl="5" w:tentative="1">
+      <w:start w:val="1"/>
+      <w:numFmt w:val="bullet"/>
+      <w:lvlText w:val=""/>
+      <w:lvlJc w:val="left"/>
+      <w:pPr>
+        <w:tabs>
+          <w:tab w:val="num" w:pos="4320"/>
+        </w:tabs>
+        <w:ind w:left="4320" w:hanging="360"/>
+      </w:pPr>
+      <w:rPr>
+        <w:rFonts w:ascii="Wingdings" w:hAnsi="Wingdings" w:hint="default"/>
+        <w:sz w:val="20"/>
+      </w:rPr>
+    </w:lvl>
+    <w:lvl w:ilvl="6" w:tentative="1">
+      <w:start w:val="1"/>
+      <w:numFmt w:val="bullet"/>
+      <w:lvlText w:val=""/>
+      <w:lvlJc w:val="left"/>
+      <w:pPr>
+        <w:tabs>
+          <w:tab w:val="num" w:pos="5040"/>
+        </w:tabs>
+        <w:ind w:left="5040" w:hanging="360"/>
+      </w:pPr>
+      <w:rPr>
+        <w:rFonts w:ascii="Wingdings" w:hAnsi="Wingdings" w:hint="default"/>
+        <w:sz w:val="20"/>
+      </w:rPr>
+    </w:lvl>
+    <w:lvl w:ilvl="7" w:tentative="1">
+      <w:start w:val="1"/>
+      <w:numFmt w:val="bullet"/>
+      <w:lvlText w:val=""/>
+      <w:lvlJc w:val="left"/>
+      <w:pPr>
+        <w:tabs>
+          <w:tab w:val="num" w:pos="5760"/>
+        </w:tabs>
+        <w:ind w:left="5760" w:hanging="360"/>
+      </w:pPr>
+      <w:rPr>
+        <w:rFonts w:ascii="Wingdings" w:hAnsi="Wingdings" w:hint="default"/>
+        <w:sz w:val="20"/>
+      </w:rPr>
+    </w:lvl>
+    <w:lvl w:ilvl="8" w:tentative="1">
+      <w:start w:val="1"/>
+      <w:numFmt w:val="bullet"/>
+      <w:lvlText w:val=""/>
+      <w:lvlJc w:val="left"/>
+      <w:pPr>
+        <w:tabs>
+          <w:tab w:val="num" w:pos="6480"/>
+        </w:tabs>
+        <w:ind w:left="6480" w:hanging="360"/>
+      </w:pPr>
+      <w:rPr>
+        <w:rFonts w:ascii="Wingdings" w:hAnsi="Wingdings" w:hint="default"/>
+        <w:sz w:val="20"/>
+      </w:rPr>
+    </w:lvl>
+  </w:abstractNum>
+  <w:abstractNum w:abstractNumId="28" w15:restartNumberingAfterBreak="0">
     <w:nsid w:val="687B11CF"/>
     <w:multiLevelType w:val="multilevel"/>
     <w:tmpl w:val="A6C8BCD6"/>
@@ -3892,7 +6012,454 @@
       </w:rPr>
     </w:lvl>
   </w:abstractNum>
-  <w:abstractNum w:abstractNumId="14" w15:restartNumberingAfterBreak="0">
+  <w:abstractNum w:abstractNumId="29" w15:restartNumberingAfterBreak="0">
+    <w:nsid w:val="72B852C5"/>
+    <w:multiLevelType w:val="multilevel"/>
+    <w:tmpl w:val="2E98C882"/>
+    <w:lvl w:ilvl="0">
+      <w:start w:val="1"/>
+      <w:numFmt w:val="bullet"/>
+      <w:lvlText w:val=""/>
+      <w:lvlJc w:val="left"/>
+      <w:pPr>
+        <w:tabs>
+          <w:tab w:val="num" w:pos="720"/>
+        </w:tabs>
+        <w:ind w:left="720" w:hanging="360"/>
+      </w:pPr>
+      <w:rPr>
+        <w:rFonts w:ascii="Symbol" w:hAnsi="Symbol" w:hint="default"/>
+        <w:sz w:val="20"/>
+      </w:rPr>
+    </w:lvl>
+    <w:lvl w:ilvl="1">
+      <w:start w:val="1"/>
+      <w:numFmt w:val="bullet"/>
+      <w:lvlText w:val="o"/>
+      <w:lvlJc w:val="left"/>
+      <w:pPr>
+        <w:tabs>
+          <w:tab w:val="num" w:pos="1440"/>
+        </w:tabs>
+        <w:ind w:left="1440" w:hanging="360"/>
+      </w:pPr>
+      <w:rPr>
+        <w:rFonts w:ascii="Courier New" w:hAnsi="Courier New" w:hint="default"/>
+        <w:sz w:val="20"/>
+      </w:rPr>
+    </w:lvl>
+    <w:lvl w:ilvl="2">
+      <w:start w:val="1"/>
+      <w:numFmt w:val="bullet"/>
+      <w:lvlText w:val=""/>
+      <w:lvlJc w:val="left"/>
+      <w:pPr>
+        <w:tabs>
+          <w:tab w:val="num" w:pos="2160"/>
+        </w:tabs>
+        <w:ind w:left="2160" w:hanging="360"/>
+      </w:pPr>
+      <w:rPr>
+        <w:rFonts w:ascii="Wingdings" w:hAnsi="Wingdings" w:hint="default"/>
+        <w:sz w:val="20"/>
+      </w:rPr>
+    </w:lvl>
+    <w:lvl w:ilvl="3" w:tentative="1">
+      <w:start w:val="1"/>
+      <w:numFmt w:val="bullet"/>
+      <w:lvlText w:val=""/>
+      <w:lvlJc w:val="left"/>
+      <w:pPr>
+        <w:tabs>
+          <w:tab w:val="num" w:pos="2880"/>
+        </w:tabs>
+        <w:ind w:left="2880" w:hanging="360"/>
+      </w:pPr>
+      <w:rPr>
+        <w:rFonts w:ascii="Wingdings" w:hAnsi="Wingdings" w:hint="default"/>
+        <w:sz w:val="20"/>
+      </w:rPr>
+    </w:lvl>
+    <w:lvl w:ilvl="4" w:tentative="1">
+      <w:start w:val="1"/>
+      <w:numFmt w:val="bullet"/>
+      <w:lvlText w:val=""/>
+      <w:lvlJc w:val="left"/>
+      <w:pPr>
+        <w:tabs>
+          <w:tab w:val="num" w:pos="3600"/>
+        </w:tabs>
+        <w:ind w:left="3600" w:hanging="360"/>
+      </w:pPr>
+      <w:rPr>
+        <w:rFonts w:ascii="Wingdings" w:hAnsi="Wingdings" w:hint="default"/>
+        <w:sz w:val="20"/>
+      </w:rPr>
+    </w:lvl>
+    <w:lvl w:ilvl="5" w:tentative="1">
+      <w:start w:val="1"/>
+      <w:numFmt w:val="bullet"/>
+      <w:lvlText w:val=""/>
+      <w:lvlJc w:val="left"/>
+      <w:pPr>
+        <w:tabs>
+          <w:tab w:val="num" w:pos="4320"/>
+        </w:tabs>
+        <w:ind w:left="4320" w:hanging="360"/>
+      </w:pPr>
+      <w:rPr>
+        <w:rFonts w:ascii="Wingdings" w:hAnsi="Wingdings" w:hint="default"/>
+        <w:sz w:val="20"/>
+      </w:rPr>
+    </w:lvl>
+    <w:lvl w:ilvl="6" w:tentative="1">
+      <w:start w:val="1"/>
+      <w:numFmt w:val="bullet"/>
+      <w:lvlText w:val=""/>
+      <w:lvlJc w:val="left"/>
+      <w:pPr>
+        <w:tabs>
+          <w:tab w:val="num" w:pos="5040"/>
+        </w:tabs>
+        <w:ind w:left="5040" w:hanging="360"/>
+      </w:pPr>
+      <w:rPr>
+        <w:rFonts w:ascii="Wingdings" w:hAnsi="Wingdings" w:hint="default"/>
+        <w:sz w:val="20"/>
+      </w:rPr>
+    </w:lvl>
+    <w:lvl w:ilvl="7" w:tentative="1">
+      <w:start w:val="1"/>
+      <w:numFmt w:val="bullet"/>
+      <w:lvlText w:val=""/>
+      <w:lvlJc w:val="left"/>
+      <w:pPr>
+        <w:tabs>
+          <w:tab w:val="num" w:pos="5760"/>
+        </w:tabs>
+        <w:ind w:left="5760" w:hanging="360"/>
+      </w:pPr>
+      <w:rPr>
+        <w:rFonts w:ascii="Wingdings" w:hAnsi="Wingdings" w:hint="default"/>
+        <w:sz w:val="20"/>
+      </w:rPr>
+    </w:lvl>
+    <w:lvl w:ilvl="8" w:tentative="1">
+      <w:start w:val="1"/>
+      <w:numFmt w:val="bullet"/>
+      <w:lvlText w:val=""/>
+      <w:lvlJc w:val="left"/>
+      <w:pPr>
+        <w:tabs>
+          <w:tab w:val="num" w:pos="6480"/>
+        </w:tabs>
+        <w:ind w:left="6480" w:hanging="360"/>
+      </w:pPr>
+      <w:rPr>
+        <w:rFonts w:ascii="Wingdings" w:hAnsi="Wingdings" w:hint="default"/>
+        <w:sz w:val="20"/>
+      </w:rPr>
+    </w:lvl>
+  </w:abstractNum>
+  <w:abstractNum w:abstractNumId="30" w15:restartNumberingAfterBreak="0">
+    <w:nsid w:val="72F60C1E"/>
+    <w:multiLevelType w:val="multilevel"/>
+    <w:tmpl w:val="36909348"/>
+    <w:lvl w:ilvl="0">
+      <w:start w:val="1"/>
+      <w:numFmt w:val="bullet"/>
+      <w:lvlText w:val=""/>
+      <w:lvlJc w:val="left"/>
+      <w:pPr>
+        <w:tabs>
+          <w:tab w:val="num" w:pos="720"/>
+        </w:tabs>
+        <w:ind w:left="720" w:hanging="360"/>
+      </w:pPr>
+      <w:rPr>
+        <w:rFonts w:ascii="Symbol" w:hAnsi="Symbol" w:hint="default"/>
+        <w:sz w:val="20"/>
+      </w:rPr>
+    </w:lvl>
+    <w:lvl w:ilvl="1">
+      <w:start w:val="1"/>
+      <w:numFmt w:val="bullet"/>
+      <w:lvlText w:val="o"/>
+      <w:lvlJc w:val="left"/>
+      <w:pPr>
+        <w:tabs>
+          <w:tab w:val="num" w:pos="1440"/>
+        </w:tabs>
+        <w:ind w:left="1440" w:hanging="360"/>
+      </w:pPr>
+      <w:rPr>
+        <w:rFonts w:ascii="Courier New" w:hAnsi="Courier New" w:hint="default"/>
+        <w:sz w:val="20"/>
+      </w:rPr>
+    </w:lvl>
+    <w:lvl w:ilvl="2" w:tentative="1">
+      <w:start w:val="1"/>
+      <w:numFmt w:val="bullet"/>
+      <w:lvlText w:val=""/>
+      <w:lvlJc w:val="left"/>
+      <w:pPr>
+        <w:tabs>
+          <w:tab w:val="num" w:pos="2160"/>
+        </w:tabs>
+        <w:ind w:left="2160" w:hanging="360"/>
+      </w:pPr>
+      <w:rPr>
+        <w:rFonts w:ascii="Wingdings" w:hAnsi="Wingdings" w:hint="default"/>
+        <w:sz w:val="20"/>
+      </w:rPr>
+    </w:lvl>
+    <w:lvl w:ilvl="3" w:tentative="1">
+      <w:start w:val="1"/>
+      <w:numFmt w:val="bullet"/>
+      <w:lvlText w:val=""/>
+      <w:lvlJc w:val="left"/>
+      <w:pPr>
+        <w:tabs>
+          <w:tab w:val="num" w:pos="2880"/>
+        </w:tabs>
+        <w:ind w:left="2880" w:hanging="360"/>
+      </w:pPr>
+      <w:rPr>
+        <w:rFonts w:ascii="Wingdings" w:hAnsi="Wingdings" w:hint="default"/>
+        <w:sz w:val="20"/>
+      </w:rPr>
+    </w:lvl>
+    <w:lvl w:ilvl="4" w:tentative="1">
+      <w:start w:val="1"/>
+      <w:numFmt w:val="bullet"/>
+      <w:lvlText w:val=""/>
+      <w:lvlJc w:val="left"/>
+      <w:pPr>
+        <w:tabs>
+          <w:tab w:val="num" w:pos="3600"/>
+        </w:tabs>
+        <w:ind w:left="3600" w:hanging="360"/>
+      </w:pPr>
+      <w:rPr>
+        <w:rFonts w:ascii="Wingdings" w:hAnsi="Wingdings" w:hint="default"/>
+        <w:sz w:val="20"/>
+      </w:rPr>
+    </w:lvl>
+    <w:lvl w:ilvl="5" w:tentative="1">
+      <w:start w:val="1"/>
+      <w:numFmt w:val="bullet"/>
+      <w:lvlText w:val=""/>
+      <w:lvlJc w:val="left"/>
+      <w:pPr>
+        <w:tabs>
+          <w:tab w:val="num" w:pos="4320"/>
+        </w:tabs>
+        <w:ind w:left="4320" w:hanging="360"/>
+      </w:pPr>
+      <w:rPr>
+        <w:rFonts w:ascii="Wingdings" w:hAnsi="Wingdings" w:hint="default"/>
+        <w:sz w:val="20"/>
+      </w:rPr>
+    </w:lvl>
+    <w:lvl w:ilvl="6" w:tentative="1">
+      <w:start w:val="1"/>
+      <w:numFmt w:val="bullet"/>
+      <w:lvlText w:val=""/>
+      <w:lvlJc w:val="left"/>
+      <w:pPr>
+        <w:tabs>
+          <w:tab w:val="num" w:pos="5040"/>
+        </w:tabs>
+        <w:ind w:left="5040" w:hanging="360"/>
+      </w:pPr>
+      <w:rPr>
+        <w:rFonts w:ascii="Wingdings" w:hAnsi="Wingdings" w:hint="default"/>
+        <w:sz w:val="20"/>
+      </w:rPr>
+    </w:lvl>
+    <w:lvl w:ilvl="7" w:tentative="1">
+      <w:start w:val="1"/>
+      <w:numFmt w:val="bullet"/>
+      <w:lvlText w:val=""/>
+      <w:lvlJc w:val="left"/>
+      <w:pPr>
+        <w:tabs>
+          <w:tab w:val="num" w:pos="5760"/>
+        </w:tabs>
+        <w:ind w:left="5760" w:hanging="360"/>
+      </w:pPr>
+      <w:rPr>
+        <w:rFonts w:ascii="Wingdings" w:hAnsi="Wingdings" w:hint="default"/>
+        <w:sz w:val="20"/>
+      </w:rPr>
+    </w:lvl>
+    <w:lvl w:ilvl="8" w:tentative="1">
+      <w:start w:val="1"/>
+      <w:numFmt w:val="bullet"/>
+      <w:lvlText w:val=""/>
+      <w:lvlJc w:val="left"/>
+      <w:pPr>
+        <w:tabs>
+          <w:tab w:val="num" w:pos="6480"/>
+        </w:tabs>
+        <w:ind w:left="6480" w:hanging="360"/>
+      </w:pPr>
+      <w:rPr>
+        <w:rFonts w:ascii="Wingdings" w:hAnsi="Wingdings" w:hint="default"/>
+        <w:sz w:val="20"/>
+      </w:rPr>
+    </w:lvl>
+  </w:abstractNum>
+  <w:abstractNum w:abstractNumId="31" w15:restartNumberingAfterBreak="0">
+    <w:nsid w:val="73AC5FDE"/>
+    <w:multiLevelType w:val="multilevel"/>
+    <w:tmpl w:val="2CF05446"/>
+    <w:lvl w:ilvl="0">
+      <w:start w:val="1"/>
+      <w:numFmt w:val="bullet"/>
+      <w:lvlText w:val=""/>
+      <w:lvlJc w:val="left"/>
+      <w:pPr>
+        <w:tabs>
+          <w:tab w:val="num" w:pos="720"/>
+        </w:tabs>
+        <w:ind w:left="720" w:hanging="360"/>
+      </w:pPr>
+      <w:rPr>
+        <w:rFonts w:ascii="Symbol" w:hAnsi="Symbol" w:hint="default"/>
+        <w:sz w:val="20"/>
+      </w:rPr>
+    </w:lvl>
+    <w:lvl w:ilvl="1">
+      <w:start w:val="1"/>
+      <w:numFmt w:val="bullet"/>
+      <w:lvlText w:val="o"/>
+      <w:lvlJc w:val="left"/>
+      <w:pPr>
+        <w:tabs>
+          <w:tab w:val="num" w:pos="1440"/>
+        </w:tabs>
+        <w:ind w:left="1440" w:hanging="360"/>
+      </w:pPr>
+      <w:rPr>
+        <w:rFonts w:ascii="Courier New" w:hAnsi="Courier New" w:hint="default"/>
+        <w:sz w:val="20"/>
+      </w:rPr>
+    </w:lvl>
+    <w:lvl w:ilvl="2" w:tentative="1">
+      <w:start w:val="1"/>
+      <w:numFmt w:val="bullet"/>
+      <w:lvlText w:val=""/>
+      <w:lvlJc w:val="left"/>
+      <w:pPr>
+        <w:tabs>
+          <w:tab w:val="num" w:pos="2160"/>
+        </w:tabs>
+        <w:ind w:left="2160" w:hanging="360"/>
+      </w:pPr>
+      <w:rPr>
+        <w:rFonts w:ascii="Wingdings" w:hAnsi="Wingdings" w:hint="default"/>
+        <w:sz w:val="20"/>
+      </w:rPr>
+    </w:lvl>
+    <w:lvl w:ilvl="3" w:tentative="1">
+      <w:start w:val="1"/>
+      <w:numFmt w:val="bullet"/>
+      <w:lvlText w:val=""/>
+      <w:lvlJc w:val="left"/>
+      <w:pPr>
+        <w:tabs>
+          <w:tab w:val="num" w:pos="2880"/>
+        </w:tabs>
+        <w:ind w:left="2880" w:hanging="360"/>
+      </w:pPr>
+      <w:rPr>
+        <w:rFonts w:ascii="Wingdings" w:hAnsi="Wingdings" w:hint="default"/>
+        <w:sz w:val="20"/>
+      </w:rPr>
+    </w:lvl>
+    <w:lvl w:ilvl="4" w:tentative="1">
+      <w:start w:val="1"/>
+      <w:numFmt w:val="bullet"/>
+      <w:lvlText w:val=""/>
+      <w:lvlJc w:val="left"/>
+      <w:pPr>
+        <w:tabs>
+          <w:tab w:val="num" w:pos="3600"/>
+        </w:tabs>
+        <w:ind w:left="3600" w:hanging="360"/>
+      </w:pPr>
+      <w:rPr>
+        <w:rFonts w:ascii="Wingdings" w:hAnsi="Wingdings" w:hint="default"/>
+        <w:sz w:val="20"/>
+      </w:rPr>
+    </w:lvl>
+    <w:lvl w:ilvl="5" w:tentative="1">
+      <w:start w:val="1"/>
+      <w:numFmt w:val="bullet"/>
+      <w:lvlText w:val=""/>
+      <w:lvlJc w:val="left"/>
+      <w:pPr>
+        <w:tabs>
+          <w:tab w:val="num" w:pos="4320"/>
+        </w:tabs>
+        <w:ind w:left="4320" w:hanging="360"/>
+      </w:pPr>
+      <w:rPr>
+        <w:rFonts w:ascii="Wingdings" w:hAnsi="Wingdings" w:hint="default"/>
+        <w:sz w:val="20"/>
+      </w:rPr>
+    </w:lvl>
+    <w:lvl w:ilvl="6" w:tentative="1">
+      <w:start w:val="1"/>
+      <w:numFmt w:val="bullet"/>
+      <w:lvlText w:val=""/>
+      <w:lvlJc w:val="left"/>
+      <w:pPr>
+        <w:tabs>
+          <w:tab w:val="num" w:pos="5040"/>
+        </w:tabs>
+        <w:ind w:left="5040" w:hanging="360"/>
+      </w:pPr>
+      <w:rPr>
+        <w:rFonts w:ascii="Wingdings" w:hAnsi="Wingdings" w:hint="default"/>
+        <w:sz w:val="20"/>
+      </w:rPr>
+    </w:lvl>
+    <w:lvl w:ilvl="7" w:tentative="1">
+      <w:start w:val="1"/>
+      <w:numFmt w:val="bullet"/>
+      <w:lvlText w:val=""/>
+      <w:lvlJc w:val="left"/>
+      <w:pPr>
+        <w:tabs>
+          <w:tab w:val="num" w:pos="5760"/>
+        </w:tabs>
+        <w:ind w:left="5760" w:hanging="360"/>
+      </w:pPr>
+      <w:rPr>
+        <w:rFonts w:ascii="Wingdings" w:hAnsi="Wingdings" w:hint="default"/>
+        <w:sz w:val="20"/>
+      </w:rPr>
+    </w:lvl>
+    <w:lvl w:ilvl="8" w:tentative="1">
+      <w:start w:val="1"/>
+      <w:numFmt w:val="bullet"/>
+      <w:lvlText w:val=""/>
+      <w:lvlJc w:val="left"/>
+      <w:pPr>
+        <w:tabs>
+          <w:tab w:val="num" w:pos="6480"/>
+        </w:tabs>
+        <w:ind w:left="6480" w:hanging="360"/>
+      </w:pPr>
+      <w:rPr>
+        <w:rFonts w:ascii="Wingdings" w:hAnsi="Wingdings" w:hint="default"/>
+        <w:sz w:val="20"/>
+      </w:rPr>
+    </w:lvl>
+  </w:abstractNum>
+  <w:abstractNum w:abstractNumId="32" w15:restartNumberingAfterBreak="0">
     <w:nsid w:val="78EB2B95"/>
     <w:multiLevelType w:val="multilevel"/>
     <w:tmpl w:val="755A9FDA"/>
@@ -4009,7 +6576,7 @@
       </w:pPr>
     </w:lvl>
   </w:abstractNum>
-  <w:abstractNum w:abstractNumId="15" w15:restartNumberingAfterBreak="0">
+  <w:abstractNum w:abstractNumId="33" w15:restartNumberingAfterBreak="0">
     <w:nsid w:val="7E3F18B9"/>
     <w:multiLevelType w:val="hybridMultilevel"/>
     <w:tmpl w:val="590C8958"/>
@@ -4122,59 +6689,113 @@
       </w:rPr>
     </w:lvl>
   </w:abstractNum>
-  <w:num w:numId="1">
+  <w:num w:numId="1" w16cid:durableId="351617180">
+    <w:abstractNumId w:val="15"/>
+  </w:num>
+  <w:num w:numId="2" w16cid:durableId="930160410">
+    <w:abstractNumId w:val="3"/>
+  </w:num>
+  <w:num w:numId="3" w16cid:durableId="1393195779">
+    <w:abstractNumId w:val="32"/>
+  </w:num>
+  <w:num w:numId="4" w16cid:durableId="13922503">
+    <w:abstractNumId w:val="10"/>
+  </w:num>
+  <w:num w:numId="5" w16cid:durableId="356737907">
+    <w:abstractNumId w:val="33"/>
+  </w:num>
+  <w:num w:numId="6" w16cid:durableId="1620409835">
+    <w:abstractNumId w:val="5"/>
+  </w:num>
+  <w:num w:numId="7" w16cid:durableId="1377848477">
+    <w:abstractNumId w:val="28"/>
+  </w:num>
+  <w:num w:numId="8" w16cid:durableId="262107298">
+    <w:abstractNumId w:val="1"/>
+  </w:num>
+  <w:num w:numId="9" w16cid:durableId="349260817">
+    <w:abstractNumId w:val="14"/>
+  </w:num>
+  <w:num w:numId="10" w16cid:durableId="344672977">
+    <w:abstractNumId w:val="17"/>
+  </w:num>
+  <w:num w:numId="11" w16cid:durableId="1744259416">
+    <w:abstractNumId w:val="20"/>
+  </w:num>
+  <w:num w:numId="12" w16cid:durableId="1161920228">
+    <w:abstractNumId w:val="4"/>
+  </w:num>
+  <w:num w:numId="13" w16cid:durableId="2103724819">
+    <w:abstractNumId w:val="11"/>
+  </w:num>
+  <w:num w:numId="14" w16cid:durableId="2072465046">
+    <w:abstractNumId w:val="6"/>
+  </w:num>
+  <w:num w:numId="15" w16cid:durableId="563949968">
+    <w:abstractNumId w:val="18"/>
+  </w:num>
+  <w:num w:numId="16" w16cid:durableId="1300501669">
     <w:abstractNumId w:val="9"/>
   </w:num>
-  <w:num w:numId="2">
-    <w:abstractNumId w:val="1"/>
+  <w:num w:numId="17" w16cid:durableId="198782676">
+    <w:abstractNumId w:val="21"/>
   </w:num>
-  <w:num w:numId="3">
-    <w:abstractNumId w:val="14"/>
+  <w:num w:numId="18" w16cid:durableId="983386997">
+    <w:abstractNumId w:val="23"/>
   </w:num>
-  <w:num w:numId="4">
-    <w:abstractNumId w:val="6"/>
+  <w:num w:numId="19" w16cid:durableId="1710060778">
+    <w:abstractNumId w:val="12"/>
   </w:num>
-  <w:num w:numId="5">
-    <w:abstractNumId w:val="15"/>
+  <w:num w:numId="20" w16cid:durableId="806892287">
+    <w:abstractNumId w:val="31"/>
   </w:num>
-  <w:num w:numId="6">
-    <w:abstractNumId w:val="3"/>
+  <w:num w:numId="21" w16cid:durableId="1522667530">
+    <w:abstractNumId w:val="29"/>
   </w:num>
-  <w:num w:numId="7">
+  <w:num w:numId="22" w16cid:durableId="1189103686">
+    <w:abstractNumId w:val="24"/>
+  </w:num>
+  <w:num w:numId="23" w16cid:durableId="567963006">
+    <w:abstractNumId w:val="22"/>
+  </w:num>
+  <w:num w:numId="24" w16cid:durableId="901866706">
+    <w:abstractNumId w:val="19"/>
+  </w:num>
+  <w:num w:numId="25" w16cid:durableId="1087001026">
+    <w:abstractNumId w:val="25"/>
+  </w:num>
+  <w:num w:numId="26" w16cid:durableId="1019744390">
     <w:abstractNumId w:val="13"/>
   </w:num>
-  <w:num w:numId="8">
-    <w:abstractNumId w:val="0"/>
+  <w:num w:numId="27" w16cid:durableId="2066025564">
+    <w:abstractNumId w:val="7"/>
   </w:num>
-  <w:num w:numId="9">
+  <w:num w:numId="28" w16cid:durableId="563955403">
+    <w:abstractNumId w:val="16"/>
+  </w:num>
+  <w:num w:numId="29" w16cid:durableId="1898055666">
     <w:abstractNumId w:val="8"/>
   </w:num>
-  <w:num w:numId="10">
-    <w:abstractNumId w:val="10"/>
+  <w:num w:numId="30" w16cid:durableId="1388258094">
+    <w:abstractNumId w:val="30"/>
   </w:num>
-  <w:num w:numId="11">
-    <w:abstractNumId w:val="12"/>
+  <w:num w:numId="31" w16cid:durableId="498810717">
+    <w:abstractNumId w:val="26"/>
   </w:num>
-  <w:num w:numId="12">
+  <w:num w:numId="32" w16cid:durableId="2103642972">
     <w:abstractNumId w:val="2"/>
   </w:num>
-  <w:num w:numId="13">
-    <w:abstractNumId w:val="7"/>
+  <w:num w:numId="33" w16cid:durableId="409928943">
+    <w:abstractNumId w:val="27"/>
   </w:num>
-  <w:num w:numId="14">
-    <w:abstractNumId w:val="4"/>
-  </w:num>
-  <w:num w:numId="15">
-    <w:abstractNumId w:val="11"/>
-  </w:num>
-  <w:num w:numId="16">
-    <w:abstractNumId w:val="5"/>
+  <w:num w:numId="34" w16cid:durableId="59138840">
+    <w:abstractNumId w:val="0"/>
   </w:num>
 </w:numbering>
 </file>
 
 <file path=word/styles.xml><?xml version="1.0" encoding="utf-8"?>
-<w:styles xmlns:mc="http://schemas.openxmlformats.org/markup-compatibility/2006" xmlns:r="http://schemas.openxmlformats.org/officeDocument/2006/relationships" xmlns:w="http://schemas.openxmlformats.org/wordprocessingml/2006/main" xmlns:w14="http://schemas.microsoft.com/office/word/2010/wordml" xmlns:w15="http://schemas.microsoft.com/office/word/2012/wordml" xmlns:w16cid="http://schemas.microsoft.com/office/word/2016/wordml/cid" xmlns:w16se="http://schemas.microsoft.com/office/word/2015/wordml/symex" mc:Ignorable="w14 w15 w16se w16cid">
+<w:styles xmlns:mc="http://schemas.openxmlformats.org/markup-compatibility/2006" xmlns:r="http://schemas.openxmlformats.org/officeDocument/2006/relationships" xmlns:w="http://schemas.openxmlformats.org/wordprocessingml/2006/main" xmlns:w14="http://schemas.microsoft.com/office/word/2010/wordml" xmlns:w15="http://schemas.microsoft.com/office/word/2012/wordml" xmlns:w16cex="http://schemas.microsoft.com/office/word/2018/wordml/cex" xmlns:w16cid="http://schemas.microsoft.com/office/word/2016/wordml/cid" xmlns:w16="http://schemas.microsoft.com/office/word/2018/wordml" xmlns:w16du="http://schemas.microsoft.com/office/word/2023/wordml/word16du" xmlns:w16sdtdh="http://schemas.microsoft.com/office/word/2020/wordml/sdtdatahash" xmlns:w16se="http://schemas.microsoft.com/office/word/2015/wordml/symex" mc:Ignorable="w14 w15 w16se w16cid w16 w16cex w16sdtdh w16du">
   <w:docDefaults>
     <w:rPrDefault>
       <w:rPr>
@@ -4190,7 +6811,7 @@
       </w:pPr>
     </w:pPrDefault>
   </w:docDefaults>
-  <w:latentStyles w:defLockedState="0" w:defUIPriority="99" w:defSemiHidden="0" w:defUnhideWhenUsed="0" w:defQFormat="0" w:count="375">
+  <w:latentStyles w:defLockedState="0" w:defUIPriority="99" w:defSemiHidden="0" w:defUnhideWhenUsed="0" w:defQFormat="0" w:count="376">
     <w:lsdException w:name="Normal" w:uiPriority="0" w:qFormat="1"/>
     <w:lsdException w:name="heading 1" w:uiPriority="9" w:qFormat="1"/>
     <w:lsdException w:name="heading 2" w:semiHidden="1" w:uiPriority="9" w:unhideWhenUsed="1" w:qFormat="1"/>
@@ -4566,6 +7187,7 @@
     <w:lsdException w:name="Smart Hyperlink" w:semiHidden="1" w:unhideWhenUsed="1"/>
     <w:lsdException w:name="Hashtag" w:semiHidden="1" w:unhideWhenUsed="1"/>
     <w:lsdException w:name="Unresolved Mention" w:semiHidden="1" w:unhideWhenUsed="1"/>
+    <w:lsdException w:name="Smart Link" w:semiHidden="1" w:unhideWhenUsed="1"/>
   </w:latentStyles>
   <w:style w:type="paragraph" w:default="1" w:styleId="Normal">
     <w:name w:val="Normal"/>
@@ -4617,7 +7239,6 @@
   <w:style w:type="character" w:default="1" w:styleId="Fontepargpadro">
     <w:name w:val="Default Paragraph Font"/>
     <w:uiPriority w:val="1"/>
-    <w:semiHidden/>
     <w:unhideWhenUsed/>
   </w:style>
   <w:style w:type="table" w:default="1" w:styleId="Tabelanormal">

--- a/ConsultaMedica/Sistema de Gerenciamento de Consultas Médicas.docx
+++ b/ConsultaMedica/Sistema de Gerenciamento de Consultas Médicas.docx
@@ -1,6 +1,6 @@
 
 <file path=word/document.xml><?xml version="1.0" encoding="utf-8"?>
-<w:document xmlns:wpc="http://schemas.microsoft.com/office/word/2010/wordprocessingCanvas" xmlns:cx="http://schemas.microsoft.com/office/drawing/2014/chartex" xmlns:cx1="http://schemas.microsoft.com/office/drawing/2015/9/8/chartex" xmlns:cx2="http://schemas.microsoft.com/office/drawing/2015/10/21/chartex" xmlns:cx3="http://schemas.microsoft.com/office/drawing/2016/5/9/chartex" xmlns:cx4="http://schemas.microsoft.com/office/drawing/2016/5/10/chartex" xmlns:cx5="http://schemas.microsoft.com/office/drawing/2016/5/11/chartex" xmlns:cx6="http://schemas.microsoft.com/office/drawing/2016/5/12/chartex" xmlns:cx7="http://schemas.microsoft.com/office/drawing/2016/5/13/chartex" xmlns:cx8="http://schemas.microsoft.com/office/drawing/2016/5/14/chartex" xmlns:mc="http://schemas.openxmlformats.org/markup-compatibility/2006" xmlns:aink="http://schemas.microsoft.com/office/drawing/2016/ink" xmlns:am3d="http://schemas.microsoft.com/office/drawing/2017/model3d" xmlns:o="urn:schemas-microsoft-com:office:office" xmlns:oel="http://schemas.microsoft.com/office/2019/extlst" xmlns:r="http://schemas.openxmlformats.org/officeDocument/2006/relationships" xmlns:m="http://schemas.openxmlformats.org/officeDocument/2006/math" xmlns:v="urn:schemas-microsoft-com:vml" xmlns:wp14="http://schemas.microsoft.com/office/word/2010/wordprocessingDrawing" xmlns:wp="http://schemas.openxmlformats.org/drawingml/2006/wordprocessingDrawing" xmlns:w10="urn:schemas-microsoft-com:office:word" xmlns:w="http://schemas.openxmlformats.org/wordprocessingml/2006/main" xmlns:w14="http://schemas.microsoft.com/office/word/2010/wordml" xmlns:w15="http://schemas.microsoft.com/office/word/2012/wordml" xmlns:w16cex="http://schemas.microsoft.com/office/word/2018/wordml/cex" xmlns:w16cid="http://schemas.microsoft.com/office/word/2016/wordml/cid" xmlns:w16="http://schemas.microsoft.com/office/word/2018/wordml" xmlns:w16du="http://schemas.microsoft.com/office/word/2023/wordml/word16du" xmlns:w16sdtdh="http://schemas.microsoft.com/office/word/2020/wordml/sdtdatahash" xmlns:w16se="http://schemas.microsoft.com/office/word/2015/wordml/symex" xmlns:wpg="http://schemas.microsoft.com/office/word/2010/wordprocessingGroup" xmlns:wpi="http://schemas.microsoft.com/office/word/2010/wordprocessingInk" xmlns:wne="http://schemas.microsoft.com/office/word/2006/wordml" xmlns:wps="http://schemas.microsoft.com/office/word/2010/wordprocessingShape" mc:Ignorable="w14 w15 w16se w16cid w16 w16cex w16sdtdh w16du wp14">
+<w:document xmlns:wpc="http://schemas.microsoft.com/office/word/2010/wordprocessingCanvas" xmlns:cx="http://schemas.microsoft.com/office/drawing/2014/chartex" xmlns:cx1="http://schemas.microsoft.com/office/drawing/2015/9/8/chartex" xmlns:cx2="http://schemas.microsoft.com/office/drawing/2015/10/21/chartex" xmlns:cx3="http://schemas.microsoft.com/office/drawing/2016/5/9/chartex" xmlns:cx4="http://schemas.microsoft.com/office/drawing/2016/5/10/chartex" xmlns:cx5="http://schemas.microsoft.com/office/drawing/2016/5/11/chartex" xmlns:cx6="http://schemas.microsoft.com/office/drawing/2016/5/12/chartex" xmlns:cx7="http://schemas.microsoft.com/office/drawing/2016/5/13/chartex" xmlns:cx8="http://schemas.microsoft.com/office/drawing/2016/5/14/chartex" xmlns:mc="http://schemas.openxmlformats.org/markup-compatibility/2006" xmlns:aink="http://schemas.microsoft.com/office/drawing/2016/ink" xmlns:am3d="http://schemas.microsoft.com/office/drawing/2017/model3d" xmlns:o="urn:schemas-microsoft-com:office:office" xmlns:r="http://schemas.openxmlformats.org/officeDocument/2006/relationships" xmlns:m="http://schemas.openxmlformats.org/officeDocument/2006/math" xmlns:v="urn:schemas-microsoft-com:vml" xmlns:wp14="http://schemas.microsoft.com/office/word/2010/wordprocessingDrawing" xmlns:wp="http://schemas.openxmlformats.org/drawingml/2006/wordprocessingDrawing" xmlns:w10="urn:schemas-microsoft-com:office:word" xmlns:w="http://schemas.openxmlformats.org/wordprocessingml/2006/main" xmlns:w14="http://schemas.microsoft.com/office/word/2010/wordml" xmlns:w15="http://schemas.microsoft.com/office/word/2012/wordml" xmlns:w16cid="http://schemas.microsoft.com/office/word/2016/wordml/cid" xmlns:w16se="http://schemas.microsoft.com/office/word/2015/wordml/symex" xmlns:wpg="http://schemas.microsoft.com/office/word/2010/wordprocessingGroup" xmlns:wpi="http://schemas.microsoft.com/office/word/2010/wordprocessingInk" xmlns:wne="http://schemas.microsoft.com/office/word/2006/wordml" xmlns:wps="http://schemas.microsoft.com/office/word/2010/wordprocessingShape" mc:Ignorable="w14 w15 w16se w16cid wp14">
   <w:body>
     <w:p>
       <w:r>
@@ -27,6 +27,7 @@
       </w:r>
     </w:p>
     <w:p>
+      <w:proofErr w:type="spellStart"/>
       <w:r>
         <w:rPr>
           <w:b/>
@@ -34,6 +35,7 @@
         </w:rPr>
         <w:t>Models</w:t>
       </w:r>
+      <w:proofErr w:type="spellEnd"/>
     </w:p>
     <w:p>
       <w:pPr>
@@ -42,6 +44,7 @@
           <w:numId w:val="23"/>
         </w:numPr>
       </w:pPr>
+      <w:proofErr w:type="spellStart"/>
       <w:r>
         <w:rPr>
           <w:b/>
@@ -49,6 +52,7 @@
         </w:rPr>
         <w:t>User</w:t>
       </w:r>
+      <w:proofErr w:type="spellEnd"/>
     </w:p>
     <w:p>
       <w:pPr>
@@ -57,9 +61,11 @@
           <w:numId w:val="23"/>
         </w:numPr>
       </w:pPr>
+      <w:proofErr w:type="spellStart"/>
       <w:r>
         <w:t>Name</w:t>
       </w:r>
+      <w:proofErr w:type="spellEnd"/>
     </w:p>
     <w:p>
       <w:pPr>
@@ -68,9 +74,11 @@
           <w:numId w:val="23"/>
         </w:numPr>
       </w:pPr>
+      <w:proofErr w:type="spellStart"/>
       <w:r>
         <w:t>Email</w:t>
       </w:r>
+      <w:proofErr w:type="spellEnd"/>
     </w:p>
     <w:p>
       <w:pPr>
@@ -79,9 +87,11 @@
           <w:numId w:val="23"/>
         </w:numPr>
       </w:pPr>
+      <w:proofErr w:type="spellStart"/>
       <w:r>
         <w:t>Password</w:t>
       </w:r>
+      <w:proofErr w:type="spellEnd"/>
     </w:p>
     <w:p>
       <w:pPr>
@@ -102,7 +112,15 @@
         </w:numPr>
       </w:pPr>
       <w:r>
-        <w:t>Tipo usuário (medico, paciente)</w:t>
+        <w:t>Tipo usuário (</w:t>
+      </w:r>
+      <w:proofErr w:type="spellStart"/>
+      <w:r>
+        <w:t>medico</w:t>
+      </w:r>
+      <w:proofErr w:type="spellEnd"/>
+      <w:r>
+        <w:t>, paciente)</w:t>
       </w:r>
     </w:p>
     <w:p>
@@ -222,9 +240,11 @@
           <w:numId w:val="23"/>
         </w:numPr>
       </w:pPr>
+      <w:proofErr w:type="spellStart"/>
       <w:r>
         <w:t>Consulta_id</w:t>
       </w:r>
+      <w:proofErr w:type="spellEnd"/>
     </w:p>
     <w:p>
       <w:pPr>
@@ -233,9 +253,11 @@
           <w:numId w:val="23"/>
         </w:numPr>
       </w:pPr>
+      <w:proofErr w:type="spellStart"/>
       <w:r>
         <w:t>User_id</w:t>
       </w:r>
+      <w:proofErr w:type="spellEnd"/>
     </w:p>
     <w:p>
       <w:pPr>
@@ -244,11 +266,14 @@
           <w:numId w:val="23"/>
         </w:numPr>
       </w:pPr>
+      <w:proofErr w:type="spellStart"/>
       <w:r>
         <w:t>Data_agendamento</w:t>
       </w:r>
-    </w:p>
-    <w:p>
+      <w:proofErr w:type="spellEnd"/>
+    </w:p>
+    <w:p>
+      <w:proofErr w:type="spellStart"/>
       <w:r>
         <w:rPr>
           <w:b/>
@@ -256,6 +281,7 @@
         </w:rPr>
         <w:t>Controllers</w:t>
       </w:r>
+      <w:proofErr w:type="spellEnd"/>
     </w:p>
     <w:p>
       <w:pPr>
@@ -264,6 +290,7 @@
           <w:numId w:val="24"/>
         </w:numPr>
       </w:pPr>
+      <w:proofErr w:type="spellStart"/>
       <w:r>
         <w:rPr>
           <w:b/>
@@ -271,6 +298,7 @@
         </w:rPr>
         <w:t>UserController</w:t>
       </w:r>
+      <w:proofErr w:type="spellEnd"/>
     </w:p>
     <w:p>
       <w:pPr>
@@ -323,6 +351,7 @@
           <w:numId w:val="24"/>
         </w:numPr>
       </w:pPr>
+      <w:proofErr w:type="spellStart"/>
       <w:r>
         <w:rPr>
           <w:b/>
@@ -330,6 +359,7 @@
         </w:rPr>
         <w:t>ConsultaController</w:t>
       </w:r>
+      <w:proofErr w:type="spellEnd"/>
     </w:p>
     <w:p>
       <w:pPr>
@@ -394,6 +424,7 @@
           <w:numId w:val="24"/>
         </w:numPr>
       </w:pPr>
+      <w:proofErr w:type="spellStart"/>
       <w:r>
         <w:rPr>
           <w:b/>
@@ -401,6 +432,7 @@
         </w:rPr>
         <w:t>AgendamentoController</w:t>
       </w:r>
+      <w:proofErr w:type="spellEnd"/>
     </w:p>
     <w:p>
       <w:pPr>
@@ -451,7 +483,31 @@
         </w:numPr>
       </w:pPr>
       <w:r>
-        <w:t>Recebe dados de consulta_id, user_id e data_agendamento.</w:t>
+        <w:t xml:space="preserve">Recebe dados de </w:t>
+      </w:r>
+      <w:proofErr w:type="spellStart"/>
+      <w:r>
+        <w:t>consulta_id</w:t>
+      </w:r>
+      <w:proofErr w:type="spellEnd"/>
+      <w:r>
+        <w:t xml:space="preserve">, </w:t>
+      </w:r>
+      <w:proofErr w:type="spellStart"/>
+      <w:r>
+        <w:t>user_id</w:t>
+      </w:r>
+      <w:proofErr w:type="spellEnd"/>
+      <w:r>
+        <w:t xml:space="preserve"> e </w:t>
+      </w:r>
+      <w:proofErr w:type="spellStart"/>
+      <w:r>
+        <w:t>data_agendamento</w:t>
+      </w:r>
+      <w:proofErr w:type="spellEnd"/>
+      <w:r>
+        <w:t>.</w:t>
       </w:r>
     </w:p>
     <w:p>
@@ -510,7 +566,15 @@
         </w:numPr>
       </w:pPr>
       <w:r>
-        <w:t>Filtra os agendamentos por status, data, e especialidade.</w:t>
+        <w:t xml:space="preserve">Filtra os agendamentos por status, </w:t>
+      </w:r>
+      <w:proofErr w:type="gramStart"/>
+      <w:r>
+        <w:t>data, e especialidade</w:t>
+      </w:r>
+      <w:proofErr w:type="gramEnd"/>
+      <w:r>
+        <w:t>.</w:t>
       </w:r>
     </w:p>
     <w:p>
@@ -521,7 +585,15 @@
         </w:numPr>
       </w:pPr>
       <w:r>
-        <w:t>Exibe agendamentos em uma lista com detalhes como médico, especialidade, data, e horário.</w:t>
+        <w:t xml:space="preserve">Exibe agendamentos em uma lista com detalhes como médico, especialidade, </w:t>
+      </w:r>
+      <w:proofErr w:type="gramStart"/>
+      <w:r>
+        <w:t>data, e horário</w:t>
+      </w:r>
+      <w:proofErr w:type="gramEnd"/>
+      <w:r>
+        <w:t>.</w:t>
       </w:r>
     </w:p>
     <w:p>
@@ -583,8 +655,305 @@
         <w:t>Redireciona o usuário com uma mensagem de sucesso após o cancelamento.</w:t>
       </w:r>
     </w:p>
-    <w:p/>
-    <w:p>
+    <w:p>
+      <w:pPr>
+        <w:numPr>
+          <w:ilvl w:val="0"/>
+          <w:numId w:val="24"/>
+        </w:numPr>
+      </w:pPr>
+      <w:proofErr w:type="spellStart"/>
+      <w:r>
+        <w:rPr>
+          <w:b/>
+          <w:bCs/>
+        </w:rPr>
+        <w:t>ProfileController</w:t>
+      </w:r>
+      <w:proofErr w:type="spellEnd"/>
+    </w:p>
+    <w:p>
+      <w:pPr>
+        <w:numPr>
+          <w:ilvl w:val="1"/>
+          <w:numId w:val="24"/>
+        </w:numPr>
+      </w:pPr>
+      <w:r>
+        <w:rPr>
+          <w:b/>
+          <w:bCs/>
+        </w:rPr>
+        <w:t>Funções:</w:t>
+      </w:r>
+    </w:p>
+    <w:p>
+      <w:pPr>
+        <w:numPr>
+          <w:ilvl w:val="2"/>
+          <w:numId w:val="24"/>
+        </w:numPr>
+      </w:pPr>
+      <w:r>
+        <w:t>index</w:t>
+      </w:r>
+      <w:r>
+        <w:rPr>
+          <w:b/>
+          <w:bCs/>
+        </w:rPr>
+        <w:t>:</w:t>
+      </w:r>
+      <w:r>
+        <w:t xml:space="preserve"> </w:t>
+      </w:r>
+      <w:r>
+        <w:t xml:space="preserve">Exibe a visão do perfil do usuário, mostrando informações como nome, </w:t>
+      </w:r>
+      <w:proofErr w:type="spellStart"/>
+      <w:r>
+        <w:t>email</w:t>
+      </w:r>
+      <w:proofErr w:type="spellEnd"/>
+      <w:r>
+        <w:t xml:space="preserve"> e telefone.</w:t>
+      </w:r>
+    </w:p>
+    <w:p>
+      <w:pPr>
+        <w:numPr>
+          <w:ilvl w:val="2"/>
+          <w:numId w:val="24"/>
+        </w:numPr>
+      </w:pPr>
+      <w:r>
+        <w:t>U</w:t>
+      </w:r>
+      <w:r>
+        <w:t>pdate</w:t>
+      </w:r>
+      <w:proofErr w:type="gramStart"/>
+      <w:r>
+        <w:t>:</w:t>
+      </w:r>
+      <w:r>
+        <w:t xml:space="preserve"> </w:t>
+      </w:r>
+      <w:r>
+        <w:t>)</w:t>
+      </w:r>
+      <w:proofErr w:type="gramEnd"/>
+      <w:r>
+        <w:t xml:space="preserve">`: Atualiza as informações do perfil do usuário, incluindo nome, </w:t>
+      </w:r>
+      <w:proofErr w:type="spellStart"/>
+      <w:r>
+        <w:t>email</w:t>
+      </w:r>
+      <w:proofErr w:type="spellEnd"/>
+      <w:r>
+        <w:t xml:space="preserve"> e telefone, com base nas entradas fornecidas.</w:t>
+      </w:r>
+    </w:p>
+    <w:p>
+      <w:pPr>
+        <w:numPr>
+          <w:ilvl w:val="0"/>
+          <w:numId w:val="24"/>
+        </w:numPr>
+        <w:rPr>
+          <w:b/>
+        </w:rPr>
+      </w:pPr>
+      <w:proofErr w:type="spellStart"/>
+      <w:r>
+        <w:rPr>
+          <w:b/>
+        </w:rPr>
+        <w:t>DashboardController</w:t>
+      </w:r>
+      <w:proofErr w:type="spellEnd"/>
+    </w:p>
+    <w:p>
+      <w:pPr>
+        <w:numPr>
+          <w:ilvl w:val="1"/>
+          <w:numId w:val="24"/>
+        </w:numPr>
+      </w:pPr>
+      <w:r>
+        <w:rPr>
+          <w:b/>
+          <w:bCs/>
+        </w:rPr>
+        <w:t>Funções:</w:t>
+      </w:r>
+    </w:p>
+    <w:p>
+      <w:pPr>
+        <w:numPr>
+          <w:ilvl w:val="2"/>
+          <w:numId w:val="24"/>
+        </w:numPr>
+      </w:pPr>
+      <w:r>
+        <w:t>index</w:t>
+      </w:r>
+      <w:r>
+        <w:rPr>
+          <w:b/>
+          <w:bCs/>
+        </w:rPr>
+        <w:t>:</w:t>
+      </w:r>
+      <w:r>
+        <w:t xml:space="preserve"> </w:t>
+      </w:r>
+      <w:r>
+        <w:t>Exibe a visão geral do painel (dashboard), incluindo a lista de consultas disponíveis e qualquer informação relevante para o usuário autenticado.</w:t>
+      </w:r>
+    </w:p>
+    <w:p>
+      <w:pPr>
+        <w:numPr>
+          <w:ilvl w:val="2"/>
+          <w:numId w:val="24"/>
+        </w:numPr>
+        <w:ind w:left="720"/>
+        <w:rPr>
+          <w:b/>
+        </w:rPr>
+      </w:pPr>
+      <w:proofErr w:type="spellStart"/>
+      <w:r>
+        <w:lastRenderedPageBreak/>
+        <w:t>search</w:t>
+      </w:r>
+      <w:proofErr w:type="spellEnd"/>
+      <w:r>
+        <w:t xml:space="preserve">: </w:t>
+      </w:r>
+      <w:r>
+        <w:t>Processa a pesquisa de consultas com base em critérios fornecidos pelo usuário.</w:t>
+      </w:r>
+    </w:p>
+    <w:p>
+      <w:pPr>
+        <w:rPr>
+          <w:b/>
+          <w:bCs/>
+        </w:rPr>
+      </w:pPr>
+      <w:r>
+        <w:rPr>
+          <w:b/>
+          <w:bCs/>
+        </w:rPr>
+        <w:t xml:space="preserve">Middleware </w:t>
+      </w:r>
+    </w:p>
+    <w:p>
+      <w:pPr>
+        <w:numPr>
+          <w:ilvl w:val="0"/>
+          <w:numId w:val="24"/>
+        </w:numPr>
+      </w:pPr>
+      <w:proofErr w:type="spellStart"/>
+      <w:r>
+        <w:rPr>
+          <w:b/>
+          <w:bCs/>
+        </w:rPr>
+        <w:t>ConsultasMiddleware</w:t>
+      </w:r>
+      <w:proofErr w:type="spellEnd"/>
+    </w:p>
+    <w:p>
+      <w:pPr>
+        <w:ind w:left="720"/>
+      </w:pPr>
+      <w:r>
+        <w:t>V</w:t>
+      </w:r>
+      <w:r>
+        <w:t xml:space="preserve">erifica se o usuário está autenticado antes de permitir o acesso às rotas relacionadas a consultas. Ele assegura que apenas usuários </w:t>
+      </w:r>
+      <w:proofErr w:type="spellStart"/>
+      <w:r>
+        <w:t>logados</w:t>
+      </w:r>
+      <w:proofErr w:type="spellEnd"/>
+      <w:r>
+        <w:t xml:space="preserve"> possam visualizar e interagir com informações de consultas.</w:t>
+      </w:r>
+    </w:p>
+    <w:p>
+      <w:pPr>
+        <w:numPr>
+          <w:ilvl w:val="0"/>
+          <w:numId w:val="24"/>
+        </w:numPr>
+        <w:rPr>
+          <w:b/>
+        </w:rPr>
+      </w:pPr>
+      <w:proofErr w:type="spellStart"/>
+      <w:r>
+        <w:rPr>
+          <w:b/>
+        </w:rPr>
+        <w:t>AgendamentosMiddleware</w:t>
+      </w:r>
+      <w:proofErr w:type="spellEnd"/>
+    </w:p>
+    <w:p>
+      <w:pPr>
+        <w:ind w:left="720"/>
+        <w:rPr>
+          <w:b/>
+        </w:rPr>
+      </w:pPr>
+      <w:r>
+        <w:t>G</w:t>
+      </w:r>
+      <w:r>
+        <w:t>arante que o usuário esteja autenticado e tenha permissões apropriadas antes de acessar rotas para gerenciar agendamentos. Ele é usado para proteger operações de agendamento e cancelamento de consultas.</w:t>
+      </w:r>
+    </w:p>
+    <w:p>
+      <w:pPr>
+        <w:numPr>
+          <w:ilvl w:val="0"/>
+          <w:numId w:val="24"/>
+        </w:numPr>
+        <w:rPr>
+          <w:b/>
+        </w:rPr>
+      </w:pPr>
+      <w:proofErr w:type="spellStart"/>
+      <w:r>
+        <w:rPr>
+          <w:b/>
+        </w:rPr>
+        <w:t>DashboardMiddleware</w:t>
+      </w:r>
+      <w:proofErr w:type="spellEnd"/>
+    </w:p>
+    <w:p>
+      <w:pPr>
+        <w:ind w:left="720"/>
+        <w:rPr>
+          <w:b/>
+        </w:rPr>
+      </w:pPr>
+      <w:r>
+        <w:t>assegura que apenas usuários autenticados e com permissões específicas (por exemplo, tipo de usuário "médico") possam acessar o painel de controle. Ele filtra o acesso com base na autenticação e nas permissões do usuário.</w:t>
+      </w:r>
+    </w:p>
+    <w:p>
+      <w:bookmarkStart w:id="0" w:name="_GoBack"/>
+      <w:bookmarkEnd w:id="0"/>
       <w:r>
         <w:rPr>
           <w:b/>
@@ -675,7 +1044,6 @@
           <w:b/>
           <w:bCs/>
         </w:rPr>
-        <w:lastRenderedPageBreak/>
         <w:t>Disponibilidade de Consultas:</w:t>
       </w:r>
       <w:r>
@@ -766,6 +1134,7 @@
           <w:b/>
           <w:bCs/>
         </w:rPr>
+        <w:lastRenderedPageBreak/>
         <w:t>Desenvolver o sistema em 4 meses:</w:t>
       </w:r>
       <w:r>
@@ -961,7 +1330,6 @@
           <w:b/>
           <w:bCs/>
         </w:rPr>
-        <w:lastRenderedPageBreak/>
         <w:t>Quarto mês:</w:t>
       </w:r>
       <w:r>
@@ -1053,7 +1421,15 @@
         </w:numPr>
       </w:pPr>
       <w:r>
-        <w:t>Reunião de kickoff para definição de requisitos detalhados.</w:t>
+        <w:t xml:space="preserve">Reunião de </w:t>
+      </w:r>
+      <w:proofErr w:type="spellStart"/>
+      <w:r>
+        <w:t>kickoff</w:t>
+      </w:r>
+      <w:proofErr w:type="spellEnd"/>
+      <w:r>
+        <w:t xml:space="preserve"> para definição de requisitos detalhados.</w:t>
       </w:r>
     </w:p>
     <w:p>
@@ -1075,6 +1451,7 @@
         </w:numPr>
       </w:pPr>
       <w:r>
+        <w:lastRenderedPageBreak/>
         <w:t>Definição das tecnologias a serem utilizadas (frameworks, linguagens, banco de dados).</w:t>
       </w:r>
     </w:p>
@@ -1112,7 +1489,23 @@
         </w:numPr>
       </w:pPr>
       <w:r>
-        <w:t>Início do desenvolvimento do backend, com foco na estruturação do projeto e criação do modelo User.</w:t>
+        <w:t xml:space="preserve">Início do desenvolvimento do </w:t>
+      </w:r>
+      <w:proofErr w:type="spellStart"/>
+      <w:r>
+        <w:t>backend</w:t>
+      </w:r>
+      <w:proofErr w:type="spellEnd"/>
+      <w:r>
+        <w:t xml:space="preserve">, com foco na estruturação do projeto e criação do modelo </w:t>
+      </w:r>
+      <w:proofErr w:type="spellStart"/>
+      <w:r>
+        <w:t>User</w:t>
+      </w:r>
+      <w:proofErr w:type="spellEnd"/>
+      <w:r>
+        <w:t>.</w:t>
       </w:r>
     </w:p>
     <w:p>
@@ -1123,7 +1516,15 @@
         </w:numPr>
       </w:pPr>
       <w:r>
-        <w:t>Implementação do CRUD básico para o modelo User.</w:t>
+        <w:t xml:space="preserve">Implementação do CRUD básico para o modelo </w:t>
+      </w:r>
+      <w:proofErr w:type="spellStart"/>
+      <w:r>
+        <w:t>User</w:t>
+      </w:r>
+      <w:proofErr w:type="spellEnd"/>
+      <w:r>
+        <w:t>.</w:t>
       </w:r>
     </w:p>
     <w:p>
@@ -1276,7 +1677,15 @@
         </w:numPr>
       </w:pPr>
       <w:r>
-        <w:t>Desenvolvimento do relacionamento entre User e Consulta (médico, paciente).</w:t>
+        <w:t xml:space="preserve">Desenvolvimento do relacionamento entre </w:t>
+      </w:r>
+      <w:proofErr w:type="spellStart"/>
+      <w:r>
+        <w:t>User</w:t>
+      </w:r>
+      <w:proofErr w:type="spellEnd"/>
+      <w:r>
+        <w:t xml:space="preserve"> e Consulta (médico, paciente).</w:t>
       </w:r>
     </w:p>
     <w:p>
@@ -1302,7 +1711,6 @@
         </w:numPr>
       </w:pPr>
       <w:r>
-        <w:lastRenderedPageBreak/>
         <w:t>Implementação das funcionalidades de filtragem e busca de consultas por data, médico e especialidade.</w:t>
       </w:r>
     </w:p>
@@ -1399,7 +1807,24 @@
         </w:numPr>
       </w:pPr>
       <w:r>
-        <w:t>Integração do frontend com o backend para o módulo de consultas.</w:t>
+        <w:lastRenderedPageBreak/>
+        <w:t xml:space="preserve">Integração do </w:t>
+      </w:r>
+      <w:proofErr w:type="spellStart"/>
+      <w:r>
+        <w:t>frontend</w:t>
+      </w:r>
+      <w:proofErr w:type="spellEnd"/>
+      <w:r>
+        <w:t xml:space="preserve"> com o </w:t>
+      </w:r>
+      <w:proofErr w:type="spellStart"/>
+      <w:r>
+        <w:t>backend</w:t>
+      </w:r>
+      <w:proofErr w:type="spellEnd"/>
+      <w:r>
+        <w:t xml:space="preserve"> para o módulo de consultas.</w:t>
       </w:r>
     </w:p>
     <w:p>
@@ -1622,7 +2047,15 @@
         </w:numPr>
       </w:pPr>
       <w:r>
-        <w:t>Preparação do sistema para o lançamento (deploy, documentação).</w:t>
+        <w:t>Preparação do sistema para o lançamento (</w:t>
+      </w:r>
+      <w:proofErr w:type="spellStart"/>
+      <w:r>
+        <w:t>deploy</w:t>
+      </w:r>
+      <w:proofErr w:type="spellEnd"/>
+      <w:r>
+        <w:t>, documentação).</w:t>
       </w:r>
     </w:p>
     <w:p>
@@ -1646,7 +2079,6 @@
           <w:b/>
           <w:bCs/>
         </w:rPr>
-        <w:lastRenderedPageBreak/>
         <w:t>Semana 13:</w:t>
       </w:r>
     </w:p>
@@ -1743,6 +2175,7 @@
           <w:b/>
           <w:bCs/>
         </w:rPr>
+        <w:lastRenderedPageBreak/>
         <w:t>Semana 15:</w:t>
       </w:r>
     </w:p>
@@ -1897,7 +2330,7 @@
 </file>
 
 <file path=word/numbering.xml><?xml version="1.0" encoding="utf-8"?>
-<w:numbering xmlns:wpc="http://schemas.microsoft.com/office/word/2010/wordprocessingCanvas" xmlns:cx="http://schemas.microsoft.com/office/drawing/2014/chartex" xmlns:cx1="http://schemas.microsoft.com/office/drawing/2015/9/8/chartex" xmlns:cx2="http://schemas.microsoft.com/office/drawing/2015/10/21/chartex" xmlns:cx3="http://schemas.microsoft.com/office/drawing/2016/5/9/chartex" xmlns:cx4="http://schemas.microsoft.com/office/drawing/2016/5/10/chartex" xmlns:cx5="http://schemas.microsoft.com/office/drawing/2016/5/11/chartex" xmlns:cx6="http://schemas.microsoft.com/office/drawing/2016/5/12/chartex" xmlns:cx7="http://schemas.microsoft.com/office/drawing/2016/5/13/chartex" xmlns:cx8="http://schemas.microsoft.com/office/drawing/2016/5/14/chartex" xmlns:mc="http://schemas.openxmlformats.org/markup-compatibility/2006" xmlns:aink="http://schemas.microsoft.com/office/drawing/2016/ink" xmlns:am3d="http://schemas.microsoft.com/office/drawing/2017/model3d" xmlns:o="urn:schemas-microsoft-com:office:office" xmlns:oel="http://schemas.microsoft.com/office/2019/extlst" xmlns:r="http://schemas.openxmlformats.org/officeDocument/2006/relationships" xmlns:m="http://schemas.openxmlformats.org/officeDocument/2006/math" xmlns:v="urn:schemas-microsoft-com:vml" xmlns:wp14="http://schemas.microsoft.com/office/word/2010/wordprocessingDrawing" xmlns:wp="http://schemas.openxmlformats.org/drawingml/2006/wordprocessingDrawing" xmlns:w10="urn:schemas-microsoft-com:office:word" xmlns:w="http://schemas.openxmlformats.org/wordprocessingml/2006/main" xmlns:w14="http://schemas.microsoft.com/office/word/2010/wordml" xmlns:w15="http://schemas.microsoft.com/office/word/2012/wordml" xmlns:w16cex="http://schemas.microsoft.com/office/word/2018/wordml/cex" xmlns:w16cid="http://schemas.microsoft.com/office/word/2016/wordml/cid" xmlns:w16="http://schemas.microsoft.com/office/word/2018/wordml" xmlns:w16du="http://schemas.microsoft.com/office/word/2023/wordml/word16du" xmlns:w16sdtdh="http://schemas.microsoft.com/office/word/2020/wordml/sdtdatahash" xmlns:w16se="http://schemas.microsoft.com/office/word/2015/wordml/symex" xmlns:wpg="http://schemas.microsoft.com/office/word/2010/wordprocessingGroup" xmlns:wpi="http://schemas.microsoft.com/office/word/2010/wordprocessingInk" xmlns:wne="http://schemas.microsoft.com/office/word/2006/wordml" xmlns:wps="http://schemas.microsoft.com/office/word/2010/wordprocessingShape" mc:Ignorable="w14 w15 w16se w16cid w16 w16cex w16sdtdh w16du wp14">
+<w:numbering xmlns:wpc="http://schemas.microsoft.com/office/word/2010/wordprocessingCanvas" xmlns:cx="http://schemas.microsoft.com/office/drawing/2014/chartex" xmlns:cx1="http://schemas.microsoft.com/office/drawing/2015/9/8/chartex" xmlns:cx2="http://schemas.microsoft.com/office/drawing/2015/10/21/chartex" xmlns:cx3="http://schemas.microsoft.com/office/drawing/2016/5/9/chartex" xmlns:cx4="http://schemas.microsoft.com/office/drawing/2016/5/10/chartex" xmlns:cx5="http://schemas.microsoft.com/office/drawing/2016/5/11/chartex" xmlns:cx6="http://schemas.microsoft.com/office/drawing/2016/5/12/chartex" xmlns:cx7="http://schemas.microsoft.com/office/drawing/2016/5/13/chartex" xmlns:cx8="http://schemas.microsoft.com/office/drawing/2016/5/14/chartex" xmlns:mc="http://schemas.openxmlformats.org/markup-compatibility/2006" xmlns:aink="http://schemas.microsoft.com/office/drawing/2016/ink" xmlns:am3d="http://schemas.microsoft.com/office/drawing/2017/model3d" xmlns:o="urn:schemas-microsoft-com:office:office" xmlns:r="http://schemas.openxmlformats.org/officeDocument/2006/relationships" xmlns:m="http://schemas.openxmlformats.org/officeDocument/2006/math" xmlns:v="urn:schemas-microsoft-com:vml" xmlns:wp14="http://schemas.microsoft.com/office/word/2010/wordprocessingDrawing" xmlns:wp="http://schemas.openxmlformats.org/drawingml/2006/wordprocessingDrawing" xmlns:w10="urn:schemas-microsoft-com:office:word" xmlns:w="http://schemas.openxmlformats.org/wordprocessingml/2006/main" xmlns:w14="http://schemas.microsoft.com/office/word/2010/wordml" xmlns:w15="http://schemas.microsoft.com/office/word/2012/wordml" xmlns:w16cid="http://schemas.microsoft.com/office/word/2016/wordml/cid" xmlns:w16se="http://schemas.microsoft.com/office/word/2015/wordml/symex" xmlns:wpg="http://schemas.microsoft.com/office/word/2010/wordprocessingGroup" xmlns:wpi="http://schemas.microsoft.com/office/word/2010/wordprocessingInk" xmlns:wne="http://schemas.microsoft.com/office/word/2006/wordml" xmlns:wps="http://schemas.microsoft.com/office/word/2010/wordprocessingShape" mc:Ignorable="w14 w15 w16se w16cid wp14">
   <w:abstractNum w:abstractNumId="0" w15:restartNumberingAfterBreak="0">
     <w:nsid w:val="01570ECF"/>
     <w:multiLevelType w:val="multilevel"/>
@@ -6689,113 +7122,113 @@
       </w:rPr>
     </w:lvl>
   </w:abstractNum>
-  <w:num w:numId="1" w16cid:durableId="351617180">
+  <w:num w:numId="1">
     <w:abstractNumId w:val="15"/>
   </w:num>
-  <w:num w:numId="2" w16cid:durableId="930160410">
+  <w:num w:numId="2">
     <w:abstractNumId w:val="3"/>
   </w:num>
-  <w:num w:numId="3" w16cid:durableId="1393195779">
+  <w:num w:numId="3">
     <w:abstractNumId w:val="32"/>
   </w:num>
-  <w:num w:numId="4" w16cid:durableId="13922503">
+  <w:num w:numId="4">
     <w:abstractNumId w:val="10"/>
   </w:num>
-  <w:num w:numId="5" w16cid:durableId="356737907">
+  <w:num w:numId="5">
     <w:abstractNumId w:val="33"/>
   </w:num>
-  <w:num w:numId="6" w16cid:durableId="1620409835">
+  <w:num w:numId="6">
     <w:abstractNumId w:val="5"/>
   </w:num>
-  <w:num w:numId="7" w16cid:durableId="1377848477">
+  <w:num w:numId="7">
     <w:abstractNumId w:val="28"/>
   </w:num>
-  <w:num w:numId="8" w16cid:durableId="262107298">
+  <w:num w:numId="8">
     <w:abstractNumId w:val="1"/>
   </w:num>
-  <w:num w:numId="9" w16cid:durableId="349260817">
+  <w:num w:numId="9">
     <w:abstractNumId w:val="14"/>
   </w:num>
-  <w:num w:numId="10" w16cid:durableId="344672977">
+  <w:num w:numId="10">
     <w:abstractNumId w:val="17"/>
   </w:num>
-  <w:num w:numId="11" w16cid:durableId="1744259416">
+  <w:num w:numId="11">
     <w:abstractNumId w:val="20"/>
   </w:num>
-  <w:num w:numId="12" w16cid:durableId="1161920228">
+  <w:num w:numId="12">
     <w:abstractNumId w:val="4"/>
   </w:num>
-  <w:num w:numId="13" w16cid:durableId="2103724819">
+  <w:num w:numId="13">
     <w:abstractNumId w:val="11"/>
   </w:num>
-  <w:num w:numId="14" w16cid:durableId="2072465046">
+  <w:num w:numId="14">
     <w:abstractNumId w:val="6"/>
   </w:num>
-  <w:num w:numId="15" w16cid:durableId="563949968">
+  <w:num w:numId="15">
     <w:abstractNumId w:val="18"/>
   </w:num>
-  <w:num w:numId="16" w16cid:durableId="1300501669">
+  <w:num w:numId="16">
     <w:abstractNumId w:val="9"/>
   </w:num>
-  <w:num w:numId="17" w16cid:durableId="198782676">
+  <w:num w:numId="17">
     <w:abstractNumId w:val="21"/>
   </w:num>
-  <w:num w:numId="18" w16cid:durableId="983386997">
+  <w:num w:numId="18">
     <w:abstractNumId w:val="23"/>
   </w:num>
-  <w:num w:numId="19" w16cid:durableId="1710060778">
+  <w:num w:numId="19">
     <w:abstractNumId w:val="12"/>
   </w:num>
-  <w:num w:numId="20" w16cid:durableId="806892287">
+  <w:num w:numId="20">
     <w:abstractNumId w:val="31"/>
   </w:num>
-  <w:num w:numId="21" w16cid:durableId="1522667530">
+  <w:num w:numId="21">
     <w:abstractNumId w:val="29"/>
   </w:num>
-  <w:num w:numId="22" w16cid:durableId="1189103686">
+  <w:num w:numId="22">
     <w:abstractNumId w:val="24"/>
   </w:num>
-  <w:num w:numId="23" w16cid:durableId="567963006">
+  <w:num w:numId="23">
     <w:abstractNumId w:val="22"/>
   </w:num>
-  <w:num w:numId="24" w16cid:durableId="901866706">
+  <w:num w:numId="24">
     <w:abstractNumId w:val="19"/>
   </w:num>
-  <w:num w:numId="25" w16cid:durableId="1087001026">
+  <w:num w:numId="25">
     <w:abstractNumId w:val="25"/>
   </w:num>
-  <w:num w:numId="26" w16cid:durableId="1019744390">
+  <w:num w:numId="26">
     <w:abstractNumId w:val="13"/>
   </w:num>
-  <w:num w:numId="27" w16cid:durableId="2066025564">
+  <w:num w:numId="27">
     <w:abstractNumId w:val="7"/>
   </w:num>
-  <w:num w:numId="28" w16cid:durableId="563955403">
+  <w:num w:numId="28">
     <w:abstractNumId w:val="16"/>
   </w:num>
-  <w:num w:numId="29" w16cid:durableId="1898055666">
+  <w:num w:numId="29">
     <w:abstractNumId w:val="8"/>
   </w:num>
-  <w:num w:numId="30" w16cid:durableId="1388258094">
+  <w:num w:numId="30">
     <w:abstractNumId w:val="30"/>
   </w:num>
-  <w:num w:numId="31" w16cid:durableId="498810717">
+  <w:num w:numId="31">
     <w:abstractNumId w:val="26"/>
   </w:num>
-  <w:num w:numId="32" w16cid:durableId="2103642972">
+  <w:num w:numId="32">
     <w:abstractNumId w:val="2"/>
   </w:num>
-  <w:num w:numId="33" w16cid:durableId="409928943">
+  <w:num w:numId="33">
     <w:abstractNumId w:val="27"/>
   </w:num>
-  <w:num w:numId="34" w16cid:durableId="59138840">
+  <w:num w:numId="34">
     <w:abstractNumId w:val="0"/>
   </w:num>
 </w:numbering>
 </file>
 
 <file path=word/styles.xml><?xml version="1.0" encoding="utf-8"?>
-<w:styles xmlns:mc="http://schemas.openxmlformats.org/markup-compatibility/2006" xmlns:r="http://schemas.openxmlformats.org/officeDocument/2006/relationships" xmlns:w="http://schemas.openxmlformats.org/wordprocessingml/2006/main" xmlns:w14="http://schemas.microsoft.com/office/word/2010/wordml" xmlns:w15="http://schemas.microsoft.com/office/word/2012/wordml" xmlns:w16cex="http://schemas.microsoft.com/office/word/2018/wordml/cex" xmlns:w16cid="http://schemas.microsoft.com/office/word/2016/wordml/cid" xmlns:w16="http://schemas.microsoft.com/office/word/2018/wordml" xmlns:w16du="http://schemas.microsoft.com/office/word/2023/wordml/word16du" xmlns:w16sdtdh="http://schemas.microsoft.com/office/word/2020/wordml/sdtdatahash" xmlns:w16se="http://schemas.microsoft.com/office/word/2015/wordml/symex" mc:Ignorable="w14 w15 w16se w16cid w16 w16cex w16sdtdh w16du">
+<w:styles xmlns:mc="http://schemas.openxmlformats.org/markup-compatibility/2006" xmlns:r="http://schemas.openxmlformats.org/officeDocument/2006/relationships" xmlns:w="http://schemas.openxmlformats.org/wordprocessingml/2006/main" xmlns:w14="http://schemas.microsoft.com/office/word/2010/wordml" xmlns:w15="http://schemas.microsoft.com/office/word/2012/wordml" xmlns:w16cid="http://schemas.microsoft.com/office/word/2016/wordml/cid" xmlns:w16se="http://schemas.microsoft.com/office/word/2015/wordml/symex" mc:Ignorable="w14 w15 w16se w16cid">
   <w:docDefaults>
     <w:rPrDefault>
       <w:rPr>
@@ -6811,7 +7244,7 @@
       </w:pPr>
     </w:pPrDefault>
   </w:docDefaults>
-  <w:latentStyles w:defLockedState="0" w:defUIPriority="99" w:defSemiHidden="0" w:defUnhideWhenUsed="0" w:defQFormat="0" w:count="376">
+  <w:latentStyles w:defLockedState="0" w:defUIPriority="99" w:defSemiHidden="0" w:defUnhideWhenUsed="0" w:defQFormat="0" w:count="375">
     <w:lsdException w:name="Normal" w:uiPriority="0" w:qFormat="1"/>
     <w:lsdException w:name="heading 1" w:uiPriority="9" w:qFormat="1"/>
     <w:lsdException w:name="heading 2" w:semiHidden="1" w:uiPriority="9" w:unhideWhenUsed="1" w:qFormat="1"/>
@@ -7187,7 +7620,6 @@
     <w:lsdException w:name="Smart Hyperlink" w:semiHidden="1" w:unhideWhenUsed="1"/>
     <w:lsdException w:name="Hashtag" w:semiHidden="1" w:unhideWhenUsed="1"/>
     <w:lsdException w:name="Unresolved Mention" w:semiHidden="1" w:unhideWhenUsed="1"/>
-    <w:lsdException w:name="Smart Link" w:semiHidden="1" w:unhideWhenUsed="1"/>
   </w:latentStyles>
   <w:style w:type="paragraph" w:default="1" w:styleId="Normal">
     <w:name w:val="Normal"/>
@@ -7239,6 +7671,7 @@
   <w:style w:type="character" w:default="1" w:styleId="Fontepargpadro">
     <w:name w:val="Default Paragraph Font"/>
     <w:uiPriority w:val="1"/>
+    <w:semiHidden/>
     <w:unhideWhenUsed/>
   </w:style>
   <w:style w:type="table" w:default="1" w:styleId="Tabelanormal">

--- a/ConsultaMedica/Sistema de Gerenciamento de Consultas Médicas.docx
+++ b/ConsultaMedica/Sistema de Gerenciamento de Consultas Médicas.docx
@@ -336,12 +336,74 @@
     <w:p>
       <w:pPr>
         <w:numPr>
+          <w:ilvl w:val="0"/>
+          <w:numId w:val="24"/>
+        </w:numPr>
+      </w:pPr>
+      <w:proofErr w:type="spellStart"/>
+      <w:r>
+        <w:rPr>
+          <w:b/>
+          <w:bCs/>
+        </w:rPr>
+        <w:t>ConsultaController</w:t>
+      </w:r>
+      <w:proofErr w:type="spellEnd"/>
+    </w:p>
+    <w:p>
+      <w:pPr>
+        <w:numPr>
           <w:ilvl w:val="1"/>
           <w:numId w:val="24"/>
         </w:numPr>
       </w:pPr>
       <w:r>
-        <w:t>Recuperação de senha</w:t>
+        <w:t>Agendamento de consultas</w:t>
+      </w:r>
+    </w:p>
+    <w:p>
+      <w:pPr>
+        <w:numPr>
+          <w:ilvl w:val="1"/>
+          <w:numId w:val="24"/>
+        </w:numPr>
+      </w:pPr>
+      <w:r>
+        <w:t>Edição de consultas agendadas</w:t>
+      </w:r>
+    </w:p>
+    <w:p>
+      <w:pPr>
+        <w:numPr>
+          <w:ilvl w:val="1"/>
+          <w:numId w:val="24"/>
+        </w:numPr>
+      </w:pPr>
+      <w:r>
+        <w:t>Cancelamento de consultas</w:t>
+      </w:r>
+    </w:p>
+    <w:p>
+      <w:pPr>
+        <w:numPr>
+          <w:ilvl w:val="1"/>
+          <w:numId w:val="24"/>
+        </w:numPr>
+      </w:pPr>
+      <w:r>
+        <w:lastRenderedPageBreak/>
+        <w:t>Visualização de consultas por status (agendadas, canceladas, concluídas, pendentes)</w:t>
+      </w:r>
+    </w:p>
+    <w:p>
+      <w:pPr>
+        <w:numPr>
+          <w:ilvl w:val="1"/>
+          <w:numId w:val="24"/>
+        </w:numPr>
+      </w:pPr>
+      <w:r>
+        <w:t>Filtro de consultas por data, médico e especialidade</w:t>
       </w:r>
     </w:p>
     <w:p>
@@ -357,7 +419,7 @@
           <w:b/>
           <w:bCs/>
         </w:rPr>
-        <w:t>ConsultaController</w:t>
+        <w:t>AgendamentoController</w:t>
       </w:r>
       <w:proofErr w:type="spellEnd"/>
     </w:p>
@@ -369,8 +431,241 @@
         </w:numPr>
       </w:pPr>
       <w:r>
-        <w:t>Agendamento de consultas</w:t>
-      </w:r>
+        <w:rPr>
+          <w:b/>
+          <w:bCs/>
+        </w:rPr>
+        <w:t>Funções:</w:t>
+      </w:r>
+    </w:p>
+    <w:p>
+      <w:pPr>
+        <w:numPr>
+          <w:ilvl w:val="2"/>
+          <w:numId w:val="24"/>
+        </w:numPr>
+      </w:pPr>
+      <w:r>
+        <w:rPr>
+          <w:b/>
+          <w:bCs/>
+        </w:rPr>
+        <w:t>Armazenar Agendamento:</w:t>
+      </w:r>
+    </w:p>
+    <w:p>
+      <w:pPr>
+        <w:numPr>
+          <w:ilvl w:val="3"/>
+          <w:numId w:val="24"/>
+        </w:numPr>
+      </w:pPr>
+      <w:r>
+        <w:t>Cria um novo agendamento associando uma consulta a um usuário.</w:t>
+      </w:r>
+    </w:p>
+    <w:p>
+      <w:pPr>
+        <w:numPr>
+          <w:ilvl w:val="3"/>
+          <w:numId w:val="24"/>
+        </w:numPr>
+      </w:pPr>
+      <w:r>
+        <w:t xml:space="preserve">Recebe dados de </w:t>
+      </w:r>
+      <w:proofErr w:type="spellStart"/>
+      <w:r>
+        <w:t>consulta_id</w:t>
+      </w:r>
+      <w:proofErr w:type="spellEnd"/>
+      <w:r>
+        <w:t xml:space="preserve">, </w:t>
+      </w:r>
+      <w:proofErr w:type="spellStart"/>
+      <w:r>
+        <w:t>user_id</w:t>
+      </w:r>
+      <w:proofErr w:type="spellEnd"/>
+      <w:r>
+        <w:t xml:space="preserve"> e </w:t>
+      </w:r>
+      <w:proofErr w:type="spellStart"/>
+      <w:r>
+        <w:t>data_agendamento</w:t>
+      </w:r>
+      <w:proofErr w:type="spellEnd"/>
+      <w:r>
+        <w:t>.</w:t>
+      </w:r>
+    </w:p>
+    <w:p>
+      <w:pPr>
+        <w:numPr>
+          <w:ilvl w:val="3"/>
+          <w:numId w:val="24"/>
+        </w:numPr>
+      </w:pPr>
+      <w:r>
+        <w:t>Valida e salva o agendamento no banco de dados.</w:t>
+      </w:r>
+    </w:p>
+    <w:p>
+      <w:pPr>
+        <w:numPr>
+          <w:ilvl w:val="3"/>
+          <w:numId w:val="24"/>
+        </w:numPr>
+      </w:pPr>
+      <w:r>
+        <w:t>Redireciona o usuário com uma mensagem de sucesso após o agendamento.</w:t>
+      </w:r>
+    </w:p>
+    <w:p>
+      <w:pPr>
+        <w:numPr>
+          <w:ilvl w:val="2"/>
+          <w:numId w:val="24"/>
+        </w:numPr>
+      </w:pPr>
+      <w:r>
+        <w:rPr>
+          <w:b/>
+          <w:bCs/>
+        </w:rPr>
+        <w:t>Visualizar Agendamentos:</w:t>
+      </w:r>
+    </w:p>
+    <w:p>
+      <w:pPr>
+        <w:numPr>
+          <w:ilvl w:val="3"/>
+          <w:numId w:val="24"/>
+        </w:numPr>
+      </w:pPr>
+      <w:r>
+        <w:t>Permite que o usuário visualize seus agendamentos.</w:t>
+      </w:r>
+    </w:p>
+    <w:p>
+      <w:pPr>
+        <w:numPr>
+          <w:ilvl w:val="3"/>
+          <w:numId w:val="24"/>
+        </w:numPr>
+      </w:pPr>
+      <w:r>
+        <w:t xml:space="preserve">Filtra os agendamentos por </w:t>
+      </w:r>
+      <w:r>
+        <w:t>nome</w:t>
+      </w:r>
+      <w:r>
+        <w:t xml:space="preserve">, </w:t>
+      </w:r>
+      <w:r>
+        <w:t>CRM</w:t>
+      </w:r>
+      <w:bookmarkStart w:id="0" w:name="_GoBack"/>
+      <w:bookmarkEnd w:id="0"/>
+      <w:r>
+        <w:t>, e especialidade.</w:t>
+      </w:r>
+    </w:p>
+    <w:p>
+      <w:pPr>
+        <w:numPr>
+          <w:ilvl w:val="3"/>
+          <w:numId w:val="24"/>
+        </w:numPr>
+      </w:pPr>
+      <w:r>
+        <w:t xml:space="preserve">Exibe agendamentos em uma lista com detalhes como médico, especialidade, </w:t>
+      </w:r>
+      <w:proofErr w:type="gramStart"/>
+      <w:r>
+        <w:t>data, e horário</w:t>
+      </w:r>
+      <w:proofErr w:type="gramEnd"/>
+      <w:r>
+        <w:t>.</w:t>
+      </w:r>
+    </w:p>
+    <w:p>
+      <w:pPr>
+        <w:numPr>
+          <w:ilvl w:val="2"/>
+          <w:numId w:val="24"/>
+        </w:numPr>
+      </w:pPr>
+      <w:r>
+        <w:rPr>
+          <w:b/>
+          <w:bCs/>
+        </w:rPr>
+        <w:t>Cancelar Agendamento:</w:t>
+      </w:r>
+    </w:p>
+    <w:p>
+      <w:pPr>
+        <w:numPr>
+          <w:ilvl w:val="3"/>
+          <w:numId w:val="24"/>
+        </w:numPr>
+      </w:pPr>
+      <w:r>
+        <w:t>Permite que um agendamento seja cancelado.</w:t>
+      </w:r>
+    </w:p>
+    <w:p>
+      <w:pPr>
+        <w:numPr>
+          <w:ilvl w:val="3"/>
+          <w:numId w:val="24"/>
+        </w:numPr>
+      </w:pPr>
+      <w:r>
+        <w:t>Recebe o id do agendamento a ser cancelado.</w:t>
+      </w:r>
+    </w:p>
+    <w:p>
+      <w:pPr>
+        <w:numPr>
+          <w:ilvl w:val="3"/>
+          <w:numId w:val="24"/>
+        </w:numPr>
+      </w:pPr>
+      <w:r>
+        <w:t>Atualiza o status do agendamento para 'cancelado'.</w:t>
+      </w:r>
+    </w:p>
+    <w:p>
+      <w:pPr>
+        <w:numPr>
+          <w:ilvl w:val="3"/>
+          <w:numId w:val="24"/>
+        </w:numPr>
+      </w:pPr>
+      <w:r>
+        <w:t>Redireciona o usuário com uma mensagem de sucesso após o cancelamento.</w:t>
+      </w:r>
+    </w:p>
+    <w:p>
+      <w:pPr>
+        <w:numPr>
+          <w:ilvl w:val="0"/>
+          <w:numId w:val="24"/>
+        </w:numPr>
+      </w:pPr>
+      <w:proofErr w:type="spellStart"/>
+      <w:r>
+        <w:rPr>
+          <w:b/>
+          <w:bCs/>
+        </w:rPr>
+        <w:t>ProfileController</w:t>
+      </w:r>
+      <w:proofErr w:type="spellEnd"/>
     </w:p>
     <w:p>
       <w:pPr>
@@ -380,8 +675,96 @@
         </w:numPr>
       </w:pPr>
       <w:r>
-        <w:t>Edição de consultas agendadas</w:t>
-      </w:r>
+        <w:rPr>
+          <w:b/>
+          <w:bCs/>
+        </w:rPr>
+        <w:t>Funções:</w:t>
+      </w:r>
+    </w:p>
+    <w:p>
+      <w:pPr>
+        <w:numPr>
+          <w:ilvl w:val="2"/>
+          <w:numId w:val="24"/>
+        </w:numPr>
+      </w:pPr>
+      <w:r>
+        <w:t>index</w:t>
+      </w:r>
+      <w:r>
+        <w:rPr>
+          <w:b/>
+          <w:bCs/>
+        </w:rPr>
+        <w:t>:</w:t>
+      </w:r>
+      <w:r>
+        <w:t xml:space="preserve"> </w:t>
+      </w:r>
+      <w:r>
+        <w:t xml:space="preserve">Exibe a visão do perfil do usuário, mostrando informações como nome, </w:t>
+      </w:r>
+      <w:proofErr w:type="spellStart"/>
+      <w:r>
+        <w:t>email</w:t>
+      </w:r>
+      <w:proofErr w:type="spellEnd"/>
+      <w:r>
+        <w:t xml:space="preserve"> e telefone.</w:t>
+      </w:r>
+    </w:p>
+    <w:p>
+      <w:pPr>
+        <w:numPr>
+          <w:ilvl w:val="2"/>
+          <w:numId w:val="24"/>
+        </w:numPr>
+      </w:pPr>
+      <w:r>
+        <w:t>Update</w:t>
+      </w:r>
+      <w:proofErr w:type="gramStart"/>
+      <w:r>
+        <w:t>:</w:t>
+      </w:r>
+      <w:r>
+        <w:t xml:space="preserve"> </w:t>
+      </w:r>
+      <w:r>
+        <w:t>)</w:t>
+      </w:r>
+      <w:proofErr w:type="gramEnd"/>
+      <w:r>
+        <w:t xml:space="preserve">`: Atualiza as informações do perfil do usuário, incluindo nome, </w:t>
+      </w:r>
+      <w:proofErr w:type="spellStart"/>
+      <w:r>
+        <w:t>email</w:t>
+      </w:r>
+      <w:proofErr w:type="spellEnd"/>
+      <w:r>
+        <w:t xml:space="preserve"> e telefone, com base nas entradas fornecidas.</w:t>
+      </w:r>
+    </w:p>
+    <w:p>
+      <w:pPr>
+        <w:numPr>
+          <w:ilvl w:val="0"/>
+          <w:numId w:val="24"/>
+        </w:numPr>
+        <w:rPr>
+          <w:b/>
+        </w:rPr>
+      </w:pPr>
+      <w:proofErr w:type="spellStart"/>
+      <w:r>
+        <w:rPr>
+          <w:b/>
+        </w:rPr>
+        <w:t>DashboardController</w:t>
+      </w:r>
+      <w:proofErr w:type="spellEnd"/>
     </w:p>
     <w:p>
       <w:pPr>
@@ -391,30 +774,71 @@
         </w:numPr>
       </w:pPr>
       <w:r>
-        <w:t>Cancelamento de consultas</w:t>
-      </w:r>
-    </w:p>
-    <w:p>
-      <w:pPr>
-        <w:numPr>
-          <w:ilvl w:val="1"/>
+        <w:rPr>
+          <w:b/>
+          <w:bCs/>
+        </w:rPr>
+        <w:t>Funções:</w:t>
+      </w:r>
+    </w:p>
+    <w:p>
+      <w:pPr>
+        <w:numPr>
+          <w:ilvl w:val="2"/>
           <w:numId w:val="24"/>
         </w:numPr>
       </w:pPr>
       <w:r>
+        <w:t>index</w:t>
+      </w:r>
+      <w:r>
+        <w:rPr>
+          <w:b/>
+          <w:bCs/>
+        </w:rPr>
+        <w:t>:</w:t>
+      </w:r>
+      <w:r>
+        <w:t xml:space="preserve"> </w:t>
+      </w:r>
+      <w:r>
+        <w:t>Exibe a visão geral do painel (dashboard), incluindo a lista de consultas disponíveis e qualquer informação relevante para o usuário autenticado.</w:t>
+      </w:r>
+    </w:p>
+    <w:p>
+      <w:pPr>
+        <w:numPr>
+          <w:ilvl w:val="2"/>
+          <w:numId w:val="24"/>
+        </w:numPr>
+        <w:ind w:left="720"/>
+        <w:rPr>
+          <w:b/>
+        </w:rPr>
+      </w:pPr>
+      <w:proofErr w:type="spellStart"/>
+      <w:r>
         <w:lastRenderedPageBreak/>
-        <w:t>Visualização de consultas por status (agendadas, canceladas, concluídas, pendentes)</w:t>
-      </w:r>
-    </w:p>
-    <w:p>
-      <w:pPr>
-        <w:numPr>
-          <w:ilvl w:val="1"/>
-          <w:numId w:val="24"/>
-        </w:numPr>
-      </w:pPr>
-      <w:r>
-        <w:t>Filtro de consultas por data, médico e especialidade</w:t>
+        <w:t>search</w:t>
+      </w:r>
+      <w:proofErr w:type="spellEnd"/>
+      <w:r>
+        <w:t>: Processa a pesquisa de consultas com base em critérios fornecidos pelo usuário.</w:t>
+      </w:r>
+    </w:p>
+    <w:p>
+      <w:pPr>
+        <w:rPr>
+          <w:b/>
+          <w:bCs/>
+        </w:rPr>
+      </w:pPr>
+      <w:r>
+        <w:rPr>
+          <w:b/>
+          <w:bCs/>
+        </w:rPr>
+        <w:t xml:space="preserve">Middleware </w:t>
       </w:r>
     </w:p>
     <w:p>
@@ -430,229 +854,24 @@
           <w:b/>
           <w:bCs/>
         </w:rPr>
-        <w:t>AgendamentoController</w:t>
+        <w:t>ConsultasMiddleware</w:t>
       </w:r>
       <w:proofErr w:type="spellEnd"/>
     </w:p>
     <w:p>
       <w:pPr>
-        <w:numPr>
-          <w:ilvl w:val="1"/>
-          <w:numId w:val="24"/>
-        </w:numPr>
-      </w:pPr>
-      <w:r>
-        <w:rPr>
-          <w:b/>
-          <w:bCs/>
-        </w:rPr>
-        <w:t>Funções:</w:t>
-      </w:r>
-    </w:p>
-    <w:p>
-      <w:pPr>
-        <w:numPr>
-          <w:ilvl w:val="2"/>
-          <w:numId w:val="24"/>
-        </w:numPr>
-      </w:pPr>
-      <w:r>
-        <w:rPr>
-          <w:b/>
-          <w:bCs/>
-        </w:rPr>
-        <w:t>Armazenar Agendamento:</w:t>
-      </w:r>
-    </w:p>
-    <w:p>
-      <w:pPr>
-        <w:numPr>
-          <w:ilvl w:val="3"/>
-          <w:numId w:val="24"/>
-        </w:numPr>
-      </w:pPr>
-      <w:r>
-        <w:t>Cria um novo agendamento associando uma consulta a um usuário.</w:t>
-      </w:r>
-    </w:p>
-    <w:p>
-      <w:pPr>
-        <w:numPr>
-          <w:ilvl w:val="3"/>
-          <w:numId w:val="24"/>
-        </w:numPr>
-      </w:pPr>
-      <w:r>
-        <w:t xml:space="preserve">Recebe dados de </w:t>
+        <w:ind w:left="720"/>
+      </w:pPr>
+      <w:r>
+        <w:t xml:space="preserve">Verifica se o usuário está autenticado antes de permitir o acesso às rotas relacionadas a consultas. Ele assegura que apenas usuários </w:t>
       </w:r>
       <w:proofErr w:type="spellStart"/>
       <w:r>
-        <w:t>consulta_id</w:t>
+        <w:t>logados</w:t>
       </w:r>
       <w:proofErr w:type="spellEnd"/>
       <w:r>
-        <w:t xml:space="preserve">, </w:t>
-      </w:r>
-      <w:proofErr w:type="spellStart"/>
-      <w:r>
-        <w:t>user_id</w:t>
-      </w:r>
-      <w:proofErr w:type="spellEnd"/>
-      <w:r>
-        <w:t xml:space="preserve"> e </w:t>
-      </w:r>
-      <w:proofErr w:type="spellStart"/>
-      <w:r>
-        <w:t>data_agendamento</w:t>
-      </w:r>
-      <w:proofErr w:type="spellEnd"/>
-      <w:r>
-        <w:t>.</w:t>
-      </w:r>
-    </w:p>
-    <w:p>
-      <w:pPr>
-        <w:numPr>
-          <w:ilvl w:val="3"/>
-          <w:numId w:val="24"/>
-        </w:numPr>
-      </w:pPr>
-      <w:r>
-        <w:t>Valida e salva o agendamento no banco de dados.</w:t>
-      </w:r>
-    </w:p>
-    <w:p>
-      <w:pPr>
-        <w:numPr>
-          <w:ilvl w:val="3"/>
-          <w:numId w:val="24"/>
-        </w:numPr>
-      </w:pPr>
-      <w:r>
-        <w:t>Redireciona o usuário com uma mensagem de sucesso após o agendamento.</w:t>
-      </w:r>
-    </w:p>
-    <w:p>
-      <w:pPr>
-        <w:numPr>
-          <w:ilvl w:val="2"/>
-          <w:numId w:val="24"/>
-        </w:numPr>
-      </w:pPr>
-      <w:r>
-        <w:rPr>
-          <w:b/>
-          <w:bCs/>
-        </w:rPr>
-        <w:t>Visualizar Agendamentos:</w:t>
-      </w:r>
-    </w:p>
-    <w:p>
-      <w:pPr>
-        <w:numPr>
-          <w:ilvl w:val="3"/>
-          <w:numId w:val="24"/>
-        </w:numPr>
-      </w:pPr>
-      <w:r>
-        <w:t>Permite que o usuário visualize seus agendamentos.</w:t>
-      </w:r>
-    </w:p>
-    <w:p>
-      <w:pPr>
-        <w:numPr>
-          <w:ilvl w:val="3"/>
-          <w:numId w:val="24"/>
-        </w:numPr>
-      </w:pPr>
-      <w:r>
-        <w:t xml:space="preserve">Filtra os agendamentos por status, </w:t>
-      </w:r>
-      <w:proofErr w:type="gramStart"/>
-      <w:r>
-        <w:t>data, e especialidade</w:t>
-      </w:r>
-      <w:proofErr w:type="gramEnd"/>
-      <w:r>
-        <w:t>.</w:t>
-      </w:r>
-    </w:p>
-    <w:p>
-      <w:pPr>
-        <w:numPr>
-          <w:ilvl w:val="3"/>
-          <w:numId w:val="24"/>
-        </w:numPr>
-      </w:pPr>
-      <w:r>
-        <w:t xml:space="preserve">Exibe agendamentos em uma lista com detalhes como médico, especialidade, </w:t>
-      </w:r>
-      <w:proofErr w:type="gramStart"/>
-      <w:r>
-        <w:t>data, e horário</w:t>
-      </w:r>
-      <w:proofErr w:type="gramEnd"/>
-      <w:r>
-        <w:t>.</w:t>
-      </w:r>
-    </w:p>
-    <w:p>
-      <w:pPr>
-        <w:numPr>
-          <w:ilvl w:val="2"/>
-          <w:numId w:val="24"/>
-        </w:numPr>
-      </w:pPr>
-      <w:r>
-        <w:rPr>
-          <w:b/>
-          <w:bCs/>
-        </w:rPr>
-        <w:t>Cancelar Agendamento:</w:t>
-      </w:r>
-    </w:p>
-    <w:p>
-      <w:pPr>
-        <w:numPr>
-          <w:ilvl w:val="3"/>
-          <w:numId w:val="24"/>
-        </w:numPr>
-      </w:pPr>
-      <w:r>
-        <w:t>Permite que um agendamento seja cancelado.</w:t>
-      </w:r>
-    </w:p>
-    <w:p>
-      <w:pPr>
-        <w:numPr>
-          <w:ilvl w:val="3"/>
-          <w:numId w:val="24"/>
-        </w:numPr>
-      </w:pPr>
-      <w:r>
-        <w:t>Recebe o id do agendamento a ser cancelado.</w:t>
-      </w:r>
-    </w:p>
-    <w:p>
-      <w:pPr>
-        <w:numPr>
-          <w:ilvl w:val="3"/>
-          <w:numId w:val="24"/>
-        </w:numPr>
-      </w:pPr>
-      <w:r>
-        <w:t>Atualiza o status do agendamento para 'cancelado'.</w:t>
-      </w:r>
-    </w:p>
-    <w:p>
-      <w:pPr>
-        <w:numPr>
-          <w:ilvl w:val="3"/>
-          <w:numId w:val="24"/>
-        </w:numPr>
-      </w:pPr>
-      <w:r>
-        <w:t>Redireciona o usuário com uma mensagem de sucesso após o cancelamento.</w:t>
+        <w:t xml:space="preserve"> possam visualizar e interagir com informações de consultas.</w:t>
       </w:r>
     </w:p>
     <w:p>
@@ -661,98 +880,28 @@
           <w:ilvl w:val="0"/>
           <w:numId w:val="24"/>
         </w:numPr>
+        <w:rPr>
+          <w:b/>
+        </w:rPr>
       </w:pPr>
       <w:proofErr w:type="spellStart"/>
       <w:r>
         <w:rPr>
           <w:b/>
-          <w:bCs/>
-        </w:rPr>
-        <w:t>ProfileController</w:t>
+        </w:rPr>
+        <w:t>AgendamentosMiddleware</w:t>
       </w:r>
       <w:proofErr w:type="spellEnd"/>
     </w:p>
     <w:p>
       <w:pPr>
-        <w:numPr>
-          <w:ilvl w:val="1"/>
-          <w:numId w:val="24"/>
-        </w:numPr>
-      </w:pPr>
-      <w:r>
-        <w:rPr>
-          <w:b/>
-          <w:bCs/>
-        </w:rPr>
-        <w:t>Funções:</w:t>
-      </w:r>
-    </w:p>
-    <w:p>
-      <w:pPr>
-        <w:numPr>
-          <w:ilvl w:val="2"/>
-          <w:numId w:val="24"/>
-        </w:numPr>
-      </w:pPr>
-      <w:r>
-        <w:t>index</w:t>
-      </w:r>
-      <w:r>
-        <w:rPr>
-          <w:b/>
-          <w:bCs/>
-        </w:rPr>
-        <w:t>:</w:t>
-      </w:r>
-      <w:r>
-        <w:t xml:space="preserve"> </w:t>
-      </w:r>
-      <w:r>
-        <w:t xml:space="preserve">Exibe a visão do perfil do usuário, mostrando informações como nome, </w:t>
-      </w:r>
-      <w:proofErr w:type="spellStart"/>
-      <w:r>
-        <w:t>email</w:t>
-      </w:r>
-      <w:proofErr w:type="spellEnd"/>
-      <w:r>
-        <w:t xml:space="preserve"> e telefone.</w:t>
-      </w:r>
-    </w:p>
-    <w:p>
-      <w:pPr>
-        <w:numPr>
-          <w:ilvl w:val="2"/>
-          <w:numId w:val="24"/>
-        </w:numPr>
-      </w:pPr>
-      <w:r>
-        <w:t>U</w:t>
-      </w:r>
-      <w:r>
-        <w:t>pdate</w:t>
-      </w:r>
-      <w:proofErr w:type="gramStart"/>
-      <w:r>
-        <w:t>:</w:t>
-      </w:r>
-      <w:r>
-        <w:t xml:space="preserve"> </w:t>
-      </w:r>
-      <w:r>
-        <w:t>)</w:t>
-      </w:r>
-      <w:proofErr w:type="gramEnd"/>
-      <w:r>
-        <w:t xml:space="preserve">`: Atualiza as informações do perfil do usuário, incluindo nome, </w:t>
-      </w:r>
-      <w:proofErr w:type="spellStart"/>
-      <w:r>
-        <w:t>email</w:t>
-      </w:r>
-      <w:proofErr w:type="spellEnd"/>
-      <w:r>
-        <w:t xml:space="preserve"> e telefone, com base nas entradas fornecidas.</w:t>
+        <w:ind w:left="720"/>
+        <w:rPr>
+          <w:b/>
+        </w:rPr>
+      </w:pPr>
+      <w:r>
+        <w:t>Garante que o usuário esteja autenticado e tenha permissões apropriadas antes de acessar rotas para gerenciar agendamentos. Ele é usado para proteger operações de agendamento e cancelamento de consultas.</w:t>
       </w:r>
     </w:p>
     <w:p>
@@ -770,190 +919,25 @@
         <w:rPr>
           <w:b/>
         </w:rPr>
-        <w:t>DashboardController</w:t>
+        <w:t>DashboardMiddleware</w:t>
       </w:r>
       <w:proofErr w:type="spellEnd"/>
     </w:p>
     <w:p>
       <w:pPr>
-        <w:numPr>
-          <w:ilvl w:val="1"/>
-          <w:numId w:val="24"/>
-        </w:numPr>
-      </w:pPr>
-      <w:r>
-        <w:rPr>
-          <w:b/>
-          <w:bCs/>
-        </w:rPr>
-        <w:t>Funções:</w:t>
-      </w:r>
-    </w:p>
-    <w:p>
-      <w:pPr>
-        <w:numPr>
-          <w:ilvl w:val="2"/>
-          <w:numId w:val="24"/>
-        </w:numPr>
-      </w:pPr>
-      <w:r>
-        <w:t>index</w:t>
-      </w:r>
-      <w:r>
-        <w:rPr>
-          <w:b/>
-          <w:bCs/>
-        </w:rPr>
-        <w:t>:</w:t>
-      </w:r>
-      <w:r>
-        <w:t xml:space="preserve"> </w:t>
-      </w:r>
-      <w:r>
-        <w:t>Exibe a visão geral do painel (dashboard), incluindo a lista de consultas disponíveis e qualquer informação relevante para o usuário autenticado.</w:t>
-      </w:r>
-    </w:p>
-    <w:p>
-      <w:pPr>
-        <w:numPr>
-          <w:ilvl w:val="2"/>
-          <w:numId w:val="24"/>
-        </w:numPr>
         <w:ind w:left="720"/>
         <w:rPr>
           <w:b/>
         </w:rPr>
       </w:pPr>
-      <w:proofErr w:type="spellStart"/>
-      <w:r>
-        <w:lastRenderedPageBreak/>
-        <w:t>search</w:t>
-      </w:r>
-      <w:proofErr w:type="spellEnd"/>
-      <w:r>
-        <w:t xml:space="preserve">: </w:t>
-      </w:r>
-      <w:r>
-        <w:t>Processa a pesquisa de consultas com base em critérios fornecidos pelo usuário.</w:t>
-      </w:r>
-    </w:p>
-    <w:p>
-      <w:pPr>
-        <w:rPr>
-          <w:b/>
-          <w:bCs/>
-        </w:rPr>
-      </w:pPr>
-      <w:r>
-        <w:rPr>
-          <w:b/>
-          <w:bCs/>
-        </w:rPr>
-        <w:t xml:space="preserve">Middleware </w:t>
-      </w:r>
-    </w:p>
-    <w:p>
-      <w:pPr>
-        <w:numPr>
-          <w:ilvl w:val="0"/>
-          <w:numId w:val="24"/>
-        </w:numPr>
-      </w:pPr>
-      <w:proofErr w:type="spellStart"/>
-      <w:r>
-        <w:rPr>
-          <w:b/>
-          <w:bCs/>
-        </w:rPr>
-        <w:t>ConsultasMiddleware</w:t>
-      </w:r>
-      <w:proofErr w:type="spellEnd"/>
-    </w:p>
-    <w:p>
-      <w:pPr>
-        <w:ind w:left="720"/>
-      </w:pPr>
-      <w:r>
-        <w:t>V</w:t>
-      </w:r>
-      <w:r>
-        <w:t xml:space="preserve">erifica se o usuário está autenticado antes de permitir o acesso às rotas relacionadas a consultas. Ele assegura que apenas usuários </w:t>
-      </w:r>
-      <w:proofErr w:type="spellStart"/>
-      <w:r>
-        <w:t>logados</w:t>
-      </w:r>
-      <w:proofErr w:type="spellEnd"/>
-      <w:r>
-        <w:t xml:space="preserve"> possam visualizar e interagir com informações de consultas.</w:t>
-      </w:r>
-    </w:p>
-    <w:p>
-      <w:pPr>
-        <w:numPr>
-          <w:ilvl w:val="0"/>
-          <w:numId w:val="24"/>
-        </w:numPr>
-        <w:rPr>
-          <w:b/>
-        </w:rPr>
-      </w:pPr>
-      <w:proofErr w:type="spellStart"/>
-      <w:r>
-        <w:rPr>
-          <w:b/>
-        </w:rPr>
-        <w:t>AgendamentosMiddleware</w:t>
-      </w:r>
-      <w:proofErr w:type="spellEnd"/>
-    </w:p>
-    <w:p>
-      <w:pPr>
-        <w:ind w:left="720"/>
-        <w:rPr>
-          <w:b/>
-        </w:rPr>
-      </w:pPr>
-      <w:r>
-        <w:t>G</w:t>
-      </w:r>
-      <w:r>
-        <w:t>arante que o usuário esteja autenticado e tenha permissões apropriadas antes de acessar rotas para gerenciar agendamentos. Ele é usado para proteger operações de agendamento e cancelamento de consultas.</w:t>
-      </w:r>
-    </w:p>
-    <w:p>
-      <w:pPr>
-        <w:numPr>
-          <w:ilvl w:val="0"/>
-          <w:numId w:val="24"/>
-        </w:numPr>
-        <w:rPr>
-          <w:b/>
-        </w:rPr>
-      </w:pPr>
-      <w:proofErr w:type="spellStart"/>
-      <w:r>
-        <w:rPr>
-          <w:b/>
-        </w:rPr>
-        <w:t>DashboardMiddleware</w:t>
-      </w:r>
-      <w:proofErr w:type="spellEnd"/>
-    </w:p>
-    <w:p>
-      <w:pPr>
-        <w:ind w:left="720"/>
-        <w:rPr>
-          <w:b/>
-        </w:rPr>
-      </w:pPr>
-      <w:r>
-        <w:t>assegura que apenas usuários autenticados e com permissões específicas (por exemplo, tipo de usuário "médico") possam acessar o painel de controle. Ele filtra o acesso com base na autenticação e nas permissões do usuário.</w:t>
-      </w:r>
-    </w:p>
-    <w:p>
-      <w:bookmarkStart w:id="0" w:name="_GoBack"/>
-      <w:bookmarkEnd w:id="0"/>
+      <w:r>
+        <w:t>A</w:t>
+      </w:r>
+      <w:r>
+        <w:t>ssegura que apenas usuários autenticados e com permissões específicas (por exemplo, tipo de usuário "médico") possam acessar o painel de controle. Ele filtra o acesso com base na autenticação e nas permissões do usuário.</w:t>
+      </w:r>
+    </w:p>
+    <w:p>
       <w:r>
         <w:rPr>
           <w:b/>
